--- a/fuentes/228147_CF02_DU.docx
+++ b/fuentes/228147_CF02_DU.docx
@@ -1,6 +1,6 @@
 
 <file path=word/document.xml><?xml version="1.0" encoding="utf-8"?>
-<w:document xmlns:wpc="http://schemas.microsoft.com/office/word/2010/wordprocessingCanvas" xmlns:cx="http://schemas.microsoft.com/office/drawing/2014/chartex" xmlns:cx1="http://schemas.microsoft.com/office/drawing/2015/9/8/chartex" xmlns:cx2="http://schemas.microsoft.com/office/drawing/2015/10/21/chartex" xmlns:cx3="http://schemas.microsoft.com/office/drawing/2016/5/9/chartex" xmlns:cx4="http://schemas.microsoft.com/office/drawing/2016/5/10/chartex" xmlns:cx5="http://schemas.microsoft.com/office/drawing/2016/5/11/chartex" xmlns:cx6="http://schemas.microsoft.com/office/drawing/2016/5/12/chartex" xmlns:cx7="http://schemas.microsoft.com/office/drawing/2016/5/13/chartex" xmlns:cx8="http://schemas.microsoft.com/office/drawing/2016/5/14/chartex" xmlns:mc="http://schemas.openxmlformats.org/markup-compatibility/2006" xmlns:aink="http://schemas.microsoft.com/office/drawing/2016/ink" xmlns:am3d="http://schemas.microsoft.com/office/drawing/2017/model3d" xmlns:o="urn:schemas-microsoft-com:office:office" xmlns:r="http://schemas.openxmlformats.org/officeDocument/2006/relationships" xmlns:m="http://schemas.openxmlformats.org/officeDocument/2006/math" xmlns:v="urn:schemas-microsoft-com:vml" xmlns:wp14="http://schemas.microsoft.com/office/word/2010/wordprocessingDrawing" xmlns:wp="http://schemas.openxmlformats.org/drawingml/2006/wordprocessingDrawing" xmlns:w10="urn:schemas-microsoft-com:office:word" xmlns:w="http://schemas.openxmlformats.org/wordprocessingml/2006/main" xmlns:w14="http://schemas.microsoft.com/office/word/2010/wordml" xmlns:w15="http://schemas.microsoft.com/office/word/2012/wordml" xmlns:w16cex="http://schemas.microsoft.com/office/word/2018/wordml/cex" xmlns:w16cid="http://schemas.microsoft.com/office/word/2016/wordml/cid" xmlns:w16="http://schemas.microsoft.com/office/word/2018/wordml" xmlns:w16sdtdh="http://schemas.microsoft.com/office/word/2020/wordml/sdtdatahash" xmlns:w16se="http://schemas.microsoft.com/office/word/2015/wordml/symex" xmlns:wpg="http://schemas.microsoft.com/office/word/2010/wordprocessingGroup" xmlns:wpi="http://schemas.microsoft.com/office/word/2010/wordprocessingInk" xmlns:wne="http://schemas.microsoft.com/office/word/2006/wordml" xmlns:wps="http://schemas.microsoft.com/office/word/2010/wordprocessingShape" mc:Ignorable="w14 w15 w16se w16cid w16 w16cex w16sdtdh wp14">
+<w:document xmlns:wpc="http://schemas.microsoft.com/office/word/2010/wordprocessingCanvas" xmlns:cx="http://schemas.microsoft.com/office/drawing/2014/chartex" xmlns:cx1="http://schemas.microsoft.com/office/drawing/2015/9/8/chartex" xmlns:cx2="http://schemas.microsoft.com/office/drawing/2015/10/21/chartex" xmlns:cx3="http://schemas.microsoft.com/office/drawing/2016/5/9/chartex" xmlns:cx4="http://schemas.microsoft.com/office/drawing/2016/5/10/chartex" xmlns:cx5="http://schemas.microsoft.com/office/drawing/2016/5/11/chartex" xmlns:cx6="http://schemas.microsoft.com/office/drawing/2016/5/12/chartex" xmlns:cx7="http://schemas.microsoft.com/office/drawing/2016/5/13/chartex" xmlns:cx8="http://schemas.microsoft.com/office/drawing/2016/5/14/chartex" xmlns:mc="http://schemas.openxmlformats.org/markup-compatibility/2006" xmlns:aink="http://schemas.microsoft.com/office/drawing/2016/ink" xmlns:am3d="http://schemas.microsoft.com/office/drawing/2017/model3d" xmlns:o="urn:schemas-microsoft-com:office:office" xmlns:r="http://schemas.openxmlformats.org/officeDocument/2006/relationships" xmlns:m="http://schemas.openxmlformats.org/officeDocument/2006/math" xmlns:v="urn:schemas-microsoft-com:vml" xmlns:wp14="http://schemas.microsoft.com/office/word/2010/wordprocessingDrawing" xmlns:wp="http://schemas.openxmlformats.org/drawingml/2006/wordprocessingDrawing" xmlns:w10="urn:schemas-microsoft-com:office:word" xmlns:w="http://schemas.openxmlformats.org/wordprocessingml/2006/main" xmlns:w14="http://schemas.microsoft.com/office/word/2010/wordml" xmlns:w15="http://schemas.microsoft.com/office/word/2012/wordml" xmlns:w16cex="http://schemas.microsoft.com/office/word/2018/wordml/cex" xmlns:w16cid="http://schemas.microsoft.com/office/word/2016/wordml/cid" xmlns:w16="http://schemas.microsoft.com/office/word/2018/wordml" xmlns:w16se="http://schemas.microsoft.com/office/word/2015/wordml/symex" xmlns:wpg="http://schemas.microsoft.com/office/word/2010/wordprocessingGroup" xmlns:wpi="http://schemas.microsoft.com/office/word/2010/wordprocessingInk" xmlns:wne="http://schemas.microsoft.com/office/word/2006/wordml" xmlns:wps="http://schemas.microsoft.com/office/word/2010/wordprocessingShape" mc:Ignorable="w14 w15 w16se w16cid w16 w16cex wp14">
   <w:body>
     <w:p>
       <w:pPr>
@@ -210,7 +210,7 @@
               </wp:anchor>
             </w:drawing>
           </mc:Choice>
-          <mc:Fallback xmlns:a="http://schemas.openxmlformats.org/drawingml/2006/main" xmlns:adec="http://schemas.microsoft.com/office/drawing/2017/decorative" xmlns:pic="http://schemas.openxmlformats.org/drawingml/2006/picture" xmlns:a14="http://schemas.microsoft.com/office/drawing/2010/main" xmlns:oel="http://schemas.microsoft.com/office/2019/extlst">
+          <mc:Fallback xmlns:oel="http://schemas.microsoft.com/office/2019/extlst" xmlns:a14="http://schemas.microsoft.com/office/drawing/2010/main" xmlns:pic="http://schemas.openxmlformats.org/drawingml/2006/picture" xmlns:adec="http://schemas.microsoft.com/office/drawing/2017/decorative" xmlns:a="http://schemas.openxmlformats.org/drawingml/2006/main" xmlns:w16sdtdh="http://schemas.microsoft.com/office/word/2020/wordml/sdtdatahash">
             <w:pict w14:anchorId="33DE155D">
               <v:rect id="Rectángulo 3" style="position:absolute;margin-left:-55.7pt;margin-top:26.5pt;width:613.85pt;height:204pt;z-index:-251655168;visibility:visible;mso-wrap-style:square;mso-height-percent:0;mso-wrap-distance-left:9pt;mso-wrap-distance-top:0;mso-wrap-distance-right:9pt;mso-wrap-distance-bottom:0;mso-position-horizontal:absolute;mso-position-horizontal-relative:text;mso-position-vertical:absolute;mso-position-vertical-relative:text;mso-height-percent:0;mso-height-relative:margin;v-text-anchor:middle" alt="&quot;&quot;" o:spid="_x0000_s1026" fillcolor="#00314d" stroked="f" strokeweight="1pt" w14:anchorId="04BF2410" o:gfxdata="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"/>
             </w:pict>
@@ -307,7 +307,7 @@
               </wp:anchor>
             </w:drawing>
           </mc:Choice>
-          <mc:Fallback>
+          <mc:Fallback xmlns:w16sdtdh="http://schemas.microsoft.com/office/word/2020/wordml/sdtdatahash">
             <w:pict>
               <v:shapetype w14:anchorId="2E2DABF6" id="_x0000_t202" coordsize="21600,21600" o:spt="202" path="m,l,21600r21600,l21600,xe">
                 <v:stroke joinstyle="miter"/>
@@ -1703,7 +1703,6 @@
         <w:rPr>
           <w:lang w:val="es-ES_tradnl"/>
         </w:rPr>
-        <w:lastRenderedPageBreak/>
         <w:t>Introducción</w:t>
       </w:r>
       <w:bookmarkEnd w:id="0"/>
@@ -1731,23 +1730,7 @@
           <w:rStyle w:val="Extranjerismo"/>
           <w:lang w:val="es-ES_tradnl"/>
         </w:rPr>
-        <w:t xml:space="preserve">PCI Security </w:t>
-      </w:r>
-      <w:proofErr w:type="spellStart"/>
-      <w:r>
-        <w:rPr>
-          <w:rStyle w:val="Extranjerismo"/>
-          <w:lang w:val="es-ES_tradnl"/>
-        </w:rPr>
-        <w:t>Standards</w:t>
-      </w:r>
-      <w:proofErr w:type="spellEnd"/>
-      <w:r>
-        <w:rPr>
-          <w:rStyle w:val="Extranjerismo"/>
-          <w:lang w:val="es-ES_tradnl"/>
-        </w:rPr>
-        <w:t xml:space="preserve"> Council</w:t>
+        <w:t>PCI Security Standards Council</w:t>
       </w:r>
       <w:r>
         <w:rPr>
@@ -2017,21 +2000,7 @@
               <w:rPr>
                 <w:lang w:val="es-ES_tradnl"/>
               </w:rPr>
-              <w:t xml:space="preserve">Finalmente, implementar un plan de ciberseguridad a nivel organizacional requiere personal experimentado que comprenda </w:t>
-            </w:r>
-            <w:proofErr w:type="gramStart"/>
-            <w:r>
-              <w:rPr>
-                <w:lang w:val="es-ES_tradnl"/>
-              </w:rPr>
-              <w:t>que</w:t>
-            </w:r>
-            <w:proofErr w:type="gramEnd"/>
-            <w:r>
-              <w:rPr>
-                <w:lang w:val="es-ES_tradnl"/>
-              </w:rPr>
-              <w:t xml:space="preserve"> entre todos los factores, el factor humano es uno de los más urgentes de atender.</w:t>
+              <w:t>Finalmente, implementar un plan de ciberseguridad a nivel organizacional requiere personal experimentado que comprenda que entre todos los factores, el factor humano es uno de los más urgentes de atender.</w:t>
             </w:r>
           </w:p>
         </w:tc>
@@ -2118,21 +2087,7 @@
         <w:rPr>
           <w:lang w:val="es-ES_tradnl" w:eastAsia="es-CO"/>
         </w:rPr>
-        <w:t xml:space="preserve">Examinar los riesgos y su impacto potencial permite a las organizaciones crear objetivos estratégicos y disminuir el riesgo de </w:t>
-      </w:r>
-      <w:proofErr w:type="spellStart"/>
-      <w:r>
-        <w:rPr>
-          <w:lang w:val="es-ES_tradnl" w:eastAsia="es-CO"/>
-        </w:rPr>
-        <w:t>ciberamenazas</w:t>
-      </w:r>
-      <w:proofErr w:type="spellEnd"/>
-      <w:r>
-        <w:rPr>
-          <w:lang w:val="es-ES_tradnl" w:eastAsia="es-CO"/>
-        </w:rPr>
-        <w:t>. Cuando un marco de gestión de riesgos se implementa correctamente, permite a las organizaciones comprender mejor la gama completa de riesgos a los que se enfrentan.</w:t>
+        <w:t>Examinar los riesgos y su impacto potencial permite a las organizaciones crear objetivos estratégicos y disminuir el riesgo de ciberamenazas. Cuando un marco de gestión de riesgos se implementa correctamente, permite a las organizaciones comprender mejor la gama completa de riesgos a los que se enfrentan.</w:t>
       </w:r>
     </w:p>
     <w:p>
@@ -2176,7 +2131,6 @@
         <w:rPr>
           <w:lang w:val="es-ES_tradnl"/>
         </w:rPr>
-        <w:lastRenderedPageBreak/>
         <w:t>1.1 Privilegios de acceso y seguridad de la información</w:t>
       </w:r>
       <w:bookmarkEnd w:id="2"/>
@@ -2205,6 +2159,13 @@
           <w:lang w:val="es-ES_tradnl" w:eastAsia="es-CO"/>
         </w:rPr>
         <w:t>software</w:t>
+      </w:r>
+      <w:r>
+        <w:rPr>
+          <w:rStyle w:val="Extranjerismo"/>
+          <w:lang w:val="es-ES_tradnl" w:eastAsia="es-CO"/>
+        </w:rPr>
+        <w:t>s</w:t>
       </w:r>
       <w:r>
         <w:rPr>
@@ -2247,10 +2208,10 @@
           <w:noProof/>
         </w:rPr>
         <w:drawing>
-          <wp:inline distT="0" distB="0" distL="0" distR="0" wp14:anchorId="424841EA" wp14:editId="0940FE39">
-            <wp:extent cx="6332220" cy="2400935"/>
-            <wp:effectExtent l="0" t="0" r="0" b="0"/>
-            <wp:docPr id="1202036395" name="Imagen 1" descr="Figura que menciona las preguntas a tener en cuenta al momento de desear proteger la información. El contenido de esta se relaciona debajo de la imagen."/>
+          <wp:inline distT="0" distB="0" distL="0" distR="0" wp14:anchorId="350C3088" wp14:editId="4B0A2632">
+            <wp:extent cx="6332220" cy="2683510"/>
+            <wp:effectExtent l="0" t="0" r="0" b="2540"/>
+            <wp:docPr id="1" name="Gráfico 1" descr="Figura que menciona las preguntas a tener en cuenta al momento de desear proteger la información. El contenido de esta se relaciona debajo de la imagen."/>
             <wp:cNvGraphicFramePr>
               <a:graphicFrameLocks xmlns:a="http://schemas.openxmlformats.org/drawingml/2006/main" noChangeAspect="1"/>
             </wp:cNvGraphicFramePr>
@@ -2258,11 +2219,17 @@
               <a:graphicData uri="http://schemas.openxmlformats.org/drawingml/2006/picture">
                 <pic:pic xmlns:pic="http://schemas.openxmlformats.org/drawingml/2006/picture">
                   <pic:nvPicPr>
-                    <pic:cNvPr id="1202036395" name="Imagen 1" descr="Figura que menciona las preguntas a tener en cuenta al momento de desear proteger la información. El contenido de esta se relaciona debajo de la imagen."/>
+                    <pic:cNvPr id="1" name="Gráfico 1" descr="Figura que menciona las preguntas a tener en cuenta al momento de desear proteger la información. El contenido de esta se relaciona debajo de la imagen."/>
                     <pic:cNvPicPr/>
                   </pic:nvPicPr>
                   <pic:blipFill>
-                    <a:blip r:embed="rId15"/>
+                    <a:blip r:embed="rId15">
+                      <a:extLst>
+                        <a:ext uri="{96DAC541-7B7A-43D3-8B79-37D633B846F1}">
+                          <asvg:svgBlip xmlns:asvg="http://schemas.microsoft.com/office/drawing/2016/SVG/main" r:embed="rId16"/>
+                        </a:ext>
+                      </a:extLst>
+                    </a:blip>
                     <a:stretch>
                       <a:fillRect/>
                     </a:stretch>
@@ -2270,7 +2237,7 @@
                   <pic:spPr>
                     <a:xfrm>
                       <a:off x="0" y="0"/>
-                      <a:ext cx="6332220" cy="2400935"/>
+                      <a:ext cx="6332220" cy="2683510"/>
                     </a:xfrm>
                     <a:prstGeom prst="rect">
                       <a:avLst/>
@@ -2317,7 +2284,6 @@
         <w:rPr>
           <w:lang w:val="es-ES_tradnl" w:eastAsia="es-CO"/>
         </w:rPr>
-        <w:lastRenderedPageBreak/>
         <w:t>¿Quién debe acceder a los datos de su empresa?</w:t>
       </w:r>
     </w:p>
@@ -2411,7 +2377,13 @@
         <w:rPr>
           <w:lang w:val="es-ES_tradnl" w:eastAsia="es-CO"/>
         </w:rPr>
-        <w:t>El control de acceso es un método para garantizar que los usuarios son quienes dicen ser y que tienen el acceso adecuado a los datos de la empresa. A un alto nivel, el control de acceso es una restricción selectiva del acceso a los datos. Consta de dos componentes principales: autenticación y autorización:</w:t>
+        <w:t>El control de acceso es un método para garantizar que los usuarios son quienes dicen ser y que tienen el acceso adecuado a los datos de la empresa. A un alto nivel, el control de acceso es una restricción selectiva del acceso a los datos. Consta de dos componentes principales: autenticación y autorización</w:t>
+      </w:r>
+      <w:r>
+        <w:rPr>
+          <w:lang w:val="es-ES_tradnl" w:eastAsia="es-CO"/>
+        </w:rPr>
+        <w:t>.</w:t>
       </w:r>
     </w:p>
     <w:p>
@@ -2503,7 +2475,6 @@
         <w:rPr>
           <w:lang w:val="es-ES_tradnl"/>
         </w:rPr>
-        <w:lastRenderedPageBreak/>
         <w:t>Autenticación y autorización de datos</w:t>
       </w:r>
     </w:p>
@@ -2537,7 +2508,7 @@
                     </pic:cNvPicPr>
                   </pic:nvPicPr>
                   <pic:blipFill>
-                    <a:blip r:embed="rId16">
+                    <a:blip r:embed="rId17">
                       <a:extLst>
                         <a:ext uri="{28A0092B-C50C-407E-A947-70E740481C1C}">
                           <a14:useLocalDpi xmlns:a14="http://schemas.microsoft.com/office/drawing/2010/main" val="0"/>
@@ -2605,21 +2576,7 @@
         <w:rPr>
           <w:lang w:val="es-ES_tradnl" w:eastAsia="es-CO"/>
         </w:rPr>
-        <w:t xml:space="preserve">Técnica utilizada para verificar que alguien es quien dice ser. Sin embargo, la autenticación no es suficiente por sí sola para proteger los datos, por </w:t>
-      </w:r>
-      <w:proofErr w:type="gramStart"/>
-      <w:r>
-        <w:rPr>
-          <w:lang w:val="es-ES_tradnl" w:eastAsia="es-CO"/>
-        </w:rPr>
-        <w:t>tanto</w:t>
-      </w:r>
-      <w:proofErr w:type="gramEnd"/>
-      <w:r>
-        <w:rPr>
-          <w:lang w:val="es-ES_tradnl" w:eastAsia="es-CO"/>
-        </w:rPr>
-        <w:t xml:space="preserve"> se necesita es una capa adicional. </w:t>
+        <w:t xml:space="preserve">Técnica utilizada para verificar que alguien es quien dice ser. Sin embargo, la autenticación no es suficiente por sí sola para proteger los datos, por tanto se necesita es una capa adicional. </w:t>
       </w:r>
     </w:p>
     <w:p>
@@ -2730,7 +2687,6 @@
         <w:rPr>
           <w:lang w:val="es-ES_tradnl" w:eastAsia="es-CO"/>
         </w:rPr>
-        <w:lastRenderedPageBreak/>
         <w:t>Cualquier sistema de control de acceso, ya sea físico o lógico, tiene cinco componentes principales, descritos de esta manera:</w:t>
       </w:r>
     </w:p>
@@ -2899,21 +2855,7 @@
         <w:rPr>
           <w:lang w:val="es-ES_tradnl" w:eastAsia="es-CO"/>
         </w:rPr>
-        <w:t xml:space="preserve">Administrar un sistema de control de acceso incluye agregar y eliminar la autenticación y autorización de usuarios o sistemas. Algunos sistemas se sincronizarán con G Suite o Azure Active </w:t>
-      </w:r>
-      <w:proofErr w:type="spellStart"/>
-      <w:r>
-        <w:rPr>
-          <w:lang w:val="es-ES_tradnl" w:eastAsia="es-CO"/>
-        </w:rPr>
-        <w:t>Directory</w:t>
-      </w:r>
-      <w:proofErr w:type="spellEnd"/>
-      <w:r>
-        <w:rPr>
-          <w:lang w:val="es-ES_tradnl" w:eastAsia="es-CO"/>
-        </w:rPr>
-        <w:t>, lo que agilizará el proceso de administración.</w:t>
+        <w:t>Administrar un sistema de control de acceso incluye agregar y eliminar la autenticación y autorización de usuarios o sistemas. Algunos sistemas se sincronizarán con G Suite o Azure Active Directory, lo que agilizará el proceso de administración.</w:t>
       </w:r>
     </w:p>
     <w:p>
@@ -2977,27 +2919,18 @@
         </w:rPr>
         <w:t>“</w:t>
       </w:r>
-      <w:proofErr w:type="spellStart"/>
       <w:r>
         <w:rPr>
           <w:rStyle w:val="Extranjerismo"/>
           <w:lang w:val="es-ES_tradnl" w:eastAsia="es-CO"/>
         </w:rPr>
-        <w:t>Dark</w:t>
-      </w:r>
-      <w:proofErr w:type="spellEnd"/>
+        <w:t>Dark web</w:t>
+      </w:r>
       <w:r>
         <w:rPr>
           <w:rStyle w:val="Extranjerismo"/>
           <w:lang w:val="es-ES_tradnl" w:eastAsia="es-CO"/>
         </w:rPr>
-        <w:t xml:space="preserve"> web</w:t>
-      </w:r>
-      <w:r>
-        <w:rPr>
-          <w:rStyle w:val="Extranjerismo"/>
-          <w:lang w:val="es-ES_tradnl" w:eastAsia="es-CO"/>
-        </w:rPr>
         <w:t>”</w:t>
       </w:r>
       <w:r>
@@ -3017,22 +2950,7 @@
         <w:rPr>
           <w:lang w:val="es-ES_tradnl" w:eastAsia="es-CO"/>
         </w:rPr>
-        <w:lastRenderedPageBreak/>
-        <w:t xml:space="preserve">Por ejemplo, nuevos informes en la web describen </w:t>
-      </w:r>
-      <w:proofErr w:type="spellStart"/>
-      <w:r>
-        <w:rPr>
-          <w:lang w:val="es-ES_tradnl" w:eastAsia="es-CO"/>
-        </w:rPr>
-        <w:t>cómo</w:t>
-      </w:r>
-      <w:proofErr w:type="spellEnd"/>
-      <w:r>
-        <w:rPr>
-          <w:lang w:val="es-ES_tradnl" w:eastAsia="es-CO"/>
-        </w:rPr>
-        <w:t xml:space="preserve"> una </w:t>
+        <w:t xml:space="preserve">Por ejemplo, nuevos informes en la web describen cómo una </w:t>
       </w:r>
       <w:r>
         <w:rPr>
@@ -3040,14 +2958,12 @@
         </w:rPr>
         <w:t>“</w:t>
       </w:r>
-      <w:proofErr w:type="spellStart"/>
       <w:r>
         <w:rPr>
           <w:lang w:val="es-ES_tradnl" w:eastAsia="es-CO"/>
         </w:rPr>
         <w:t>botnet</w:t>
       </w:r>
-      <w:proofErr w:type="spellEnd"/>
       <w:r>
         <w:rPr>
           <w:lang w:val="es-ES_tradnl" w:eastAsia="es-CO"/>
@@ -3058,35 +2974,7 @@
         <w:rPr>
           <w:lang w:val="es-ES_tradnl" w:eastAsia="es-CO"/>
         </w:rPr>
-        <w:t xml:space="preserve"> de </w:t>
-      </w:r>
-      <w:proofErr w:type="spellStart"/>
-      <w:r>
-        <w:rPr>
-          <w:lang w:val="es-ES_tradnl" w:eastAsia="es-CO"/>
-        </w:rPr>
-        <w:t>criptominería</w:t>
-      </w:r>
-      <w:proofErr w:type="spellEnd"/>
-      <w:r>
-        <w:rPr>
-          <w:lang w:val="es-ES_tradnl" w:eastAsia="es-CO"/>
-        </w:rPr>
-        <w:t xml:space="preserve">, </w:t>
-      </w:r>
-      <w:proofErr w:type="spellStart"/>
-      <w:r>
-        <w:rPr>
-          <w:lang w:val="es-ES_tradnl" w:eastAsia="es-CO"/>
-        </w:rPr>
-        <w:t>Smominru</w:t>
-      </w:r>
-      <w:proofErr w:type="spellEnd"/>
-      <w:r>
-        <w:rPr>
-          <w:lang w:val="es-ES_tradnl" w:eastAsia="es-CO"/>
-        </w:rPr>
-        <w:t>, extrajo no solo criptomonedas, sino también información confidencial, incluidas en direcciones IP internas, información de dominio, nombres de usuario y contraseñas. Los investigadores de este tipo de delitos creen que es altamente plausible que este actor de amenazas vendiera esta información en un mercado de acceso a otros, que luego podrían lanzar sus propios ataques por acceso remoto.</w:t>
+        <w:t xml:space="preserve"> de criptominería, Smominru, extrajo no solo criptomonedas, sino también información confidencial, incluidas en direcciones IP internas, información de dominio, nombres de usuario y contraseñas. Los investigadores de este tipo de delitos creen que es altamente plausible que este actor de amenazas vendiera esta información en un mercado de acceso a otros, que luego podrían lanzar sus propios ataques por acceso remoto.</w:t>
       </w:r>
     </w:p>
     <w:p>
@@ -3125,35 +3013,7 @@
         <w:rPr>
           <w:lang w:val="es-ES_tradnl" w:eastAsia="es-CO"/>
         </w:rPr>
-        <w:t xml:space="preserve"> en ataques a gran escala o como punto de entrada para un ataque dirigido. Un mercado de acceso, Ultimate </w:t>
-      </w:r>
-      <w:proofErr w:type="spellStart"/>
-      <w:r>
-        <w:rPr>
-          <w:lang w:val="es-ES_tradnl" w:eastAsia="es-CO"/>
-        </w:rPr>
-        <w:t>Anonymity</w:t>
-      </w:r>
-      <w:proofErr w:type="spellEnd"/>
-      <w:r>
-        <w:rPr>
-          <w:lang w:val="es-ES_tradnl" w:eastAsia="es-CO"/>
-        </w:rPr>
-        <w:t xml:space="preserve"> </w:t>
-      </w:r>
-      <w:proofErr w:type="spellStart"/>
-      <w:r>
-        <w:rPr>
-          <w:lang w:val="es-ES_tradnl" w:eastAsia="es-CO"/>
-        </w:rPr>
-        <w:t>Services</w:t>
-      </w:r>
-      <w:proofErr w:type="spellEnd"/>
-      <w:r>
-        <w:rPr>
-          <w:lang w:val="es-ES_tradnl" w:eastAsia="es-CO"/>
-        </w:rPr>
-        <w:t xml:space="preserve"> (UAS) ofrece 35 000 credenciales con un precio de venta promedio de $6.75 por credencial, por citar ejemplo de precios de este tipo de accesos sin control.</w:t>
+        <w:t xml:space="preserve"> en ataques a gran escala o como punto de entrada para un ataque dirigido. Un mercado de acceso, Ultimate Anonymity Services (UAS) ofrece 35 000 credenciales con un precio de venta promedio de $6.75 por credencial, por citar ejemplo de precios de este tipo de accesos sin control.</w:t>
       </w:r>
     </w:p>
     <w:p>
@@ -3214,7 +3074,6 @@
         <w:rPr>
           <w:lang w:val="es-ES_tradnl"/>
         </w:rPr>
-        <w:lastRenderedPageBreak/>
         <w:t>Factores de control</w:t>
       </w:r>
     </w:p>
@@ -3261,7 +3120,7 @@
                     </pic:cNvPicPr>
                   </pic:nvPicPr>
                   <pic:blipFill>
-                    <a:blip r:embed="rId17" cstate="print">
+                    <a:blip r:embed="rId18" cstate="print">
                       <a:extLst>
                         <a:ext uri="{28A0092B-C50C-407E-A947-70E740481C1C}">
                           <a14:useLocalDpi xmlns:a14="http://schemas.microsoft.com/office/drawing/2010/main" val="0"/>
@@ -3303,7 +3162,7 @@
           <w:lang w:val="es-ES_tradnl"/>
         </w:rPr>
       </w:pPr>
-      <w:hyperlink r:id="rId18" w:history="1">
+      <w:hyperlink r:id="rId19" w:history="1">
         <w:r>
           <w:rPr>
             <w:rStyle w:val="Hipervnculo"/>
@@ -3385,21 +3244,7 @@
               <w:rPr>
                 <w:lang w:val="es-ES_tradnl"/>
               </w:rPr>
-              <w:t xml:space="preserve">El control de acceso requiere la aplicación de políticas persistentes en un mundo dinámico sin fronteras tradicionales. En entornos híbridos donde los datos se mueven desde los servidores locales o desde la nube a las oficinas, los hogares, los hoteles, los automóviles y las cafeterías con puntos de acceso </w:t>
-            </w:r>
-            <w:proofErr w:type="spellStart"/>
-            <w:r>
-              <w:rPr>
-                <w:lang w:val="es-ES_tradnl"/>
-              </w:rPr>
-              <w:t>Wi</w:t>
-            </w:r>
-            <w:proofErr w:type="spellEnd"/>
-            <w:r>
-              <w:rPr>
-                <w:lang w:val="es-ES_tradnl"/>
-              </w:rPr>
-              <w:t>-Fi abiertos, la aplicación del control de acceso se torna más difícil.</w:t>
+              <w:t>El control de acceso requiere la aplicación de políticas persistentes en un mundo dinámico sin fronteras tradicionales. En entornos híbridos donde los datos se mueven desde los servidores locales o desde la nube a las oficinas, los hogares, los hoteles, los automóviles y las cafeterías con puntos de acceso Wi-Fi abiertos, la aplicación del control de acceso se torna más difícil.</w:t>
             </w:r>
           </w:p>
           <w:p>
@@ -3412,22 +3257,7 @@
               <w:rPr>
                 <w:lang w:val="es-ES_tradnl"/>
               </w:rPr>
-              <w:lastRenderedPageBreak/>
-              <w:t>Al riesgo se suma que el acceso está disponible para una gama cada vez más amplia de dispositivos, que incluye PC, computadoras portátiles, teléfonos inteligentes, tabletas, parlantes inteligentes y otros dispositivos de Internet de las cosas (</w:t>
-            </w:r>
-            <w:proofErr w:type="spellStart"/>
-            <w:r>
-              <w:rPr>
-                <w:lang w:val="es-ES_tradnl"/>
-              </w:rPr>
-              <w:t>IoT</w:t>
-            </w:r>
-            <w:proofErr w:type="spellEnd"/>
-            <w:r>
-              <w:rPr>
-                <w:lang w:val="es-ES_tradnl"/>
-              </w:rPr>
-              <w:t>).</w:t>
+              <w:t>Al riesgo se suma que el acceso está disponible para una gama cada vez más amplia de dispositivos, que incluye PC, computadoras portátiles, teléfonos inteligentes, tabletas, parlantes inteligentes y otros dispositivos de Internet de las cosas (IoT).</w:t>
             </w:r>
           </w:p>
           <w:p>
@@ -3504,7 +3334,6 @@
               <w:rPr>
                 <w:lang w:val="es-ES_tradnl"/>
               </w:rPr>
-              <w:lastRenderedPageBreak/>
               <w:t>Por lo tanto, en una correcta gestión de control de acceso se deben tener presentes los factores involucrados, su evolución y la dinámica organizacional para buscar alcanzar las medidas más adecuadas de acuerdo con los activos que se buscan proteger y gestionar.</w:t>
             </w:r>
           </w:p>
@@ -3521,7 +3350,6 @@
         <w:rPr>
           <w:lang w:val="es-ES_tradnl" w:eastAsia="es-CO"/>
         </w:rPr>
-        <w:lastRenderedPageBreak/>
         <w:t>Las organizaciones deben determinar el modelo de control de acceso apropiado a adoptar según el tipo y la sensibilidad de los datos que están procesando. Los modelos de acceso más antiguos incluyen control de acceso discrecional (DAC) y control de acceso obligatorio (MAC), el control de acceso basado en roles (RBAC) es el modelo más común en la actualidad, así como el modelo más reciente se conoce como control de acceso basado en atributos (ABAC). Al respecto:</w:t>
       </w:r>
     </w:p>
@@ -3662,14 +3490,7 @@
         <w:rPr>
           <w:lang w:val="es-ES_tradnl" w:eastAsia="es-CO"/>
         </w:rPr>
-        <w:t xml:space="preserve"> en ABAC, a cada recurso y usuario se le asigna una serie de atributos, explica Wagner. En este método dinámico, se </w:t>
-      </w:r>
-      <w:r>
-        <w:rPr>
-          <w:lang w:val="es-ES_tradnl" w:eastAsia="es-CO"/>
-        </w:rPr>
-        <w:lastRenderedPageBreak/>
-        <w:t>utiliza una evaluación comparativa de los atributos del usuario, incluida la hora del día, la posición y la ubicación, para tomar una decisión sobre el acceso a un recurso.</w:t>
+        <w:t xml:space="preserve"> en ABAC, a cada recurso y usuario se le asigna una serie de atributos, explica Wagner. En este método dinámico, se utiliza una evaluación comparativa de los atributos del usuario, incluida la hora del día, la posición y la ubicación, para tomar una decisión sobre el acceso a un recurso.</w:t>
       </w:r>
     </w:p>
     <w:p>
@@ -3695,41 +3516,20 @@
         <w:rPr>
           <w:lang w:val="es-ES_tradnl" w:eastAsia="es-CO"/>
         </w:rPr>
-        <w:t xml:space="preserve">Varias tecnologías pueden admitir los diversos modelos de control de acceso. En algunos casos, es posible que varias tecnologías deban trabajar en conjunto para lograr el nivel deseado de control de acceso. La realidad de los datos distribuidos entre los proveedores de servicios en la nube, las aplicaciones y todos aquellos conectados al perímetro de la red tradicional dictan la necesidad de orquestar una solución segura. Existen varios proveedores que brindan acceso privilegiado y soluciones de administración de identidades que se pueden integrar en una construcción tradicional de Active </w:t>
-      </w:r>
-      <w:proofErr w:type="spellStart"/>
-      <w:r>
-        <w:rPr>
-          <w:lang w:val="es-ES_tradnl" w:eastAsia="es-CO"/>
-        </w:rPr>
-        <w:t>Directory</w:t>
-      </w:r>
-      <w:proofErr w:type="spellEnd"/>
-      <w:r>
-        <w:rPr>
-          <w:lang w:val="es-ES_tradnl" w:eastAsia="es-CO"/>
-        </w:rPr>
-        <w:t>. La autenticación multifactorial puede ser un componente para mejorar aún más la seguridad.</w:t>
-      </w:r>
-    </w:p>
-    <w:p>
-      <w:pPr>
-        <w:rPr>
-          <w:lang w:val="es-ES_tradnl" w:eastAsia="es-CO"/>
-        </w:rPr>
-      </w:pPr>
-      <w:r>
-        <w:rPr>
-          <w:lang w:val="es-ES_tradnl" w:eastAsia="es-CO"/>
-        </w:rPr>
-        <w:t xml:space="preserve">Hoy en día, la mayoría de las organizaciones se han vuelto expertas en autenticación, especialmente con el uso creciente de la autenticación multifactorial y la autenticación basada en biometría (como el reconocimiento facial o del iris). En los últimos años, dado que las violaciones de datos de alto perfil han resultado en la venta de credenciales de contraseñas robadas en la web oscura, los profesionales de la </w:t>
-      </w:r>
-      <w:r>
-        <w:rPr>
-          <w:lang w:val="es-ES_tradnl" w:eastAsia="es-CO"/>
-        </w:rPr>
-        <w:lastRenderedPageBreak/>
-        <w:t>seguridad se han tomado más en serio la necesidad de la autenticación de múltiples factores (aunque a menudo, sigue siendo un área en la que los profesionales de la seguridad se equivocan).</w:t>
+        <w:t>Varias tecnologías pueden admitir los diversos modelos de control de acceso. En algunos casos, es posible que varias tecnologías deban trabajar en conjunto para lograr el nivel deseado de control de acceso. La realidad de los datos distribuidos entre los proveedores de servicios en la nube, las aplicaciones y todos aquellos conectados al perímetro de la red tradicional dictan la necesidad de orquestar una solución segura. Existen varios proveedores que brindan acceso privilegiado y soluciones de administración de identidades que se pueden integrar en una construcción tradicional de Active Directory. La autenticación multifactorial puede ser un componente para mejorar aún más la seguridad.</w:t>
+      </w:r>
+    </w:p>
+    <w:p>
+      <w:pPr>
+        <w:rPr>
+          <w:lang w:val="es-ES_tradnl" w:eastAsia="es-CO"/>
+        </w:rPr>
+      </w:pPr>
+      <w:r>
+        <w:rPr>
+          <w:lang w:val="es-ES_tradnl" w:eastAsia="es-CO"/>
+        </w:rPr>
+        <w:t>Hoy en día, la mayoría de las organizaciones se han vuelto expertas en autenticación, especialmente con el uso creciente de la autenticación multifactorial y la autenticación basada en biometría (como el reconocimiento facial o del iris). En los últimos años, dado que las violaciones de datos de alto perfil han resultado en la venta de credenciales de contraseñas robadas en la web oscura, los profesionales de la seguridad se han tomado más en serio la necesidad de la autenticación de múltiples factores (aunque a menudo, sigue siendo un área en la que los profesionales de la seguridad se equivocan).</w:t>
       </w:r>
     </w:p>
     <w:p>
@@ -3755,7 +3555,19 @@
         <w:rPr>
           <w:lang w:val="es-ES_tradnl" w:eastAsia="es-CO"/>
         </w:rPr>
-        <w:t>Así mismo, independientemente de cómo se defina implementar un control de acceso, este debe ser monitoreado constantemente, tanto en términos de cumplimiento de su política de seguridad corporativa como operativamente, para identificar posibles agujeros de seguridad. Se debe realizar, entonces, periódicamente una revisión de la gobernanza, el riesgo y el cumplimiento. Se necesitan escaneos de vulnerabilidad recurrentes contra cualquier aplicación que ejecute sus funciones de control de acceso y debe recopilar y monitorear registros en cada acceso para detectar violaciones de la política.</w:t>
+        <w:t xml:space="preserve">Así mismo, independientemente de cómo se defina implementar un control de acceso, este debe ser monitoreado constantemente, tanto en términos de cumplimiento de su política de seguridad corporativa como operativamente, para identificar posibles agujeros de seguridad. Se debe realizar, entonces, periódicamente una revisión de la gobernanza, el riesgo y el cumplimiento. Se necesitan escaneos de vulnerabilidad recurrentes contra cualquier aplicación que ejecute sus funciones de control de acceso </w:t>
+      </w:r>
+      <w:r>
+        <w:rPr>
+          <w:lang w:val="es-ES_tradnl" w:eastAsia="es-CO"/>
+        </w:rPr>
+        <w:t>y que recopile y monitoree</w:t>
+      </w:r>
+      <w:r>
+        <w:rPr>
+          <w:lang w:val="es-ES_tradnl" w:eastAsia="es-CO"/>
+        </w:rPr>
+        <w:t xml:space="preserve"> registros en cada acceso para detectar violaciones de la política.</w:t>
       </w:r>
     </w:p>
     <w:p>
@@ -3790,7 +3602,6 @@
         <w:rPr>
           <w:lang w:val="es-ES_tradnl"/>
         </w:rPr>
-        <w:lastRenderedPageBreak/>
         <w:t>1.2 Monitoreo del almacenamiento de la información</w:t>
       </w:r>
       <w:bookmarkEnd w:id="3"/>
@@ -3974,7 +3785,6 @@
           <w:rStyle w:val="Ttulo5Car"/>
           <w:lang w:val="es-ES_tradnl"/>
         </w:rPr>
-        <w:lastRenderedPageBreak/>
         <w:t>Almacenamiento de archivos</w:t>
       </w:r>
       <w:r>
@@ -4147,14 +3957,7 @@
         <w:rPr>
           <w:lang w:val="es-ES_tradnl" w:eastAsia="es-CO"/>
         </w:rPr>
-        <w:t xml:space="preserve">, como matrices de almacenamiento, servidores físicos y servicios de almacenamiento en la nube. La gestión del almacenamiento de datos puede implicar la resolución de problemas de rendimiento, como posibles cuellos de botella, y el análisis de la capacidad de almacenamiento en tiempo real para ayudar a mejorar la experiencia del usuario final. Con esta información, los administradores pueden reasignar los recursos de almacenamiento para satisfacer las necesidades de almacenamiento empresarial. El monitoreo del almacenamiento de datos también </w:t>
-      </w:r>
-      <w:r>
-        <w:rPr>
-          <w:lang w:val="es-ES_tradnl" w:eastAsia="es-CO"/>
-        </w:rPr>
-        <w:lastRenderedPageBreak/>
-        <w:t xml:space="preserve">puede incluir análisis de tráfico, automatización de procesos, gestión de memoria, virtualización de redes, replicación y aprovisionamiento de almacenamiento. Con el uso de un </w:t>
+        <w:t xml:space="preserve">, como matrices de almacenamiento, servidores físicos y servicios de almacenamiento en la nube. La gestión del almacenamiento de datos puede implicar la resolución de problemas de rendimiento, como posibles cuellos de botella, y el análisis de la capacidad de almacenamiento en tiempo real para ayudar a mejorar la experiencia del usuario final. Con esta información, los administradores pueden reasignar los recursos de almacenamiento para satisfacer las necesidades de almacenamiento empresarial. El monitoreo del almacenamiento de datos también puede incluir análisis de tráfico, automatización de procesos, gestión de memoria, virtualización de redes, replicación y aprovisionamiento de almacenamiento. Con el uso de un </w:t>
       </w:r>
       <w:r>
         <w:rPr>
@@ -4333,7 +4136,6 @@
         <w:rPr>
           <w:lang w:val="es-ES_tradnl" w:eastAsia="es-CO"/>
         </w:rPr>
-        <w:lastRenderedPageBreak/>
         <w:t>Ahora bien, frente a las herramientas para el monitoreo del almacenamiento de datos contribuyen en el apoyo de la asignación de recursos más fácilmente según sea necesario. Estas herramientas también pueden:</w:t>
       </w:r>
     </w:p>
@@ -4390,7 +4192,7 @@
                     <pic:cNvPicPr/>
                   </pic:nvPicPr>
                   <pic:blipFill>
-                    <a:blip r:embed="rId19"/>
+                    <a:blip r:embed="rId20"/>
                     <a:stretch>
                       <a:fillRect/>
                     </a:stretch>
@@ -4497,7 +4299,6 @@
         <w:rPr>
           <w:lang w:val="es-ES_tradnl" w:eastAsia="es-CO"/>
         </w:rPr>
-        <w:lastRenderedPageBreak/>
         <w:t xml:space="preserve">Cabe resaltar que existen </w:t>
       </w:r>
       <w:r>
@@ -4579,15 +4380,7 @@
         <w:rPr>
           <w:lang w:val="es-ES_tradnl" w:eastAsia="es-CO"/>
         </w:rPr>
-        <w:lastRenderedPageBreak/>
-        <w:t>Aprovechar cantidades masivas de datos brinda a las empresas una ventaja competitiva y las ayuda a comprender sus estrategias de ventas</w:t>
-      </w:r>
-      <w:proofErr w:type="gramStart"/>
-      <w:r>
-        <w:rPr>
-          <w:lang w:val="es-ES_tradnl" w:eastAsia="es-CO"/>
-        </w:rPr>
-        <w:t>/</w:t>
+        <w:t>Aprovechar cantidades masivas de datos brinda a las empresas una ventaja competitiva y las ayuda a comprender sus estrategias de ventas/</w:t>
       </w:r>
       <w:r>
         <w:rPr>
@@ -4595,7 +4388,6 @@
         </w:rPr>
         <w:t>“</w:t>
       </w:r>
-      <w:proofErr w:type="gramEnd"/>
       <w:r>
         <w:rPr>
           <w:rStyle w:val="Extranjerismo"/>
@@ -4740,28 +4532,7 @@
         <w:rPr>
           <w:lang w:val="es-ES_tradnl" w:eastAsia="es-CO"/>
         </w:rPr>
-        <w:t>Los datos recopilados entran en la etapa de preparación de datos. La preparación de datos, también conocida como “</w:t>
-      </w:r>
-      <w:proofErr w:type="spellStart"/>
-      <w:r>
-        <w:rPr>
-          <w:lang w:val="es-ES_tradnl" w:eastAsia="es-CO"/>
-        </w:rPr>
-        <w:t>pre-procesamiento</w:t>
-      </w:r>
-      <w:proofErr w:type="spellEnd"/>
-      <w:r>
-        <w:rPr>
-          <w:lang w:val="es-ES_tradnl" w:eastAsia="es-CO"/>
-        </w:rPr>
-        <w:t xml:space="preserve">”, es la etapa en la que se limpian y organizan los datos sin procesar. Esto hace que los datos estén disponibles para etapas posteriores del procesamiento de datos. Durante la preparación, los datos sin procesar se verifican minuciosamente en </w:t>
-      </w:r>
-      <w:r>
-        <w:rPr>
-          <w:lang w:val="es-ES_tradnl" w:eastAsia="es-CO"/>
-        </w:rPr>
-        <w:lastRenderedPageBreak/>
-        <w:t>busca de errores. El propósito de este paso es eliminar datos incorrectos (datos redundantes, incompletos o inexactos) y crear datos de alta calidad para una mejor inteligencia comercial.</w:t>
+        <w:t>Los datos recopilados entran en la etapa de preparación de datos. La preparación de datos, también conocida como “pre-procesamiento”, es la etapa en la que se limpian y organizan los datos sin procesar. Esto hace que los datos estén disponibles para etapas posteriores del procesamiento de datos. Durante la preparación, los datos sin procesar se verifican minuciosamente en busca de errores. El propósito de este paso es eliminar datos incorrectos (datos redundantes, incompletos o inexactos) y crear datos de alta calidad para una mejor inteligencia comercial.</w:t>
       </w:r>
     </w:p>
     <w:p>
@@ -4804,21 +4575,7 @@
         <w:rPr>
           <w:lang w:val="es-ES_tradnl" w:eastAsia="es-CO"/>
         </w:rPr>
-        <w:t xml:space="preserve">Los datos limpios se introducen en su objetivo (un CRM como Salesforce o un almacén de datos como </w:t>
-      </w:r>
-      <w:proofErr w:type="spellStart"/>
-      <w:r>
-        <w:rPr>
-          <w:lang w:val="es-ES_tradnl" w:eastAsia="es-CO"/>
-        </w:rPr>
-        <w:t>Redshift</w:t>
-      </w:r>
-      <w:proofErr w:type="spellEnd"/>
-      <w:r>
-        <w:rPr>
-          <w:lang w:val="es-ES_tradnl" w:eastAsia="es-CO"/>
-        </w:rPr>
-        <w:t>) y se interpretan en un lenguaje que pueda procesar. La entrada de datos es la primera etapa en la que los datos sin procesar toman la forma de información utilizable.</w:t>
+        <w:t>Los datos limpios se introducen en su objetivo (un CRM como Salesforce o un almacén de datos como Redshift) y se interpretan en un lenguaje que pueda procesar. La entrada de datos es la primera etapa en la que los datos sin procesar toman la forma de información utilizable.</w:t>
       </w:r>
     </w:p>
     <w:p>
@@ -4947,14 +4704,7 @@
         <w:rPr>
           <w:lang w:val="es-ES_tradnl" w:eastAsia="es-CO"/>
         </w:rPr>
-        <w:t xml:space="preserve">La etapa final del procesamiento de datos es el almacenamiento. Todos los datos procesados se almacenan para uso futuro. Parte de la información se puede usar inmediatamente, pero la mayoría se usará más tarde. Además, se requiere que los datos almacenados correctamente cumplan con las leyes de protección de datos como GDPR. Cuando los datos se almacenan </w:t>
-      </w:r>
-      <w:r>
-        <w:rPr>
-          <w:lang w:val="es-ES_tradnl" w:eastAsia="es-CO"/>
-        </w:rPr>
-        <w:lastRenderedPageBreak/>
-        <w:t>correctamente, los miembros de su organización pueden acceder a ellos rápida y fácilmente según sea necesario.</w:t>
+        <w:t>La etapa final del procesamiento de datos es el almacenamiento. Todos los datos procesados se almacenan para uso futuro. Parte de la información se puede usar inmediatamente, pero la mayoría se usará más tarde. Además, se requiere que los datos almacenados correctamente cumplan con las leyes de protección de datos como GDPR. Cuando los datos se almacenan correctamente, los miembros de su organización pueden acceder a ellos rápida y fácilmente según sea necesario.</w:t>
       </w:r>
     </w:p>
     <w:p>
@@ -4975,34 +4725,77 @@
         </w:rPr>
         <w:t>“</w:t>
       </w:r>
-      <w:proofErr w:type="spellStart"/>
       <w:r>
         <w:rPr>
           <w:rStyle w:val="Extranjerismo"/>
           <w:lang w:val="es-ES_tradnl"/>
         </w:rPr>
-        <w:t>big</w:t>
-      </w:r>
-      <w:proofErr w:type="spellEnd"/>
+        <w:t>big data</w:t>
+      </w:r>
       <w:r>
         <w:rPr>
           <w:rStyle w:val="Extranjerismo"/>
           <w:lang w:val="es-ES_tradnl"/>
         </w:rPr>
-        <w:t xml:space="preserve"> data</w:t>
+        <w:t>”</w:t>
+      </w:r>
+      <w:r>
+        <w:rPr>
+          <w:lang w:val="es-ES_tradnl" w:eastAsia="es-CO"/>
+        </w:rPr>
+        <w:t xml:space="preserve"> permite a las empresas combinar todas las plataformas en un sistema fácilmente adaptable. A medida que el </w:t>
+      </w:r>
+      <w:r>
+        <w:rPr>
+          <w:lang w:val="es-ES_tradnl" w:eastAsia="es-CO"/>
+        </w:rPr>
+        <w:t>“</w:t>
       </w:r>
       <w:r>
         <w:rPr>
           <w:rStyle w:val="Extranjerismo"/>
           <w:lang w:val="es-ES_tradnl"/>
         </w:rPr>
+        <w:t>software</w:t>
+      </w:r>
+      <w:r>
+        <w:rPr>
+          <w:rStyle w:val="Extranjerismo"/>
+          <w:lang w:val="es-ES_tradnl"/>
+        </w:rPr>
         <w:t>”</w:t>
       </w:r>
       <w:r>
         <w:rPr>
           <w:lang w:val="es-ES_tradnl" w:eastAsia="es-CO"/>
         </w:rPr>
-        <w:t xml:space="preserve"> permite a las empresas combinar todas las plataformas en un sistema fácilmente adaptable. A medida que el </w:t>
+        <w:t xml:space="preserve"> cambia y se actualiza (como es común en el mundo de los grandes datos), la tecnología de la nube integra a la perfección elementos antiguos y nuevos.</w:t>
+      </w:r>
+    </w:p>
+    <w:p>
+      <w:pPr>
+        <w:rPr>
+          <w:lang w:val="es-ES_tradnl" w:eastAsia="es-CO"/>
+        </w:rPr>
+      </w:pPr>
+      <w:r>
+        <w:rPr>
+          <w:lang w:val="es-ES_tradnl" w:eastAsia="es-CO"/>
+        </w:rPr>
+        <w:t>Las grandes empresas no son las únicas que se benefician del procesamiento de datos en la nube. De hecho, las pequeñas y medianas empresas también pueden beneficiarse enormemente entre sí. La plataforma en la nube se puede utilizar a bajo costo y se puede expandir/extender de manera flexible de acuerdo con el crecimiento de la empresa. Esto permite a las empresas ganar escalabilidad sin incurrir en costos significativos.</w:t>
+      </w:r>
+    </w:p>
+    <w:p>
+      <w:pPr>
+        <w:rPr>
+          <w:lang w:val="es-ES_tradnl" w:eastAsia="es-CO"/>
+        </w:rPr>
+      </w:pPr>
+      <w:r>
+        <w:rPr>
+          <w:lang w:val="es-ES_tradnl" w:eastAsia="es-CO"/>
+        </w:rPr>
+        <w:t xml:space="preserve">Sumado a esto, se pasa del procesamiento de datos a la analítica. El </w:t>
       </w:r>
       <w:r>
         <w:rPr>
@@ -5015,7 +4808,7 @@
           <w:rStyle w:val="Extranjerismo"/>
           <w:lang w:val="es-ES_tradnl"/>
         </w:rPr>
-        <w:t>software</w:t>
+        <w:t>big data</w:t>
       </w:r>
       <w:r>
         <w:rPr>
@@ -5028,75 +4821,7 @@
         <w:rPr>
           <w:lang w:val="es-ES_tradnl" w:eastAsia="es-CO"/>
         </w:rPr>
-        <w:t xml:space="preserve"> cambia y se actualiza (como es común en el mundo de los grandes datos), la tecnología de la nube integra a la perfección elementos antiguos y nuevos.</w:t>
-      </w:r>
-    </w:p>
-    <w:p>
-      <w:pPr>
-        <w:rPr>
-          <w:lang w:val="es-ES_tradnl" w:eastAsia="es-CO"/>
-        </w:rPr>
-      </w:pPr>
-      <w:r>
-        <w:rPr>
-          <w:lang w:val="es-ES_tradnl" w:eastAsia="es-CO"/>
-        </w:rPr>
-        <w:t>Las grandes empresas no son las únicas que se benefician del procesamiento de datos en la nube. De hecho, las pequeñas y medianas empresas también pueden beneficiarse enormemente entre sí. La plataforma en la nube se puede utilizar a bajo costo y se puede expandir/extender de manera flexible de acuerdo con el crecimiento de la empresa. Esto permite a las empresas ganar escalabilidad sin incurrir en costos significativos.</w:t>
-      </w:r>
-    </w:p>
-    <w:p>
-      <w:pPr>
-        <w:rPr>
-          <w:lang w:val="es-ES_tradnl" w:eastAsia="es-CO"/>
-        </w:rPr>
-      </w:pPr>
-      <w:r>
-        <w:rPr>
-          <w:lang w:val="es-ES_tradnl" w:eastAsia="es-CO"/>
-        </w:rPr>
-        <w:t xml:space="preserve">Sumado a esto, se pasa del procesamiento de datos a la analítica. El </w:t>
-      </w:r>
-      <w:r>
-        <w:rPr>
-          <w:lang w:val="es-ES_tradnl" w:eastAsia="es-CO"/>
-        </w:rPr>
-        <w:t>“</w:t>
-      </w:r>
-      <w:proofErr w:type="spellStart"/>
-      <w:r>
-        <w:rPr>
-          <w:rStyle w:val="Extranjerismo"/>
-          <w:lang w:val="es-ES_tradnl"/>
-        </w:rPr>
-        <w:t>big</w:t>
-      </w:r>
-      <w:proofErr w:type="spellEnd"/>
-      <w:r>
-        <w:rPr>
-          <w:rStyle w:val="Extranjerismo"/>
-          <w:lang w:val="es-ES_tradnl"/>
-        </w:rPr>
-        <w:t xml:space="preserve"> data</w:t>
-      </w:r>
-      <w:r>
-        <w:rPr>
-          <w:rStyle w:val="Extranjerismo"/>
-          <w:lang w:val="es-ES_tradnl"/>
-        </w:rPr>
-        <w:t>”</w:t>
-      </w:r>
-      <w:r>
-        <w:rPr>
-          <w:lang w:val="es-ES_tradnl" w:eastAsia="es-CO"/>
-        </w:rPr>
-        <w:t xml:space="preserve"> está cambiando la forma en que se hacen negocios, y las empresas de todos los tamaños necesitan estrategias sólidas de procesamiento de datos para obtener una ventaja competitiva. Los seis pasos del procesamiento de datos seguirán siendo los mismos, pero la nube hará avanzar mucho la tecnología, convirtiéndola en el método más económico, moderno y rápido. Una vez que se completa el procesamiento de </w:t>
-      </w:r>
-      <w:r>
-        <w:rPr>
-          <w:lang w:val="es-ES_tradnl" w:eastAsia="es-CO"/>
-        </w:rPr>
-        <w:lastRenderedPageBreak/>
-        <w:t>datos, luego de su recopilación, lo que se espera es la utilización real de los mismos por medio de su análisis; de esta forma, se puede tomar decisiones comerciales más rápidas e inteligentes.</w:t>
+        <w:t xml:space="preserve"> está cambiando la forma en que se hacen negocios, y las empresas de todos los tamaños necesitan estrategias sólidas de procesamiento de datos para obtener una ventaja competitiva. Los seis pasos del procesamiento de datos seguirán siendo los mismos, pero la nube hará avanzar mucho la tecnología, convirtiéndola en el método más económico, moderno y rápido. Una vez que se completa el procesamiento de datos, luego de su recopilación, lo que se espera es la utilización real de los mismos por medio de su análisis; de esta forma, se puede tomar decisiones comerciales más rápidas e inteligentes.</w:t>
       </w:r>
     </w:p>
     <w:p>
@@ -5283,14 +5008,7 @@
         <w:rPr>
           <w:lang w:val="es-ES_tradnl" w:eastAsia="es-CO"/>
         </w:rPr>
-        <w:t xml:space="preserve">A medida que la tecnología de red ha evolucionado, las tareas de procesamiento de datos ya no necesitan completarse dentro del mismo nodo. En el procesamiento de datos distribuidos, varios nodos </w:t>
-      </w:r>
-      <w:r>
-        <w:rPr>
-          <w:lang w:val="es-ES_tradnl" w:eastAsia="es-CO"/>
-        </w:rPr>
-        <w:lastRenderedPageBreak/>
-        <w:t xml:space="preserve">que se ejecutan en el mismo </w:t>
+        <w:t xml:space="preserve">A medida que la tecnología de red ha evolucionado, las tareas de procesamiento de datos ya no necesitan completarse dentro del mismo nodo. En el procesamiento de datos distribuidos, varios nodos que se ejecutan en el mismo </w:t>
       </w:r>
       <w:r>
         <w:rPr>
@@ -5619,7 +5337,22 @@
         <w:rPr>
           <w:lang w:val="es-ES_tradnl" w:eastAsia="es-CO"/>
         </w:rPr>
-        <w:t>Los procesadores Intel Xeon ofrecen la flexibilidad para hacer frente a una amplia gama de cargas de trabajo de diversas fuentes, con procesadores Intel® optimizados para tareas como la normalización de datos y la reducción de ruido para el procesamiento de IA</w:t>
+        <w:t>Los procesadores Intel</w:t>
+      </w:r>
+      <w:r>
+        <w:rPr>
+          <w:rStyle w:val="Ttulo5Car"/>
+          <w:b w:val="0"/>
+          <w:bCs/>
+          <w:lang w:val="es-ES_tradnl"/>
+        </w:rPr>
+        <w:t>®</w:t>
+      </w:r>
+      <w:r>
+        <w:rPr>
+          <w:lang w:val="es-ES_tradnl" w:eastAsia="es-CO"/>
+        </w:rPr>
+        <w:t xml:space="preserve"> Xeon ofrecen la flexibilidad para hacer frente a una amplia gama de cargas de trabajo de diversas fuentes, con procesadores Intel® optimizados para tareas como la normalización de datos y la reducción de ruido para el procesamiento de IA</w:t>
       </w:r>
       <w:r>
         <w:rPr>
@@ -5645,22 +5378,13 @@
           <w:rStyle w:val="Ttulo5Car"/>
           <w:lang w:val="es-ES_tradnl"/>
         </w:rPr>
-        <w:t xml:space="preserve">SSD Intel </w:t>
-      </w:r>
-      <w:proofErr w:type="spellStart"/>
+        <w:t>SSD Intel Optane</w:t>
+      </w:r>
       <w:r>
         <w:rPr>
           <w:rStyle w:val="Ttulo5Car"/>
           <w:lang w:val="es-ES_tradnl"/>
         </w:rPr>
-        <w:t>Optane</w:t>
-      </w:r>
-      <w:proofErr w:type="spellEnd"/>
-      <w:r>
-        <w:rPr>
-          <w:rStyle w:val="Ttulo5Car"/>
-          <w:lang w:val="es-ES_tradnl"/>
-        </w:rPr>
         <w:t>.</w:t>
       </w:r>
       <w:r>
@@ -5675,7 +5399,19 @@
         <w:rPr>
           <w:lang w:val="es-ES_tradnl" w:eastAsia="es-CO"/>
         </w:rPr>
-        <w:t>Las SSD Intel® Optan están diseñadas para ofrecer estabilidad y están construidas para optimizar el almacenamiento y el rendimiento de la memoria caché de datos. Ayuda a acelerar la transmisión y el procesamiento de datos en tiempo real mientras mantiene una alta confiabilidad del sistema</w:t>
+        <w:t>Las SSD Intel® Optan</w:t>
+      </w:r>
+      <w:r>
+        <w:rPr>
+          <w:lang w:val="es-ES_tradnl" w:eastAsia="es-CO"/>
+        </w:rPr>
+        <w:t>e</w:t>
+      </w:r>
+      <w:r>
+        <w:rPr>
+          <w:lang w:val="es-ES_tradnl" w:eastAsia="es-CO"/>
+        </w:rPr>
+        <w:t xml:space="preserve"> están diseñadas para ofrecer estabilidad y están construidas para optimizar el almacenamiento y el rendimiento de la memoria caché de datos. Ayuda a acelerar la transmisión y el procesamiento de datos en tiempo real mientras mantiene una alta confiabilidad del sistema</w:t>
       </w:r>
       <w:r>
         <w:rPr>
@@ -5701,7 +5437,6 @@
           <w:rStyle w:val="Ttulo5Car"/>
           <w:lang w:val="es-ES_tradnl"/>
         </w:rPr>
-        <w:lastRenderedPageBreak/>
         <w:t>Tecnologías de código abierto</w:t>
       </w:r>
       <w:r>
@@ -5725,117 +5460,11 @@
         </w:rPr>
         <w:t xml:space="preserve">Intel ofrece una amplia gama de bibliotecas y plataformas de código abierto que aceleran el procesamiento y el análisis de datos. </w:t>
       </w:r>
-      <w:proofErr w:type="spellStart"/>
       <w:r>
         <w:rPr>
           <w:lang w:val="en-US" w:eastAsia="es-CO"/>
         </w:rPr>
-        <w:t>Esto</w:t>
-      </w:r>
-      <w:proofErr w:type="spellEnd"/>
-      <w:r>
-        <w:rPr>
-          <w:lang w:val="en-US" w:eastAsia="es-CO"/>
-        </w:rPr>
-        <w:t xml:space="preserve"> </w:t>
-      </w:r>
-      <w:proofErr w:type="spellStart"/>
-      <w:r>
-        <w:rPr>
-          <w:lang w:val="en-US" w:eastAsia="es-CO"/>
-        </w:rPr>
-        <w:t>incluye</w:t>
-      </w:r>
-      <w:proofErr w:type="spellEnd"/>
-      <w:r>
-        <w:rPr>
-          <w:lang w:val="en-US" w:eastAsia="es-CO"/>
-        </w:rPr>
-        <w:t xml:space="preserve"> Intel® </w:t>
-      </w:r>
-      <w:proofErr w:type="spellStart"/>
-      <w:r>
-        <w:rPr>
-          <w:lang w:val="en-US" w:eastAsia="es-CO"/>
-        </w:rPr>
-        <w:t>oneAPI</w:t>
-      </w:r>
-      <w:proofErr w:type="spellEnd"/>
-      <w:r>
-        <w:rPr>
-          <w:lang w:val="en-US" w:eastAsia="es-CO"/>
-        </w:rPr>
-        <w:t xml:space="preserve"> Toolkit, Intel® </w:t>
-      </w:r>
-      <w:proofErr w:type="spellStart"/>
-      <w:r>
-        <w:rPr>
-          <w:lang w:val="en-US" w:eastAsia="es-CO"/>
-        </w:rPr>
-        <w:t>oneAPI</w:t>
-      </w:r>
-      <w:proofErr w:type="spellEnd"/>
-      <w:r>
-        <w:rPr>
-          <w:lang w:val="en-US" w:eastAsia="es-CO"/>
-        </w:rPr>
-        <w:t xml:space="preserve"> Math Kernel Library (Intel® </w:t>
-      </w:r>
-      <w:proofErr w:type="spellStart"/>
-      <w:r>
-        <w:rPr>
-          <w:lang w:val="en-US" w:eastAsia="es-CO"/>
-        </w:rPr>
-        <w:t>oneMKL</w:t>
-      </w:r>
-      <w:proofErr w:type="spellEnd"/>
-      <w:r>
-        <w:rPr>
-          <w:lang w:val="en-US" w:eastAsia="es-CO"/>
-        </w:rPr>
-        <w:t xml:space="preserve">), Intel® </w:t>
-      </w:r>
-      <w:proofErr w:type="spellStart"/>
-      <w:r>
-        <w:rPr>
-          <w:lang w:val="en-US" w:eastAsia="es-CO"/>
-        </w:rPr>
-        <w:t>oneAPI</w:t>
-      </w:r>
-      <w:proofErr w:type="spellEnd"/>
-      <w:r>
-        <w:rPr>
-          <w:lang w:val="en-US" w:eastAsia="es-CO"/>
-        </w:rPr>
-        <w:t xml:space="preserve"> Data Analytics Library (Intel® </w:t>
-      </w:r>
-      <w:proofErr w:type="spellStart"/>
-      <w:r>
-        <w:rPr>
-          <w:lang w:val="en-US" w:eastAsia="es-CO"/>
-        </w:rPr>
-        <w:t>oneDAL</w:t>
-      </w:r>
-      <w:proofErr w:type="spellEnd"/>
-      <w:r>
-        <w:rPr>
-          <w:lang w:val="en-US" w:eastAsia="es-CO"/>
-        </w:rPr>
-        <w:t xml:space="preserve">) y </w:t>
-      </w:r>
-      <w:proofErr w:type="spellStart"/>
-      <w:r>
-        <w:rPr>
-          <w:lang w:val="en-US" w:eastAsia="es-CO"/>
-        </w:rPr>
-        <w:t>más</w:t>
-      </w:r>
-      <w:proofErr w:type="spellEnd"/>
-      <w:r>
-        <w:rPr>
-          <w:lang w:val="en-US" w:eastAsia="es-CO"/>
-        </w:rPr>
-        <w:t>.</w:t>
+        <w:t>Esto incluye Intel® oneAPI Toolkit, Intel® oneAPI Math Kernel Library (Intel® oneMKL), Intel® oneAPI Data Analytics Library (Intel® oneDAL) y más.</w:t>
       </w:r>
     </w:p>
     <w:p>
@@ -5876,21 +5505,7 @@
         <w:rPr>
           <w:lang w:val="es-ES_tradnl" w:eastAsia="es-CO"/>
         </w:rPr>
-        <w:t xml:space="preserve">La tecnología Intel® </w:t>
-      </w:r>
-      <w:proofErr w:type="spellStart"/>
-      <w:r>
-        <w:rPr>
-          <w:lang w:val="es-ES_tradnl" w:eastAsia="es-CO"/>
-        </w:rPr>
-        <w:t>QuickAssist</w:t>
-      </w:r>
-      <w:proofErr w:type="spellEnd"/>
-      <w:r>
-        <w:rPr>
-          <w:lang w:val="es-ES_tradnl" w:eastAsia="es-CO"/>
-        </w:rPr>
-        <w:t xml:space="preserve"> (Intel® QAT) permite a los equipos de datos acelerar el rendimiento del cifrado y descifrado y mejorar la seguridad de las aplicaciones de procesamiento de datos.</w:t>
+        <w:t>La tecnología Intel® QuickAssist (Intel® QAT) permite a los equipos de datos acelerar el rendimiento del cifrado y descifrado y mejorar la seguridad de las aplicaciones de procesamiento de datos.</w:t>
       </w:r>
     </w:p>
     <w:p>
@@ -6049,7 +5664,6 @@
         <w:rPr>
           <w:lang w:val="es-ES_tradnl" w:eastAsia="es-CO"/>
         </w:rPr>
-        <w:lastRenderedPageBreak/>
         <w:t>Los diversos tipos de información que manejan las empresas deben ser estrictamente protegidos y una forma de protegerla es a través de una copia de seguridad de sus datos. La pérdida de estos dificulta las actividades comerciales. Por ello, es esencial que aquellos que están en condiciones de proteger la información corporativa comprendan los puntos relacionados con la copia de seguridad y su respectiva gestión.</w:t>
       </w:r>
     </w:p>
@@ -6274,7 +5888,6 @@
           <w:bCs/>
           <w:lang w:val="es-ES_tradnl" w:eastAsia="es-CO"/>
         </w:rPr>
-        <w:lastRenderedPageBreak/>
         <w:t>Mantenimiento</w:t>
       </w:r>
     </w:p>
@@ -6409,14 +6022,7 @@
         <w:rPr>
           <w:lang w:val="es-ES_tradnl" w:eastAsia="es-CO"/>
         </w:rPr>
-        <w:t xml:space="preserve"> mediante el mecanismo de administración de almacenamiento automático para cumplir con las demandas de almacenamiento de las operaciones en curso de la base de datos sin violar las políticas de retención. Sin embargo, debe monitorear el uso del espacio en el </w:t>
-      </w:r>
-      <w:r>
-        <w:rPr>
-          <w:lang w:val="es-ES_tradnl" w:eastAsia="es-CO"/>
-        </w:rPr>
-        <w:lastRenderedPageBreak/>
-        <w:t>área de recuperación rápida para asegurarse de que sea lo suficientemente grande para almacenar copias de seguridad y otros archivos relacionados con la recuperación.</w:t>
+        <w:t xml:space="preserve"> mediante el mecanismo de administración de almacenamiento automático para cumplir con las demandas de almacenamiento de las operaciones en curso de la base de datos sin violar las políticas de retención. Sin embargo, debe monitorear el uso del espacio en el área de recuperación rápida para asegurarse de que sea lo suficientemente grande para almacenar copias de seguridad y otros archivos relacionados con la recuperación.</w:t>
       </w:r>
     </w:p>
     <w:p>
@@ -6507,14 +6113,7 @@
         <w:rPr>
           <w:lang w:val="es-ES_tradnl" w:eastAsia="es-CO"/>
         </w:rPr>
-        <w:t xml:space="preserve">Los datos que manejan las empresas incluyen datos como información de clientes, información relacionada con la contabilidad e información de socios </w:t>
-      </w:r>
-      <w:r>
-        <w:rPr>
-          <w:lang w:val="es-ES_tradnl" w:eastAsia="es-CO"/>
-        </w:rPr>
-        <w:lastRenderedPageBreak/>
-        <w:t>comerciales. En el improbable caso de que estos datos se dañen o se pierdan, la empresa perderá credibilidad social y, además, existe la posibilidad de que se produzca una pérdida de clientes y se deteriore el rendimiento empresarial. La ocurrencia de pérdida económica por recibir una reclamación por daños también es un riesgo que no puede ser ignorado. Proteger sus datos con copias de seguridad es una forma eficaz de evitar la pérdida de datos.</w:t>
+        <w:t>Los datos que manejan las empresas incluyen datos como información de clientes, información relacionada con la contabilidad e información de socios comerciales. En el improbable caso de que estos datos se dañen o se pierdan, la empresa perderá credibilidad social y, además, existe la posibilidad de que se produzca una pérdida de clientes y se deteriore el rendimiento empresarial. La ocurrencia de pérdida económica por recibir una reclamación por daños también es un riesgo que no puede ser ignorado. Proteger sus datos con copias de seguridad es una forma eficaz de evitar la pérdida de datos.</w:t>
       </w:r>
     </w:p>
     <w:p>
@@ -6646,7 +6245,6 @@
           <w:rStyle w:val="Ttulo5Car"/>
           <w:lang w:val="es-ES_tradnl"/>
         </w:rPr>
-        <w:lastRenderedPageBreak/>
         <w:t>Obstáculos físicos</w:t>
       </w:r>
       <w:r>
@@ -6681,7 +6279,13 @@
         <w:rPr>
           <w:lang w:val="es-ES_tradnl" w:eastAsia="es-CO"/>
         </w:rPr>
-        <w:t>Existen tres métodos para hacer una copia de seguridad: guardar en un medio de almacenamiento externo, almacenamiento en línea y almacenamiento en red:</w:t>
+        <w:t>Existen tres métodos para hacer una copia de seguridad: guardar en un medio de almacenamiento externo, almacenamiento en línea y almacenamiento en red</w:t>
+      </w:r>
+      <w:r>
+        <w:rPr>
+          <w:lang w:val="es-ES_tradnl" w:eastAsia="es-CO"/>
+        </w:rPr>
+        <w:t>.</w:t>
       </w:r>
     </w:p>
     <w:p>
@@ -6869,28 +6473,7 @@
         <w:rPr>
           <w:lang w:val="es-ES_tradnl" w:eastAsia="es-CO"/>
         </w:rPr>
-        <w:t xml:space="preserve">El almacenamiento en red tiene una forma llamada NAS (Network </w:t>
-      </w:r>
-      <w:proofErr w:type="spellStart"/>
-      <w:r>
-        <w:rPr>
-          <w:lang w:val="es-ES_tradnl" w:eastAsia="es-CO"/>
-        </w:rPr>
-        <w:t>Attached</w:t>
-      </w:r>
-      <w:proofErr w:type="spellEnd"/>
-      <w:r>
-        <w:rPr>
-          <w:lang w:val="es-ES_tradnl" w:eastAsia="es-CO"/>
-        </w:rPr>
-        <w:t xml:space="preserve"> Storage) y debe entenderse que es un servidor de archivos </w:t>
-      </w:r>
-      <w:r>
-        <w:rPr>
-          <w:lang w:val="es-ES_tradnl" w:eastAsia="es-CO"/>
-        </w:rPr>
-        <w:lastRenderedPageBreak/>
-        <w:t>dedicado. Hay muchos discos de gran capacidad, por lo que puede usarse sin preocuparse por el límite de capacidad de almacenamiento. Otra ventaja de utilizar el almacenamiento en red es que se pueden realizar copias de seguridad automáticas a altas horas de la noche o durante los días festivos mediante la configuración por adelantado.</w:t>
+        <w:t>El almacenamiento en red tiene una forma llamada NAS (Network Attached Storage) y debe entenderse que es un servidor de archivos dedicado. Hay muchos discos de gran capacidad, por lo que puede usarse sin preocuparse por el límite de capacidad de almacenamiento. Otra ventaja de utilizar el almacenamiento en red es que se pueden realizar copias de seguridad automáticas a altas horas de la noche o durante los días festivos mediante la configuración por adelantado.</w:t>
       </w:r>
     </w:p>
     <w:p>
@@ -6957,7 +6540,7 @@
                     </pic:cNvPicPr>
                   </pic:nvPicPr>
                   <pic:blipFill>
-                    <a:blip r:embed="rId20">
+                    <a:blip r:embed="rId21">
                       <a:extLst>
                         <a:ext uri="{28A0092B-C50C-407E-A947-70E740481C1C}">
                           <a14:useLocalDpi xmlns:a14="http://schemas.microsoft.com/office/drawing/2010/main" val="0"/>
@@ -7018,7 +6601,6 @@
           <w:bCs/>
           <w:lang w:val="es-ES_tradnl" w:eastAsia="es-CO"/>
         </w:rPr>
-        <w:lastRenderedPageBreak/>
         <w:t>Verificar la cantidad de datos que desea respaldar</w:t>
       </w:r>
       <w:r>
@@ -7135,7 +6717,6 @@
           <w:rStyle w:val="Ttulo5Car"/>
           <w:lang w:val="es-ES_tradnl"/>
         </w:rPr>
-        <w:lastRenderedPageBreak/>
         <w:t>Aclarar el propósito de la copia de seguridad</w:t>
       </w:r>
       <w:r>
@@ -7320,7 +6901,6 @@
           <w:rStyle w:val="Ttulo5Car"/>
           <w:lang w:val="es-ES_tradnl"/>
         </w:rPr>
-        <w:lastRenderedPageBreak/>
         <w:t>Preparar un sistema de gestión de datos de copia de seguridad</w:t>
       </w:r>
       <w:r>
@@ -7439,35 +7019,7 @@
         <w:rPr>
           <w:lang w:val="es-ES_tradnl" w:eastAsia="es-CO"/>
         </w:rPr>
-        <w:t xml:space="preserve">La falla más común es la eliminación o </w:t>
-      </w:r>
-      <w:proofErr w:type="spellStart"/>
-      <w:r>
-        <w:rPr>
-          <w:lang w:val="es-ES_tradnl" w:eastAsia="es-CO"/>
-        </w:rPr>
-        <w:t>sobrescritura</w:t>
-      </w:r>
-      <w:proofErr w:type="spellEnd"/>
-      <w:r>
-        <w:rPr>
-          <w:lang w:val="es-ES_tradnl" w:eastAsia="es-CO"/>
-        </w:rPr>
-        <w:t xml:space="preserve"> de los datos necesarios debido a errores operativos por parte de administradores o usuarios. También puede ocurrir </w:t>
-      </w:r>
-      <w:proofErr w:type="spellStart"/>
-      <w:r>
-        <w:rPr>
-          <w:lang w:val="es-ES_tradnl" w:eastAsia="es-CO"/>
-        </w:rPr>
-        <w:t>sobrescritura</w:t>
-      </w:r>
-      <w:proofErr w:type="spellEnd"/>
-      <w:r>
-        <w:rPr>
-          <w:lang w:val="es-ES_tradnl" w:eastAsia="es-CO"/>
-        </w:rPr>
-        <w:t xml:space="preserve"> (manipulación) o eliminación debido a una infección de </w:t>
+        <w:t xml:space="preserve">La falla más común es la eliminación o sobrescritura de los datos necesarios debido a errores operativos por parte de administradores o usuarios. También puede ocurrir sobrescritura (manipulación) o eliminación debido a una infección de </w:t>
       </w:r>
       <w:r>
         <w:rPr>
@@ -7551,7 +7103,6 @@
         <w:rPr>
           <w:lang w:val="es-ES_tradnl" w:eastAsia="es-CO"/>
         </w:rPr>
-        <w:lastRenderedPageBreak/>
         <w:t xml:space="preserve">A modo genérico se puede decir, entonces, que las operaciones de copia de seguridad se determinan teniendo en cuenta el uso y la importancia de los datos a replicar, así como el costo de recuperación en el improbable caso de falla. </w:t>
       </w:r>
     </w:p>
@@ -7758,14 +7309,7 @@
         <w:rPr>
           <w:lang w:val="es-ES_tradnl" w:eastAsia="es-CO"/>
         </w:rPr>
-        <w:t xml:space="preserve">Dependiendo del propósito de uso, se selecciona el mismo lugar que el sistema, el mismo edificio, un edificio separado, el exterior de corta distancia, el exterior de larga distancia, etc. Las combinaciones de múltiples medidas y rotaciones son el método preferido. La selección y </w:t>
-      </w:r>
-      <w:r>
-        <w:rPr>
-          <w:lang w:val="es-ES_tradnl" w:eastAsia="es-CO"/>
-        </w:rPr>
-        <w:lastRenderedPageBreak/>
-        <w:t>combinación de medios externos y medios de red también es un punto. Las redes externas también facilitan relativamente el uso de ubicaciones remotas.</w:t>
+        <w:t>Dependiendo del propósito de uso, se selecciona el mismo lugar que el sistema, el mismo edificio, un edificio separado, el exterior de corta distancia, el exterior de larga distancia, etc. Las combinaciones de múltiples medidas y rotaciones son el método preferido. La selección y combinación de medios externos y medios de red también es un punto. Las redes externas también facilitan relativamente el uso de ubicaciones remotas.</w:t>
       </w:r>
     </w:p>
     <w:p>
@@ -7956,7 +7500,6 @@
         <w:rPr>
           <w:lang w:val="es-ES_tradnl"/>
         </w:rPr>
-        <w:lastRenderedPageBreak/>
         <w:t>Gestión de la información</w:t>
       </w:r>
       <w:bookmarkEnd w:id="6"/>
@@ -7977,21 +7520,7 @@
         <w:rPr>
           <w:lang w:val="es-ES_tradnl" w:eastAsia="es-CO"/>
         </w:rPr>
-        <w:t xml:space="preserve">La gestión de la información significa administrar adecuadamente la información, protegerla para que pueda recuperarse cuando sea necesario y evitar que se filtre. Es por esto que se hace necesario realizar una gestión de forma centralizada sobre la información interna utilizando herramientas adecuadas, ya </w:t>
-      </w:r>
-      <w:proofErr w:type="gramStart"/>
-      <w:r>
-        <w:rPr>
-          <w:lang w:val="es-ES_tradnl" w:eastAsia="es-CO"/>
-        </w:rPr>
-        <w:t>que</w:t>
-      </w:r>
-      <w:proofErr w:type="gramEnd"/>
-      <w:r>
-        <w:rPr>
-          <w:lang w:val="es-ES_tradnl" w:eastAsia="es-CO"/>
-        </w:rPr>
-        <w:t xml:space="preserve"> aunque algunas se especializan en facilitar la recuperación de información tienen problemas de seguridad y por ende, presentan riesgo de fuga de información. Por tanto, a la hora de gestionar la información es necesario tener en cuenta la compatibilidad entre la facilidad de extracción y uso de la información y la seguridad.</w:t>
+        <w:t>La gestión de la información significa administrar adecuadamente la información, protegerla para que pueda recuperarse cuando sea necesario y evitar que se filtre. Es por esto que se hace necesario realizar una gestión de forma centralizada sobre la información interna utilizando herramientas adecuadas, ya que aunque algunas se especializan en facilitar la recuperación de información tienen problemas de seguridad y por ende, presentan riesgo de fuga de información. Por tanto, a la hora de gestionar la información es necesario tener en cuenta la compatibilidad entre la facilidad de extracción y uso de la información y la seguridad.</w:t>
       </w:r>
     </w:p>
     <w:p>
@@ -8029,7 +7558,6 @@
         <w:rPr>
           <w:lang w:val="es-ES_tradnl" w:eastAsia="es-CO"/>
         </w:rPr>
-        <w:lastRenderedPageBreak/>
         <w:t>Es cierto que muchas empresas se han beneficiado de la difusión de las computadoras personales en los hogares en general, el desarrollo de entornos de Internet de alta velocidad y el aumento explosivo de usuarios de teléfonos inteligentes. Por otro lado, sin embargo, también es cierto que pueden producirse incidentes de fuga de información por ligeros errores de gestión o por laxitud de la seguridad. En estas circunstancias, en lo que deben trabajar las empresas es en tomar las medidas de seguridad adecuadas y conocer con precisión el tipo, la calidad y la cantidad de los activos de información que posee la empresa. Esto ahora se posiciona como una de nuestras responsabilidades sociales. Además de las medidas de seguridad, las empresas necesitan trabajar en planes comerciales y presupuestos para el próximo año fiscal, trabajo diario de gestión y servicio al cliente, y no quedan muchos recursos excedentes. Especialmente para las pequeñas y medianas empresas, hay muchos casos en los que no se pueden tomar medidas de seguridad suficientes desde un punto de vista financiero. Es por eso que no se puede esperar incidentes de fuga de información. Por lo tanto, lo que debe considerar activamente es una contramedida que refuerce las medidas de seguridad mientras se usa los servicios de otras compañías.</w:t>
       </w:r>
     </w:p>
@@ -8056,14 +7584,7 @@
         <w:rPr>
           <w:lang w:val="es-ES_tradnl" w:eastAsia="es-CO"/>
         </w:rPr>
-        <w:t xml:space="preserve">Al utilizar los servicios web, muchas pequeñas y medianas empresas no solo buscan reducir la carga operativa y la inversión inicial, sino que también están considerando fortalecer las medidas de seguridad. En casos extremos, si todos los sistemas comerciales internos se convierten en servicios web, solo eso puede </w:t>
-      </w:r>
-      <w:r>
-        <w:rPr>
-          <w:lang w:val="es-ES_tradnl" w:eastAsia="es-CO"/>
-        </w:rPr>
-        <w:lastRenderedPageBreak/>
-        <w:t>proporcionar suficientes medidas de seguridad. A través de prueba y error, incluso las pequeñas y medianas empresas pueden satisfacer completamente los requisitos de alta seguridad. Otro método efectivo es utilizar la subcontratación para crear recursos humanos y de tiempo internos y asignarlos a medidas de seguridad.</w:t>
+        <w:t>Al utilizar los servicios web, muchas pequeñas y medianas empresas no solo buscan reducir la carga operativa y la inversión inicial, sino que también están considerando fortalecer las medidas de seguridad. En casos extremos, si todos los sistemas comerciales internos se convierten en servicios web, solo eso puede proporcionar suficientes medidas de seguridad. A través de prueba y error, incluso las pequeñas y medianas empresas pueden satisfacer completamente los requisitos de alta seguridad. Otro método efectivo es utilizar la subcontratación para crear recursos humanos y de tiempo internos y asignarlos a medidas de seguridad.</w:t>
       </w:r>
     </w:p>
     <w:p>
@@ -8175,14 +7696,7 @@
         <w:rPr>
           <w:lang w:val="es-ES_tradnl" w:eastAsia="es-CO"/>
         </w:rPr>
-        <w:t xml:space="preserve">Si se utilizan herramientas y se gestiona minuciosamente la información, se pueden prevenir accidentes provocados por infecciones de virus. Por ejemplo, si una computadora en una empresa está infectada con un virus que invade desde el exterior, todo el sistema </w:t>
-      </w:r>
-      <w:r>
-        <w:rPr>
-          <w:lang w:val="es-ES_tradnl" w:eastAsia="es-CO"/>
-        </w:rPr>
-        <w:lastRenderedPageBreak/>
-        <w:t xml:space="preserve">de la empresa puede funcionar mal. Además, si un sitio web es desfigurado por un virus, existe el riesgo de que afecte </w:t>
+        <w:t xml:space="preserve">Si se utilizan herramientas y se gestiona minuciosamente la información, se pueden prevenir accidentes provocados por infecciones de virus. Por ejemplo, si una computadora en una empresa está infectada con un virus que invade desde el exterior, todo el sistema de la empresa puede funcionar mal. Además, si un sitio web es desfigurado por un virus, existe el riesgo de que afecte </w:t>
       </w:r>
       <w:r>
         <w:rPr>
@@ -8343,14 +7857,7 @@
         <w:rPr>
           <w:lang w:val="es-ES_tradnl" w:eastAsia="es-CO"/>
         </w:rPr>
-        <w:t xml:space="preserve"> de seguridad y actualizaciones del mismo. </w:t>
-      </w:r>
-      <w:r>
-        <w:rPr>
-          <w:lang w:val="es-ES_tradnl" w:eastAsia="es-CO"/>
-        </w:rPr>
-        <w:lastRenderedPageBreak/>
-        <w:t xml:space="preserve">A medida que avanza la digitalización, muchas empresas poseen uno o más terminales digitales por persona, pero se debe mejorar la seguridad desde la perspectiva del </w:t>
+        <w:t xml:space="preserve"> de seguridad y actualizaciones del mismo. A medida que avanza la digitalización, muchas empresas poseen uno o más terminales digitales por persona, pero se debe mejorar la seguridad desde la perspectiva del </w:t>
       </w:r>
       <w:r>
         <w:rPr>
@@ -8538,14 +8045,7 @@
         <w:rPr>
           <w:lang w:val="es-ES_tradnl" w:eastAsia="es-CO"/>
         </w:rPr>
-        <w:t xml:space="preserve">Las medidas humanas son medidas para prevenir incidentes de seguridad causados por personas. No importa cuántas medidas técnicas y físicas se tomen, si la alfabetización y la moralidad de los empleados que los manejan son bajas, pueden ocurrir incidentes de seguridad y fraude. Para prevenir </w:t>
-      </w:r>
-      <w:r>
-        <w:rPr>
-          <w:lang w:val="es-ES_tradnl" w:eastAsia="es-CO"/>
-        </w:rPr>
-        <w:lastRenderedPageBreak/>
-        <w:t>tales accidentes, llevemos a cabo educación sobre seguridad de la información y capacitación sobre moral y cumplimiento. También es importante crear un manual de trabajo y establecer procedimientos para prevenir incidentes de seguridad causados por errores inesperados.</w:t>
+        <w:t>Las medidas humanas son medidas para prevenir incidentes de seguridad causados por personas. No importa cuántas medidas técnicas y físicas se tomen, si la alfabetización y la moralidad de los empleados que los manejan son bajas, pueden ocurrir incidentes de seguridad y fraude. Para prevenir tales accidentes, llevemos a cabo educación sobre seguridad de la información y capacitación sobre moral y cumplimiento. También es importante crear un manual de trabajo y establecer procedimientos para prevenir incidentes de seguridad causados por errores inesperados.</w:t>
       </w:r>
     </w:p>
     <w:p>
@@ -8664,14 +8164,7 @@
         <w:rPr>
           <w:lang w:val="es-ES_tradnl" w:eastAsia="es-CO"/>
         </w:rPr>
-        <w:t xml:space="preserve">A la hora de gestionar la información, es muy importante saber quién es el responsable de gestionarla. Esto se debe a que, si la ubicación de la responsabilidad no está clara, la conciencia de seguridad de cada persona será baja. Para aclarar dónde recae la responsabilidad, se recomienda establecer un departamento de gestión de seguridad de la </w:t>
-      </w:r>
-      <w:r>
-        <w:rPr>
-          <w:lang w:val="es-ES_tradnl" w:eastAsia="es-CO"/>
-        </w:rPr>
-        <w:lastRenderedPageBreak/>
-        <w:t>información. Al crear estos departamentos, incluso en el improbable caso de que ocurra un incidente de seguridad, será posible responder sin problemas. Además, si el departamento toma la delantera en la educación de los empleados, es posible promover la permeación de las reglas.</w:t>
+        <w:t>A la hora de gestionar la información, es muy importante saber quién es el responsable de gestionarla. Esto se debe a que, si la ubicación de la responsabilidad no está clara, la conciencia de seguridad de cada persona será baja. Para aclarar dónde recae la responsabilidad, se recomienda establecer un departamento de gestión de seguridad de la información. Al crear estos departamentos, incluso en el improbable caso de que ocurra un incidente de seguridad, será posible responder sin problemas. Además, si el departamento toma la delantera en la educación de los empleados, es posible promover la permeación de las reglas.</w:t>
       </w:r>
     </w:p>
     <w:p>
@@ -8848,14 +8341,7 @@
         <w:rPr>
           <w:lang w:val="es-ES_tradnl" w:eastAsia="es-CO"/>
         </w:rPr>
-        <w:t xml:space="preserve">Las herramientas pueden centralizar la información interna, por lo que la introducción de herramientas es fundamental para la gestión de la información. Sin embargo, </w:t>
-      </w:r>
-      <w:r>
-        <w:rPr>
-          <w:lang w:val="es-ES_tradnl" w:eastAsia="es-CO"/>
-        </w:rPr>
-        <w:lastRenderedPageBreak/>
-        <w:t>no se puede decir que la gestión de la información se esté realizando correctamente sólo porque se haya implantado una herramienta. En particular, cuando la gestión de la información no va bien, hay muchos casos en los que solo se han introducido herramientas. Por lo tanto, para utilizar correctamente las herramientas y garantizar una gestión completa de la información dentro de la empresa, es necesario comprender las precauciones y los puntos de minuciosidad que se han introducido hasta ahora y construir un sistema de gestión de la información.</w:t>
+        <w:t>Las herramientas pueden centralizar la información interna, por lo que la introducción de herramientas es fundamental para la gestión de la información. Sin embargo, no se puede decir que la gestión de la información se esté realizando correctamente sólo porque se haya implantado una herramienta. En particular, cuando la gestión de la información no va bien, hay muchos casos en los que solo se han introducido herramientas. Por lo tanto, para utilizar correctamente las herramientas y garantizar una gestión completa de la información dentro de la empresa, es necesario comprender las precauciones y los puntos de minuciosidad que se han introducido hasta ahora y construir un sistema de gestión de la información.</w:t>
       </w:r>
     </w:p>
     <w:p>
@@ -9152,7 +8638,6 @@
         <w:rPr>
           <w:lang w:val="es-ES_tradnl" w:eastAsia="es-CO"/>
         </w:rPr>
-        <w:lastRenderedPageBreak/>
         <w:t>“Activos físicos” como equipos, instalaciones y vehículos</w:t>
       </w:r>
       <w:r>
@@ -9313,7 +8798,7 @@
                     <pic:cNvPicPr/>
                   </pic:nvPicPr>
                   <pic:blipFill>
-                    <a:blip r:embed="rId21"/>
+                    <a:blip r:embed="rId22"/>
                     <a:stretch>
                       <a:fillRect/>
                     </a:stretch>
@@ -9344,14 +8829,7 @@
         <w:rPr>
           <w:lang w:val="es-ES_tradnl" w:eastAsia="es-CO"/>
         </w:rPr>
-        <w:t xml:space="preserve">A partir de lo anterior, se hace necesario identificar los activos de información que pueden requerir algún tipo de respuesta entre los activos de información organizacionales. La información extraída está sujeta a evaluación de riesgos (análisis /evaluación de riesgos) y luego se convierte en un activo de información que examina la </w:t>
-      </w:r>
-      <w:r>
-        <w:rPr>
-          <w:lang w:val="es-ES_tradnl" w:eastAsia="es-CO"/>
-        </w:rPr>
-        <w:lastRenderedPageBreak/>
-        <w:t>presencia o ausencia de contramedidas desde las perspectivas de confidencialidad, integridad y disponibilidad. Posteriormente, luego de su identificación, hay que confirmar en qué forma se almacenan los activos de información en la empresa u organización, dónde se utilizan, quién los utiliza y cómo se gestionan.</w:t>
+        <w:t>A partir de lo anterior, se hace necesario identificar los activos de información que pueden requerir algún tipo de respuesta entre los activos de información organizacionales. La información extraída está sujeta a evaluación de riesgos (análisis /evaluación de riesgos) y luego se convierte en un activo de información que examina la presencia o ausencia de contramedidas desde las perspectivas de confidencialidad, integridad y disponibilidad. Posteriormente, luego de su identificación, hay que confirmar en qué forma se almacenan los activos de información en la empresa u organización, dónde se utilizan, quién los utiliza y cómo se gestionan.</w:t>
       </w:r>
     </w:p>
     <w:p>
@@ -9377,21 +8855,19 @@
         <w:rPr>
           <w:lang w:val="es-ES_tradnl" w:eastAsia="es-CO"/>
         </w:rPr>
-        <w:t xml:space="preserve">Sin embargo, esto no significa que todos los activos de información deban ser identificados. Dado que los activos de información en poder de la organización cambian a diario, por </w:t>
-      </w:r>
-      <w:proofErr w:type="gramStart"/>
-      <w:r>
-        <w:rPr>
-          <w:lang w:val="es-ES_tradnl" w:eastAsia="es-CO"/>
-        </w:rPr>
-        <w:t>tanto</w:t>
-      </w:r>
-      <w:proofErr w:type="gramEnd"/>
-      <w:r>
-        <w:rPr>
-          <w:lang w:val="es-ES_tradnl" w:eastAsia="es-CO"/>
-        </w:rPr>
-        <w:t xml:space="preserve"> se recogen los activos de información que deben protegerse en la actualidad. Se recomienda verificar el flujo comercial antes de continuar. Ahora, si es difícil ordenar los activos de información, se debe pensar en el impacto en la organización si los activos de información se filtran, falsifican o pierden. Si tiene un impacto negativo en su organización, hay que agregarlo a la lista. Posteriormente, se clasifica la información desde el punto de vista vulnerabilidad de su naturaleza.</w:t>
+        <w:t>Sin embargo, esto no significa que todos los activos de información deban ser identificados. Dado que los activos de información en poder de la organización cambian a diario, por tanto se recogen los activos de información que deben protegerse en la actualidad. Se recomienda verificar el flujo comercial antes de continuar. Ahora, si es difícil ordenar los activos de información, se debe pensar en el impacto en la organización si los activos de información se filtran, falsifican o pierden. Si tiene un impacto negativo en su organización, hay que agregarlo a la lista. Posteriormente, se clasifica la información desde el punto de vista</w:t>
+      </w:r>
+      <w:r>
+        <w:rPr>
+          <w:lang w:val="es-ES_tradnl" w:eastAsia="es-CO"/>
+        </w:rPr>
+        <w:t xml:space="preserve"> de la</w:t>
+      </w:r>
+      <w:r>
+        <w:rPr>
+          <w:lang w:val="es-ES_tradnl" w:eastAsia="es-CO"/>
+        </w:rPr>
+        <w:t xml:space="preserve"> vulnerabilidad de su naturaleza.</w:t>
       </w:r>
     </w:p>
     <w:p>
@@ -9451,7 +8927,6 @@
         <w:rPr>
           <w:lang w:val="es-ES_tradnl"/>
         </w:rPr>
-        <w:lastRenderedPageBreak/>
         <w:t>E</w:t>
       </w:r>
       <w:r>
@@ -9489,7 +8964,7 @@
                     <pic:cNvPicPr/>
                   </pic:nvPicPr>
                   <pic:blipFill>
-                    <a:blip r:embed="rId22"/>
+                    <a:blip r:embed="rId23"/>
                     <a:stretch>
                       <a:fillRect/>
                     </a:stretch>
@@ -9667,7 +9142,6 @@
         <w:rPr>
           <w:lang w:val="es-ES_tradnl" w:eastAsia="es-CO"/>
         </w:rPr>
-        <w:lastRenderedPageBreak/>
         <w:t>Valor de evaluación (confidencialidad/integridad/disponibilidad) /importancia: ingresar el valor de evaluación por cada ítem: confidencialidad, integridad y disponibilidad.</w:t>
       </w:r>
     </w:p>
@@ -9719,7 +9193,19 @@
         <w:rPr>
           <w:lang w:val="es-ES_tradnl" w:eastAsia="es-CO"/>
         </w:rPr>
-        <w:t>Luego de clasificarlos, se categorizan por su valor: alto valor o bajo valor. Un ejemplo de alto valor son aquellos activos que pueden llegar a ser una pérdida significativa empresarial al no involucrarles en un plan de gestión. Por otro lado, los informes trimestrales y la información publicada en páginas web, por ejemplo, son activos de bajo valor.</w:t>
+        <w:t>Luego de clasificarlos, se categorizan por su valor: alto valor o bajo valor. Un ejemplo de alto valor son aquellos activos que pueden llegar a ser una pérdida significativa empresarial al no involucrarl</w:t>
+      </w:r>
+      <w:r>
+        <w:rPr>
+          <w:lang w:val="es-ES_tradnl" w:eastAsia="es-CO"/>
+        </w:rPr>
+        <w:t>o</w:t>
+      </w:r>
+      <w:r>
+        <w:rPr>
+          <w:lang w:val="es-ES_tradnl" w:eastAsia="es-CO"/>
+        </w:rPr>
+        <w:t>s en un plan de gestión. Por otro lado, los informes trimestrales y la información publicada en páginas web, por ejemplo, son activos de bajo valor.</w:t>
       </w:r>
     </w:p>
     <w:p>
@@ -9758,7 +9244,6 @@
         <w:rPr>
           <w:lang w:val="es-ES_tradnl" w:eastAsia="es-CO"/>
         </w:rPr>
-        <w:lastRenderedPageBreak/>
         <w:t>Los activos de información a proteger, entonces, se clasifican por categoría y se valoran (califican). Para las normas de clasificación y valoración, se es necesario consultar las normas unificadas de las agencias gubernamentales y las pautas establecidas por cada ministerio y agencia. A continuación, se muestra un ejemplo de evaluación del valor de los activos de información clasificada y calificada desde la perspectiva de la confidencialidad, integridad y disponibilidad (tres elementos). Si los tres elementos de los activos de información no se pueden asegurar, el grado de impacto en el negocio se evaluará paso a paso utilizando el ejemplo de evaluación del valor de los activos de información, en el que se adopta una evaluación de cuatro niveles, y cuanto mayor sea el valor de la evaluación de importancia, mayor será el valor del activo de información:</w:t>
       </w:r>
     </w:p>
@@ -9893,21 +9378,7 @@
               <w:rPr>
                 <w:lang w:val="es-ES_tradnl"/>
               </w:rPr>
-              <w:t xml:space="preserve">4 </w:t>
-            </w:r>
-            <w:proofErr w:type="gramStart"/>
-            <w:r>
-              <w:rPr>
-                <w:lang w:val="es-ES_tradnl"/>
-              </w:rPr>
-              <w:t>Si</w:t>
-            </w:r>
-            <w:proofErr w:type="gramEnd"/>
-            <w:r>
-              <w:rPr>
-                <w:lang w:val="es-ES_tradnl"/>
-              </w:rPr>
-              <w:t xml:space="preserve"> se filtra, el impacto en los socios comerciales y los clientes es grande. O tiene un impacto serio en la gestión.</w:t>
+              <w:t>4 Si se filtra, el impacto en los socios comerciales y los clientes es grande. O tiene un impacto serio en la gestión.</w:t>
             </w:r>
           </w:p>
         </w:tc>
@@ -9963,21 +9434,7 @@
               <w:rPr>
                 <w:lang w:val="es-ES_tradnl"/>
               </w:rPr>
-              <w:t xml:space="preserve">3 </w:t>
-            </w:r>
-            <w:proofErr w:type="gramStart"/>
-            <w:r>
-              <w:rPr>
-                <w:lang w:val="es-ES_tradnl"/>
-              </w:rPr>
-              <w:t>En</w:t>
-            </w:r>
-            <w:proofErr w:type="gramEnd"/>
-            <w:r>
-              <w:rPr>
-                <w:lang w:val="es-ES_tradnl"/>
-              </w:rPr>
-              <w:t xml:space="preserve"> caso de fuga, el impacto en el negocio en cuestión es grande</w:t>
+              <w:t>3 En caso de fuga, el impacto en el negocio en cuestión es grande</w:t>
             </w:r>
             <w:r>
               <w:rPr>
@@ -10039,21 +9496,7 @@
               <w:rPr>
                 <w:lang w:val="es-ES_tradnl"/>
               </w:rPr>
-              <w:t xml:space="preserve">2 </w:t>
-            </w:r>
-            <w:proofErr w:type="gramStart"/>
-            <w:r>
-              <w:rPr>
-                <w:lang w:val="es-ES_tradnl"/>
-              </w:rPr>
-              <w:t>La</w:t>
-            </w:r>
-            <w:proofErr w:type="gramEnd"/>
-            <w:r>
-              <w:rPr>
-                <w:lang w:val="es-ES_tradnl"/>
-              </w:rPr>
-              <w:t xml:space="preserve"> fuga tendría poco impacto en el negocio en cuestión</w:t>
+              <w:t>2 La fuga tendría poco impacto en el negocio en cuestión</w:t>
             </w:r>
             <w:r>
               <w:rPr>
@@ -10115,21 +9558,7 @@
               <w:rPr>
                 <w:lang w:val="es-ES_tradnl"/>
               </w:rPr>
-              <w:t xml:space="preserve">1 </w:t>
-            </w:r>
-            <w:proofErr w:type="gramStart"/>
-            <w:r>
-              <w:rPr>
-                <w:lang w:val="es-ES_tradnl"/>
-              </w:rPr>
-              <w:t>Si</w:t>
-            </w:r>
-            <w:proofErr w:type="gramEnd"/>
-            <w:r>
-              <w:rPr>
-                <w:lang w:val="es-ES_tradnl"/>
-              </w:rPr>
-              <w:t xml:space="preserve"> se filtra, no hay impacto en el negocio en cuestión</w:t>
+              <w:t>1 Si se filtra, no hay impacto en el negocio en cuestión</w:t>
             </w:r>
             <w:r>
               <w:rPr>
@@ -10188,19 +9617,7 @@
               </w:rPr>
             </w:pPr>
             <w:r>
-              <w:t xml:space="preserve">4 </w:t>
-            </w:r>
-            <w:proofErr w:type="gramStart"/>
-            <w:r>
-              <w:t>Si</w:t>
-            </w:r>
-            <w:proofErr w:type="gramEnd"/>
-            <w:r>
-              <w:t xml:space="preserve"> se manipula, tendrá un gran impacto en los socios </w:t>
-            </w:r>
-            <w:r>
-              <w:lastRenderedPageBreak/>
-              <w:t>comerciales y clientes. O tiene un impacto serio en la gestión.</w:t>
+              <w:t>4 Si se manipula, tendrá un gran impacto en los socios comerciales y clientes. O tiene un impacto serio en la gestión.</w:t>
             </w:r>
           </w:p>
         </w:tc>
@@ -10219,7 +9636,6 @@
               <w:rPr>
                 <w:rFonts w:ascii="MS Mincho" w:eastAsia="MS Mincho" w:hAnsi="MS Mincho" w:cs="MS Mincho" w:hint="eastAsia"/>
               </w:rPr>
-              <w:lastRenderedPageBreak/>
               <w:t>－</w:t>
             </w:r>
           </w:p>
@@ -10254,15 +9670,7 @@
               </w:rPr>
             </w:pPr>
             <w:r>
-              <w:t xml:space="preserve">3 </w:t>
-            </w:r>
-            <w:proofErr w:type="gramStart"/>
-            <w:r>
-              <w:t>Si</w:t>
-            </w:r>
-            <w:proofErr w:type="gramEnd"/>
-            <w:r>
-              <w:t xml:space="preserve"> se manipula, el impacto en el negocio en cuestión es grande</w:t>
+              <w:t>3 Si se manipula, el impacto en el negocio en cuestión es grande</w:t>
             </w:r>
             <w:r>
               <w:t>.</w:t>
@@ -10318,15 +9726,7 @@
               </w:rPr>
             </w:pPr>
             <w:r>
-              <w:t xml:space="preserve">2 </w:t>
-            </w:r>
-            <w:proofErr w:type="gramStart"/>
-            <w:r>
-              <w:t>La</w:t>
-            </w:r>
-            <w:proofErr w:type="gramEnd"/>
-            <w:r>
-              <w:t xml:space="preserve"> falsificación tendría poco impacto en el negocio en cuestión</w:t>
+              <w:t>2 La falsificación tendría poco impacto en el negocio en cuestión</w:t>
             </w:r>
             <w:r>
               <w:t>.</w:t>
@@ -10382,15 +9782,7 @@
               </w:rPr>
             </w:pPr>
             <w:r>
-              <w:t xml:space="preserve">1 </w:t>
-            </w:r>
-            <w:proofErr w:type="gramStart"/>
-            <w:r>
-              <w:t>Si</w:t>
-            </w:r>
-            <w:proofErr w:type="gramEnd"/>
-            <w:r>
-              <w:t xml:space="preserve"> es falsificado, no tiene impacto en el negocio en cuestión</w:t>
+              <w:t>1 Si es falsificado, no tiene impacto en el negocio en cuestión</w:t>
             </w:r>
             <w:r>
               <w:t>.</w:t>
@@ -10446,15 +9838,7 @@
               </w:rPr>
             </w:pPr>
             <w:r>
-              <w:t xml:space="preserve">4 </w:t>
-            </w:r>
-            <w:proofErr w:type="gramStart"/>
-            <w:r>
-              <w:t>La</w:t>
-            </w:r>
-            <w:proofErr w:type="gramEnd"/>
-            <w:r>
-              <w:t xml:space="preserve"> suspensión del uso tendrá un gran impacto en los socios comerciales y clientes. O tiene un impacto serio en la gestión.</w:t>
+              <w:t>4 La suspensión del uso tendrá un gran impacto en los socios comerciales y clientes. O tiene un impacto serio en la gestión.</w:t>
             </w:r>
           </w:p>
         </w:tc>
@@ -10507,15 +9891,7 @@
               </w:rPr>
             </w:pPr>
             <w:r>
-              <w:t xml:space="preserve">3 </w:t>
-            </w:r>
-            <w:proofErr w:type="gramStart"/>
-            <w:r>
-              <w:t>En</w:t>
-            </w:r>
-            <w:proofErr w:type="gramEnd"/>
-            <w:r>
-              <w:t xml:space="preserve"> el caso de suspensión de uso, el impacto en el negocio en cuestión es grande</w:t>
+              <w:t>3 En el caso de suspensión de uso, el impacto en el negocio en cuestión es grande</w:t>
             </w:r>
             <w:r>
               <w:t>.</w:t>
@@ -10571,15 +9947,7 @@
               </w:rPr>
             </w:pPr>
             <w:r>
-              <w:t xml:space="preserve">2 </w:t>
-            </w:r>
-            <w:proofErr w:type="gramStart"/>
-            <w:r>
-              <w:t>En</w:t>
-            </w:r>
-            <w:proofErr w:type="gramEnd"/>
-            <w:r>
-              <w:t xml:space="preserve"> el caso de suspensión de uso, casi no hay impacto en el negocio afectado</w:t>
+              <w:t>2 En el caso de suspensión de uso, casi no hay impacto en el negocio afectado</w:t>
             </w:r>
             <w:r>
               <w:t>.</w:t>
@@ -10705,7 +10073,6 @@
         <w:rPr>
           <w:lang w:val="es-ES_tradnl" w:eastAsia="es-CO"/>
         </w:rPr>
-        <w:lastRenderedPageBreak/>
         <w:t>“</w:t>
       </w:r>
       <w:r>
@@ -10892,7 +10259,6 @@
         <w:rPr>
           <w:lang w:val="es-ES_tradnl" w:eastAsia="es-CO"/>
         </w:rPr>
-        <w:lastRenderedPageBreak/>
         <w:t>Sumado a esto, también es una buena idea describir claramente el método y la frecuencia de las copias de seguridad como reglas internas en la política de seguridad de la información. A continuación, se describen estos aspectos:</w:t>
       </w:r>
     </w:p>
@@ -10992,28 +10358,7 @@
         <w:rPr>
           <w:lang w:val="es-ES_tradnl" w:eastAsia="es-CO"/>
         </w:rPr>
-        <w:t xml:space="preserve">Tenga en cuenta </w:t>
-      </w:r>
-      <w:proofErr w:type="gramStart"/>
-      <w:r>
-        <w:rPr>
-          <w:lang w:val="es-ES_tradnl" w:eastAsia="es-CO"/>
-        </w:rPr>
-        <w:t>que</w:t>
-      </w:r>
-      <w:proofErr w:type="gramEnd"/>
-      <w:r>
-        <w:rPr>
-          <w:lang w:val="es-ES_tradnl" w:eastAsia="es-CO"/>
-        </w:rPr>
-        <w:t xml:space="preserve"> si los usuarios utilizan medios de almacenamiento externo para la copia de seguridad, se aumenta la posibilidad de fuga de información confidencial o personal debido a la eliminación de datos. Si se recomiendan </w:t>
-      </w:r>
-      <w:r>
-        <w:rPr>
-          <w:lang w:val="es-ES_tradnl" w:eastAsia="es-CO"/>
-        </w:rPr>
-        <w:lastRenderedPageBreak/>
-        <w:t>medios de almacenamiento externo para la copia de seguridad, también es importante implementar minuciosamente reglas para la gestión de la información, como prohibir la eliminación innecesaria de datos y estipular ubicaciones de almacenamiento, en una política de seguridad de la información.</w:t>
+        <w:t>Tenga en cuenta que si los usuarios utilizan medios de almacenamiento externo para la copia de seguridad, se aumenta la posibilidad de fuga de información confidencial o personal debido a la eliminación de datos. Si se recomiendan medios de almacenamiento externo para la copia de seguridad, también es importante implementar minuciosamente reglas para la gestión de la información, como prohibir la eliminación innecesaria de datos y estipular ubicaciones de almacenamiento, en una política de seguridad de la información.</w:t>
       </w:r>
     </w:p>
     <w:p>
@@ -11232,14 +10577,7 @@
         <w:rPr>
           <w:lang w:val="es-ES_tradnl" w:eastAsia="es-CO"/>
         </w:rPr>
-        <w:t xml:space="preserve">Tener personal comercial que identifique los activos de información tiene la ventaja de que, a diferencia de la identificación centralizada, se pueden evitar las omisiones porque se usa en las operaciones normales y es eficiente. Por ejemplo, para la base de datos maestra de clientes </w:t>
-      </w:r>
-      <w:r>
-        <w:rPr>
-          <w:lang w:val="es-ES_tradnl" w:eastAsia="es-CO"/>
-        </w:rPr>
-        <w:lastRenderedPageBreak/>
-        <w:t>(base de datos), averigüe cuál de los siguientes es el lugar de uso, cuál es la forma de almacenamiento, dónde está el lugar de almacenamiento y cuál es el grado de importancia. Luego, se resume cada departamento en un archivo de Excel y se envía a la persona a cargo de la seguridad de la información para que pueda comprender los activos de información en general.</w:t>
+        <w:t>Tener personal comercial que identifique los activos de información tiene la ventaja de que, a diferencia de la identificación centralizada, se pueden evitar las omisiones porque se usa en las operaciones normales y es eficiente. Por ejemplo, para la base de datos maestra de clientes (base de datos), averigüe cuál de los siguientes es el lugar de uso, cuál es la forma de almacenamiento, dónde está el lugar de almacenamiento y cuál es el grado de importancia. Luego, se resume cada departamento en un archivo de Excel y se envía a la persona a cargo de la seguridad de la información para que pueda comprender los activos de información en general.</w:t>
       </w:r>
     </w:p>
     <w:p>
@@ -11629,23 +10967,7 @@
                 <w:b/>
                 <w:bCs w:val="0"/>
               </w:rPr>
-              <w:t>Valor de la evaluación (confidencialidad/integridad/</w:t>
-            </w:r>
-            <w:proofErr w:type="gramStart"/>
-            <w:r>
-              <w:rPr>
-                <w:b/>
-                <w:bCs w:val="0"/>
-              </w:rPr>
-              <w:t>disponibilidad)/</w:t>
-            </w:r>
-            <w:proofErr w:type="gramEnd"/>
-            <w:r>
-              <w:rPr>
-                <w:b/>
-                <w:bCs w:val="0"/>
-              </w:rPr>
-              <w:t>importancia</w:t>
+              <w:t>Valor de la evaluación (confidencialidad/integridad/disponibilidad)/importancia</w:t>
             </w:r>
           </w:p>
         </w:tc>
@@ -11661,11 +10983,7 @@
               </w:rPr>
             </w:pPr>
             <w:r>
-              <w:t xml:space="preserve">Valor de evaluación: Ingrese cada valor de evaluación para confidencialidad, </w:t>
-            </w:r>
-            <w:r>
-              <w:lastRenderedPageBreak/>
-              <w:t>integridad y disponibilidad Importancia: Ingrese el valor más alto entre confidencialidad, integridad y disponibilidad.</w:t>
+              <w:t>Valor de evaluación: Ingrese cada valor de evaluación para confidencialidad, integridad y disponibilidad Importancia: Ingrese el valor más alto entre confidencialidad, integridad y disponibilidad.</w:t>
             </w:r>
           </w:p>
         </w:tc>
@@ -11689,7 +11007,6 @@
                 <w:b/>
                 <w:bCs w:val="0"/>
               </w:rPr>
-              <w:lastRenderedPageBreak/>
               <w:t>Periodo de retención</w:t>
             </w:r>
           </w:p>
@@ -11813,14 +11130,7 @@
         <w:rPr>
           <w:lang w:val="es-ES_tradnl" w:eastAsia="es-CO"/>
         </w:rPr>
-        <w:t xml:space="preserve">Los informes de seguridad cibernética basados en el riesgo, a diferencia de los informes integrales, basados en el cumplimiento o basados en incidentes, son el enfoque más adecuado para reducir la exposición de su organización a las amenazas </w:t>
-      </w:r>
-      <w:r>
-        <w:rPr>
-          <w:lang w:val="es-ES_tradnl" w:eastAsia="es-CO"/>
-        </w:rPr>
-        <w:lastRenderedPageBreak/>
-        <w:t>cibernéticas. Seguir un enfoque basado en el riesgo para los informes de seguridad cibernética puede ayudar a las personas y equipos en todos los niveles a enfocarse en los problemas más importantes sin ser víctimas de la fatiga de alertas y las advertencias ignoradas.</w:t>
+        <w:t>Los informes de seguridad cibernética basados en el riesgo, a diferencia de los informes integrales, basados en el cumplimiento o basados en incidentes, son el enfoque más adecuado para reducir la exposición de su organización a las amenazas cibernéticas. Seguir un enfoque basado en el riesgo para los informes de seguridad cibernética puede ayudar a las personas y equipos en todos los niveles a enfocarse en los problemas más importantes sin ser víctimas de la fatiga de alertas y las advertencias ignoradas.</w:t>
       </w:r>
     </w:p>
     <w:p>
@@ -11983,19 +11293,11 @@
         </w:rPr>
         <w:t xml:space="preserve"> </w:t>
       </w:r>
-      <w:proofErr w:type="gramStart"/>
-      <w:r>
-        <w:rPr>
-          <w:lang w:val="es-ES_tradnl" w:eastAsia="es-CO"/>
-        </w:rPr>
-        <w:t>¿</w:t>
-      </w:r>
-      <w:proofErr w:type="gramEnd"/>
-      <w:r>
-        <w:rPr>
-          <w:lang w:val="es-ES_tradnl" w:eastAsia="es-CO"/>
-        </w:rPr>
-        <w:t>Cómo fueron estos mismos números el mes pasado o el último trimestre? ¿Estás mejorando o empeorando con el tiempo?</w:t>
+      <w:r>
+        <w:rPr>
+          <w:lang w:val="es-ES_tradnl" w:eastAsia="es-CO"/>
+        </w:rPr>
+        <w:t>¿Cómo fueron estos mismos números el mes pasado o el último trimestre? ¿Estás mejorando o empeorando con el tiempo?</w:t>
       </w:r>
     </w:p>
     <w:p>
@@ -12017,7 +11319,6 @@
           <w:rStyle w:val="Ttulo5Car"/>
           <w:lang w:val="es-ES_tradnl"/>
         </w:rPr>
-        <w:lastRenderedPageBreak/>
         <w:t>Concentración de riesgos</w:t>
       </w:r>
       <w:r>
@@ -12346,7 +11647,6 @@
         <w:rPr>
           <w:lang w:val="es-ES_tradnl" w:eastAsia="es-CO"/>
         </w:rPr>
-        <w:lastRenderedPageBreak/>
         <w:t>Introduzca la dirección de correo electrónico.</w:t>
       </w:r>
     </w:p>
@@ -12512,7 +11812,6 @@
         <w:rPr>
           <w:lang w:val="es-ES_tradnl" w:eastAsia="es-CO"/>
         </w:rPr>
-        <w:lastRenderedPageBreak/>
         <w:t>Resumen de monitoreo de riesgos de seguridad.</w:t>
       </w:r>
     </w:p>
@@ -12551,21 +11850,7 @@
         <w:rPr>
           <w:lang w:val="es-ES_tradnl" w:eastAsia="es-CO"/>
         </w:rPr>
-        <w:t xml:space="preserve">Resumen de </w:t>
-      </w:r>
-      <w:proofErr w:type="spellStart"/>
-      <w:r>
-        <w:rPr>
-          <w:lang w:val="es-ES_tradnl" w:eastAsia="es-CO"/>
-        </w:rPr>
-        <w:t>ciberamenazas</w:t>
-      </w:r>
-      <w:proofErr w:type="spellEnd"/>
-      <w:r>
-        <w:rPr>
-          <w:lang w:val="es-ES_tradnl" w:eastAsia="es-CO"/>
-        </w:rPr>
-        <w:t>.</w:t>
+        <w:t>Resumen de ciberamenazas.</w:t>
       </w:r>
     </w:p>
     <w:p>
@@ -12760,7 +12045,6 @@
         </w:rPr>
         <w:t>“</w:t>
       </w:r>
-      <w:proofErr w:type="spellStart"/>
       <w:r>
         <w:rPr>
           <w:rStyle w:val="Extranjerismo"/>
@@ -12768,7 +12052,6 @@
         </w:rPr>
         <w:t>ransomware</w:t>
       </w:r>
-      <w:proofErr w:type="spellEnd"/>
       <w:r>
         <w:rPr>
           <w:rStyle w:val="Extranjerismo"/>
@@ -12840,7 +12123,6 @@
         <w:rPr>
           <w:lang w:val="es-ES_tradnl" w:eastAsia="es-CO"/>
         </w:rPr>
-        <w:lastRenderedPageBreak/>
         <w:t>Amenazas a la seguridad física: incluidos los discos duros perdidos.</w:t>
       </w:r>
     </w:p>
@@ -13072,28 +12354,7 @@
         <w:rPr>
           <w:lang w:val="es-ES_tradnl" w:eastAsia="es-CO"/>
         </w:rPr>
-        <w:t xml:space="preserve">La sección de incidentes relacionados con la seguridad es una descripción más detallada de los principales esfuerzos de remediación mencionados en los hallazgos clave. Concéntrese en los incidentes de seguridad más críticos, aquellos que potencialmente perjudican más su postura de seguridad. Dichos eventos en el panorama de amenazas de terceros son más fáciles de rastrear e </w:t>
-      </w:r>
-      <w:r>
-        <w:rPr>
-          <w:lang w:val="es-ES_tradnl" w:eastAsia="es-CO"/>
-        </w:rPr>
-        <w:lastRenderedPageBreak/>
-        <w:t xml:space="preserve">identificar si está implementando una estrategia de nivelación de proveedores. Demuestre un compromiso con la mejora </w:t>
-      </w:r>
-      <w:proofErr w:type="spellStart"/>
-      <w:r>
-        <w:rPr>
-          <w:lang w:val="es-ES_tradnl" w:eastAsia="es-CO"/>
-        </w:rPr>
-        <w:t>continúa</w:t>
-      </w:r>
-      <w:proofErr w:type="spellEnd"/>
-      <w:r>
-        <w:rPr>
-          <w:lang w:val="es-ES_tradnl" w:eastAsia="es-CO"/>
-        </w:rPr>
-        <w:t>, comparando sus esfuerzos de gestión de riesgos con las políticas de seguridad y métricas clave como el tiempo medio de contención (MTTC), el tiempo medio de resolución (MTTR), etc.</w:t>
+        <w:t>La sección de incidentes relacionados con la seguridad es una descripción más detallada de los principales esfuerzos de remediación mencionados en los hallazgos clave. Concéntrese en los incidentes de seguridad más críticos, aquellos que potencialmente perjudican más su postura de seguridad. Dichos eventos en el panorama de amenazas de terceros son más fáciles de rastrear e identificar si está implementando una estrategia de nivelación de proveedores. Demuestre un compromiso con la mejora continúa, comparando sus esfuerzos de gestión de riesgos con las políticas de seguridad y métricas clave como el tiempo medio de contención (MTTC), el tiempo medio de resolución (MTTR), etc.</w:t>
       </w:r>
     </w:p>
     <w:p>
@@ -13131,18 +12392,8 @@
           <w:bCs/>
           <w:lang w:val="es-ES_tradnl" w:eastAsia="es-CO"/>
         </w:rPr>
-        <w:t xml:space="preserve">Resumen de </w:t>
-      </w:r>
-      <w:proofErr w:type="spellStart"/>
-      <w:r>
-        <w:rPr>
-          <w:b/>
-          <w:bCs/>
-          <w:lang w:val="es-ES_tradnl" w:eastAsia="es-CO"/>
-        </w:rPr>
-        <w:t>ciberamenazas</w:t>
-      </w:r>
-      <w:proofErr w:type="spellEnd"/>
+        <w:t>Resumen de ciberamenazas</w:t>
+      </w:r>
       <w:r>
         <w:rPr>
           <w:b/>
@@ -13206,14 +12457,7 @@
         <w:rPr>
           <w:lang w:val="es-ES_tradnl" w:eastAsia="es-CO"/>
         </w:rPr>
-        <w:t xml:space="preserve">Esta sección final debe resumir los procesos de remediación necesarios para abordar los riesgos </w:t>
-      </w:r>
-      <w:r>
-        <w:rPr>
-          <w:lang w:val="es-ES_tradnl" w:eastAsia="es-CO"/>
-        </w:rPr>
-        <w:lastRenderedPageBreak/>
-        <w:t>emergentes mencionados en la sección anterior. Si estas iniciativas de remediación requieren una inversión adicional, incluya sus costos aproximados. Justifique el ROI de sus solicitudes de inversión asignándolas a los costos de daños potenciales de los riesgos cibernéticos que abordarán.</w:t>
+        <w:t>Esta sección final debe resumir los procesos de remediación necesarios para abordar los riesgos emergentes mencionados en la sección anterior. Si estas iniciativas de remediación requieren una inversión adicional, incluya sus costos aproximados. Justifique el ROI de sus solicitudes de inversión asignándolas a los costos de daños potenciales de los riesgos cibernéticos que abordarán.</w:t>
       </w:r>
     </w:p>
     <w:p>
@@ -13295,7 +12539,6 @@
         <w:rPr>
           <w:lang w:val="es-ES_tradnl" w:eastAsia="es-CO"/>
         </w:rPr>
-        <w:lastRenderedPageBreak/>
         <w:t>Las partes interesadas y los ejecutivos que toman decisiones, que en el pasado preferían evitar los detalles técnicos de las iniciativas de ciberseguridad, ahora están más informados sobre los riesgos asociados con las violaciones de datos y las malas posturas de ciberseguridad. Los ejecutivos exigen cada vez informes más transparentes para ayudar en las decisiones comerciales y realizar un seguimiento de las mejoras en la respuesta a incidentes.</w:t>
       </w:r>
     </w:p>
@@ -13358,7 +12601,6 @@
         </w:rPr>
         <w:t>“</w:t>
       </w:r>
-      <w:proofErr w:type="spellStart"/>
       <w:r>
         <w:rPr>
           <w:rStyle w:val="Extranjerismo"/>
@@ -13366,7 +12608,6 @@
         </w:rPr>
         <w:t>SolarWinds</w:t>
       </w:r>
-      <w:proofErr w:type="spellEnd"/>
       <w:r>
         <w:rPr>
           <w:rStyle w:val="Extranjerismo"/>
@@ -13386,7 +12627,6 @@
         </w:rPr>
         <w:t>“</w:t>
       </w:r>
-      <w:proofErr w:type="spellStart"/>
       <w:r>
         <w:rPr>
           <w:rStyle w:val="Extranjerismo"/>
@@ -13394,7 +12634,6 @@
         </w:rPr>
         <w:t>ransomware</w:t>
       </w:r>
-      <w:proofErr w:type="spellEnd"/>
       <w:r>
         <w:rPr>
           <w:rStyle w:val="Extranjerismo"/>
@@ -13447,14 +12686,7 @@
         <w:rPr>
           <w:lang w:val="es-ES_tradnl" w:eastAsia="es-CO"/>
         </w:rPr>
-        <w:t xml:space="preserve">Resultados del análisis de vulnerabilidades que muestran desviaciones en la calificación de seguridad </w:t>
-      </w:r>
-      <w:r>
-        <w:rPr>
-          <w:lang w:val="es-ES_tradnl" w:eastAsia="es-CO"/>
-        </w:rPr>
-        <w:lastRenderedPageBreak/>
-        <w:t>durante un período determinado</w:t>
+        <w:t>Resultados del análisis de vulnerabilidades que muestran desviaciones en la calificación de seguridad durante un período determinado</w:t>
       </w:r>
       <w:r>
         <w:rPr>
@@ -13561,21 +12793,7 @@
         <w:rPr>
           <w:lang w:val="es-ES_tradnl" w:eastAsia="es-CO"/>
         </w:rPr>
-        <w:t>El equipo de liderazgo, entonces, establece las expectativas de seguridad para la empresa y el CISO (</w:t>
-      </w:r>
-      <w:proofErr w:type="gramStart"/>
-      <w:r>
-        <w:rPr>
-          <w:lang w:val="es-ES_tradnl" w:eastAsia="es-CO"/>
-        </w:rPr>
-        <w:t>Director</w:t>
-      </w:r>
-      <w:proofErr w:type="gramEnd"/>
-      <w:r>
-        <w:rPr>
-          <w:lang w:val="es-ES_tradnl" w:eastAsia="es-CO"/>
-        </w:rPr>
-        <w:t xml:space="preserve"> de seguridad de la Información) tiene la tarea de garantizar que el programa de ciberseguridad cumpla con estas expectativas. El desempeño de un programa de seguridad cibernética se resume de manera más eficiente con una evaluación de las métricas de seguridad clave. Estas métricas deben alinearse con la estrategia de gestión de riesgos empresariales que está implementando el CISO. Esta lista de métricas aún podría ser más exhaustiva de lo que prefiere la junta. Si este es el caso, las siguientes preguntas lo ayudarán a filtrar las métricas de seguridad más significativas:</w:t>
+        <w:t>El equipo de liderazgo, entonces, establece las expectativas de seguridad para la empresa y el CISO (Director de seguridad de la Información) tiene la tarea de garantizar que el programa de ciberseguridad cumpla con estas expectativas. El desempeño de un programa de seguridad cibernética se resume de manera más eficiente con una evaluación de las métricas de seguridad clave. Estas métricas deben alinearse con la estrategia de gestión de riesgos empresariales que está implementando el CISO. Esta lista de métricas aún podría ser más exhaustiva de lo que prefiere la junta. Si este es el caso, las siguientes preguntas lo ayudarán a filtrar las métricas de seguridad más significativas:</w:t>
       </w:r>
     </w:p>
     <w:p>
@@ -13613,7 +12831,6 @@
         <w:rPr>
           <w:lang w:val="es-ES_tradnl" w:eastAsia="es-CO"/>
         </w:rPr>
-        <w:lastRenderedPageBreak/>
         <w:t>¿Qué respuestas pretende estimular (inversiones en nuevas tecnologías, etc.)?</w:t>
       </w:r>
     </w:p>
@@ -13696,7 +12913,6 @@
         <w:rPr>
           <w:lang w:val="es-ES_tradnl"/>
         </w:rPr>
-        <w:lastRenderedPageBreak/>
         <w:t>Síntesis</w:t>
       </w:r>
       <w:bookmarkEnd w:id="9"/>
@@ -13748,10 +12964,10 @@
           <w:noProof/>
         </w:rPr>
         <w:drawing>
-          <wp:inline distT="0" distB="0" distL="0" distR="0" wp14:anchorId="2FB12705" wp14:editId="2A64B93D">
-            <wp:extent cx="6332220" cy="5172710"/>
-            <wp:effectExtent l="0" t="0" r="0" b="8890"/>
-            <wp:docPr id="2075484016" name="Imagen 1" descr="Imagen que muestra síntesis del componente formativo, indicando que la gestión de riesgos involucra dos aspectos:&#10;1. La gestión de la información que busca proteger los activos por medio de programas, sistemas de información sensibles y redes.&#10;2. La protección de datos que busca proteger de ataques informáticos como robo de información, sistemas caídos y denegación de servicio.&#10;Ambos aspectos se reportan en informes técnicos."/>
+          <wp:inline distT="0" distB="0" distL="0" distR="0" wp14:anchorId="4D5494F7" wp14:editId="377C93ED">
+            <wp:extent cx="6332220" cy="5173980"/>
+            <wp:effectExtent l="0" t="0" r="0" b="0"/>
+            <wp:docPr id="2" name="Gráfico 2" descr="Imagen que muestra síntesis del componente formativo, indicando que la gestión de riesgos involucra dos aspectos:&#10;1. La gestión de la información que busca proteger los activos por medio de programas, sistemas de información sensibles y redes.&#10;2. La protección de datos que busca proteger de ataques informáticos como robo de información, sistemas caídos y denegación de servicio.&#10;Ambos aspectos se reportan en informes técnicos."/>
             <wp:cNvGraphicFramePr>
               <a:graphicFrameLocks xmlns:a="http://schemas.openxmlformats.org/drawingml/2006/main" noChangeAspect="1"/>
             </wp:cNvGraphicFramePr>
@@ -13759,36 +12975,29 @@
               <a:graphicData uri="http://schemas.openxmlformats.org/drawingml/2006/picture">
                 <pic:pic xmlns:pic="http://schemas.openxmlformats.org/drawingml/2006/picture">
                   <pic:nvPicPr>
-                    <pic:cNvPr id="2075484016" name="Imagen 1" descr="Imagen que muestra síntesis del componente formativo, indicando que la gestión de riesgos involucra dos aspectos:&#10;1. La gestión de la información que busca proteger los activos por medio de programas, sistemas de información sensibles y redes.&#10;2. La protección de datos que busca proteger de ataques informáticos como robo de información, sistemas caídos y denegación de servicio.&#10;Ambos aspectos se reportan en informes técnicos."/>
-                    <pic:cNvPicPr>
-                      <a:picLocks noChangeAspect="1" noChangeArrowheads="1"/>
-                    </pic:cNvPicPr>
+                    <pic:cNvPr id="2" name="Gráfico 2" descr="Imagen que muestra síntesis del componente formativo, indicando que la gestión de riesgos involucra dos aspectos:&#10;1. La gestión de la información que busca proteger los activos por medio de programas, sistemas de información sensibles y redes.&#10;2. La protección de datos que busca proteger de ataques informáticos como robo de información, sistemas caídos y denegación de servicio.&#10;Ambos aspectos se reportan en informes técnicos."/>
+                    <pic:cNvPicPr/>
                   </pic:nvPicPr>
                   <pic:blipFill>
-                    <a:blip r:embed="rId23" cstate="print">
+                    <a:blip r:embed="rId24">
                       <a:extLst>
-                        <a:ext uri="{28A0092B-C50C-407E-A947-70E740481C1C}">
-                          <a14:useLocalDpi xmlns:a14="http://schemas.microsoft.com/office/drawing/2010/main" val="0"/>
+                        <a:ext uri="{96DAC541-7B7A-43D3-8B79-37D633B846F1}">
+                          <asvg:svgBlip xmlns:asvg="http://schemas.microsoft.com/office/drawing/2016/SVG/main" r:embed="rId25"/>
                         </a:ext>
                       </a:extLst>
                     </a:blip>
-                    <a:srcRect/>
                     <a:stretch>
                       <a:fillRect/>
                     </a:stretch>
                   </pic:blipFill>
-                  <pic:spPr bwMode="auto">
+                  <pic:spPr>
                     <a:xfrm>
                       <a:off x="0" y="0"/>
-                      <a:ext cx="6332220" cy="5172710"/>
+                      <a:ext cx="6332220" cy="5173980"/>
                     </a:xfrm>
                     <a:prstGeom prst="rect">
                       <a:avLst/>
                     </a:prstGeom>
-                    <a:noFill/>
-                    <a:ln>
-                      <a:noFill/>
-                    </a:ln>
                   </pic:spPr>
                 </pic:pic>
               </a:graphicData>
@@ -13809,7 +13018,6 @@
         <w:rPr>
           <w:lang w:val="es-ES_tradnl"/>
         </w:rPr>
-        <w:lastRenderedPageBreak/>
         <w:t>Material complementario</w:t>
       </w:r>
       <w:bookmarkEnd w:id="10"/>
@@ -13983,7 +13191,7 @@
                 <w:lang w:val="es-ES_tradnl"/>
               </w:rPr>
             </w:pPr>
-            <w:hyperlink r:id="rId24" w:history="1">
+            <w:hyperlink r:id="rId26" w:history="1">
               <w:r>
                 <w:rPr>
                   <w:rStyle w:val="Hipervnculo"/>
@@ -14040,15 +13248,7 @@
               <w:t>Vulnerabilidad de sistemas gestores de bases de datos</w:t>
             </w:r>
             <w:r>
-              <w:t xml:space="preserve">. </w:t>
-            </w:r>
-            <w:proofErr w:type="spellStart"/>
-            <w:r>
-              <w:t>Uniciencia</w:t>
-            </w:r>
-            <w:proofErr w:type="spellEnd"/>
-            <w:r>
-              <w:t>, 22 (1-2), p. 131-134</w:t>
+              <w:t>. Uniciencia, 22 (1-2), p. 131-134</w:t>
             </w:r>
           </w:p>
         </w:tc>
@@ -14085,7 +13285,7 @@
                 <w:lang w:val="es-ES_tradnl"/>
               </w:rPr>
             </w:pPr>
-            <w:hyperlink r:id="rId25" w:history="1">
+            <w:hyperlink r:id="rId27" w:history="1">
               <w:r>
                 <w:rPr>
                   <w:rStyle w:val="Hipervnculo"/>
@@ -14134,13 +13334,8 @@
                 <w:lang w:val="es-ES_tradnl"/>
               </w:rPr>
             </w:pPr>
-            <w:proofErr w:type="spellStart"/>
-            <w:r>
-              <w:t>Rascagneres</w:t>
-            </w:r>
-            <w:proofErr w:type="spellEnd"/>
-            <w:r>
-              <w:t>, P. (2020)</w:t>
+            <w:r>
+              <w:t>Rascagneres, P. (2020)</w:t>
             </w:r>
             <w:r>
               <w:t>.</w:t>
@@ -14235,7 +13430,7 @@
                 <w:lang w:val="es-ES_tradnl"/>
               </w:rPr>
             </w:pPr>
-            <w:hyperlink r:id="rId26" w:history="1">
+            <w:hyperlink r:id="rId28" w:history="1">
               <w:r>
                 <w:rPr>
                   <w:rStyle w:val="Hipervnculo"/>
@@ -14281,13 +13476,8 @@
                 <w:lang w:val="es-ES_tradnl"/>
               </w:rPr>
             </w:pPr>
-            <w:proofErr w:type="spellStart"/>
-            <w:r>
-              <w:t>Païola</w:t>
-            </w:r>
-            <w:proofErr w:type="spellEnd"/>
-            <w:r>
-              <w:t xml:space="preserve">, P. (2021). </w:t>
+            <w:r>
+              <w:t xml:space="preserve">Païola, P. (2021). </w:t>
             </w:r>
             <w:r>
               <w:rPr>
@@ -14342,21 +13532,13 @@
                 <w:lang w:val="es-ES_tradnl"/>
               </w:rPr>
             </w:pPr>
-            <w:hyperlink r:id="rId27" w:history="1">
+            <w:hyperlink r:id="rId29" w:history="1">
               <w:r>
                 <w:rPr>
                   <w:rStyle w:val="Hipervnculo"/>
                   <w:lang w:val="es-ES_tradnl"/>
                 </w:rPr>
-                <w:t>https://sena-primo.hosted.exlibrisgroup.com/primo-explore/fulldisplay?docid=sena_biblioteca_eniEPT3AZWIN&amp;vid=SENA&amp;search_s</w:t>
-              </w:r>
-              <w:r>
-                <w:rPr>
-                  <w:rStyle w:val="Hipervnculo"/>
-                  <w:lang w:val="es-ES_tradnl"/>
-                </w:rPr>
-                <w:lastRenderedPageBreak/>
-                <w:t>cope=sena_completo&amp;tab=sena_completo&amp;lang=es_ES&amp;context=L</w:t>
+                <w:t>https://sena-primo.hosted.exlibrisgroup.com/primo-explore/fulldisplay?docid=sena_biblioteca_eniEPT3AZWIN&amp;vid=SENA&amp;search_scope=sena_completo&amp;tab=sena_completo&amp;lang=es_ES&amp;context=L</w:t>
               </w:r>
             </w:hyperlink>
             <w:r>
@@ -14410,23 +13592,7 @@
               <w:t>Identificación de amenazas informáticas aplicando arquitecturas de Big Data</w:t>
             </w:r>
             <w:r>
-              <w:t xml:space="preserve">. INNOVA </w:t>
-            </w:r>
-            <w:proofErr w:type="spellStart"/>
-            <w:r>
-              <w:t>Research</w:t>
-            </w:r>
-            <w:proofErr w:type="spellEnd"/>
-            <w:r>
-              <w:t xml:space="preserve"> </w:t>
-            </w:r>
-            <w:proofErr w:type="spellStart"/>
-            <w:r>
-              <w:t>Journal</w:t>
-            </w:r>
-            <w:proofErr w:type="spellEnd"/>
-            <w:r>
-              <w:t>, 6(3).</w:t>
+              <w:t>. INNOVA Research Journal, 6(3).</w:t>
             </w:r>
           </w:p>
         </w:tc>
@@ -14457,7 +13623,7 @@
                 <w:lang w:val="es-ES_tradnl"/>
               </w:rPr>
             </w:pPr>
-            <w:hyperlink r:id="rId28" w:history="1">
+            <w:hyperlink r:id="rId30" w:history="1">
               <w:r>
                 <w:rPr>
                   <w:rStyle w:val="Hipervnculo"/>
@@ -14503,21 +13669,8 @@
                 <w:lang w:val="es-ES_tradnl"/>
               </w:rPr>
             </w:pPr>
-            <w:proofErr w:type="spellStart"/>
-            <w:r>
-              <w:t>Piattini</w:t>
-            </w:r>
-            <w:proofErr w:type="spellEnd"/>
-            <w:r>
-              <w:t xml:space="preserve"> </w:t>
-            </w:r>
-            <w:proofErr w:type="spellStart"/>
-            <w:r>
-              <w:t>Velthius</w:t>
-            </w:r>
-            <w:proofErr w:type="spellEnd"/>
-            <w:r>
-              <w:t xml:space="preserve">, M. &amp; Ruiz González, F. (2021). </w:t>
+            <w:r>
+              <w:t xml:space="preserve">Piattini Velthius, M. &amp; Ruiz González, F. (2021). </w:t>
             </w:r>
             <w:r>
               <w:rPr>
@@ -14558,7 +13711,7 @@
                 <w:lang w:val="es-ES_tradnl"/>
               </w:rPr>
             </w:pPr>
-            <w:hyperlink r:id="rId29" w:history="1">
+            <w:hyperlink r:id="rId31" w:history="1">
               <w:r>
                 <w:rPr>
                   <w:rStyle w:val="Hipervnculo"/>
@@ -14607,21 +13760,8 @@
                 <w:lang w:val="es-ES_tradnl"/>
               </w:rPr>
             </w:pPr>
-            <w:proofErr w:type="spellStart"/>
-            <w:r>
-              <w:t>Poggioli</w:t>
-            </w:r>
-            <w:proofErr w:type="spellEnd"/>
-            <w:r>
-              <w:t xml:space="preserve">, J. &amp; </w:t>
-            </w:r>
-            <w:proofErr w:type="spellStart"/>
-            <w:r>
-              <w:t>Demasson</w:t>
-            </w:r>
-            <w:proofErr w:type="spellEnd"/>
-            <w:r>
-              <w:t xml:space="preserve">, J. (2021). </w:t>
+            <w:r>
+              <w:t xml:space="preserve">Poggioli, J. &amp; Demasson, J. (2021). </w:t>
             </w:r>
             <w:r>
               <w:rPr>
@@ -14704,7 +13844,7 @@
                 <w:lang w:val="es-ES_tradnl"/>
               </w:rPr>
             </w:pPr>
-            <w:hyperlink r:id="rId30" w:history="1">
+            <w:hyperlink r:id="rId32" w:history="1">
               <w:r>
                 <w:rPr>
                   <w:rStyle w:val="Hipervnculo"/>
@@ -14742,7 +13882,6 @@
         <w:rPr>
           <w:lang w:val="es-ES_tradnl"/>
         </w:rPr>
-        <w:lastRenderedPageBreak/>
         <w:t>Glosario</w:t>
       </w:r>
       <w:bookmarkEnd w:id="11"/>
@@ -14827,96 +13966,198 @@
           <w:bCs/>
           <w:lang w:val="es-ES_tradnl"/>
         </w:rPr>
+        <w:t>“Backup”</w:t>
+      </w:r>
+      <w:r>
+        <w:rPr>
+          <w:b/>
+          <w:bCs/>
+          <w:lang w:val="es-ES_tradnl"/>
+        </w:rPr>
+        <w:t>:</w:t>
+      </w:r>
+      <w:r>
+        <w:rPr>
+          <w:bCs/>
+          <w:lang w:val="es-ES_tradnl"/>
+        </w:rPr>
+        <w:t xml:space="preserve"> copia de seguridad que se realiza sobre ficheros o aplicaciones contenidas en un ordenador con la finalidad de recuperar los datos en el caso de que el sistema de información sufra daños o pérdidas accidentales de los datos almacenados.</w:t>
+      </w:r>
+    </w:p>
+    <w:p>
+      <w:pPr>
+        <w:rPr>
+          <w:bCs/>
+          <w:lang w:val="es-ES_tradnl"/>
+        </w:rPr>
+      </w:pPr>
+      <w:r>
+        <w:rPr>
+          <w:b/>
+          <w:lang w:val="es-ES_tradnl"/>
+        </w:rPr>
+        <w:t>Biometría:</w:t>
+      </w:r>
+      <w:r>
+        <w:rPr>
+          <w:bCs/>
+          <w:lang w:val="es-ES_tradnl"/>
+        </w:rPr>
+        <w:t xml:space="preserve"> es un método de reconocimiento de personas basado en sus características fisiológicas (huellas dactilares, retinas, iris, cara, etc.) o de comportamiento (firma, forma de andar, tecleo, etc.).</w:t>
+      </w:r>
+    </w:p>
+    <w:p>
+      <w:pPr>
+        <w:rPr>
+          <w:bCs/>
+          <w:lang w:val="es-ES_tradnl"/>
+        </w:rPr>
+      </w:pPr>
+      <w:r>
+        <w:rPr>
+          <w:rStyle w:val="Extranjerismo"/>
+          <w:b/>
+          <w:bCs/>
+          <w:lang w:val="es-ES_tradnl"/>
+        </w:rPr>
+        <w:t>“Bug”</w:t>
+      </w:r>
+      <w:r>
+        <w:rPr>
+          <w:b/>
+          <w:bCs/>
+          <w:lang w:val="es-ES_tradnl"/>
+        </w:rPr>
+        <w:t>:</w:t>
+      </w:r>
+      <w:r>
+        <w:rPr>
+          <w:bCs/>
+          <w:lang w:val="es-ES_tradnl"/>
+        </w:rPr>
+        <w:t xml:space="preserve"> es un error o fallo en un programa de dispositivo o sistema de </w:t>
+      </w:r>
+      <w:r>
+        <w:rPr>
+          <w:bCs/>
+          <w:lang w:val="es-ES_tradnl"/>
+        </w:rPr>
         <w:t>“</w:t>
       </w:r>
-      <w:proofErr w:type="spellStart"/>
       <w:r>
         <w:rPr>
           <w:rStyle w:val="Extranjerismo"/>
-          <w:b/>
-          <w:bCs/>
-          <w:lang w:val="es-ES_tradnl"/>
-        </w:rPr>
-        <w:t>Backup</w:t>
-      </w:r>
-      <w:proofErr w:type="spellEnd"/>
+          <w:lang w:val="es-ES_tradnl"/>
+        </w:rPr>
+        <w:t>software</w:t>
+      </w:r>
       <w:r>
         <w:rPr>
           <w:rStyle w:val="Extranjerismo"/>
-          <w:b/>
-          <w:bCs/>
           <w:lang w:val="es-ES_tradnl"/>
         </w:rPr>
         <w:t>”</w:t>
       </w:r>
       <w:r>
         <w:rPr>
-          <w:b/>
-          <w:bCs/>
-          <w:lang w:val="es-ES_tradnl"/>
-        </w:rPr>
-        <w:t>:</w:t>
-      </w:r>
-      <w:r>
-        <w:rPr>
-          <w:bCs/>
-          <w:lang w:val="es-ES_tradnl"/>
-        </w:rPr>
-        <w:t xml:space="preserve"> copia de seguridad que se realiza sobre ficheros o aplicaciones contenidas en un ordenador con la finalidad de recuperar los datos en el caso de que el sistema de información sufra daños o pérdidas accidentales de los datos almacenados.</w:t>
-      </w:r>
-    </w:p>
-    <w:p>
-      <w:pPr>
-        <w:rPr>
-          <w:bCs/>
-          <w:lang w:val="es-ES_tradnl"/>
-        </w:rPr>
-      </w:pPr>
-      <w:r>
-        <w:rPr>
-          <w:b/>
-          <w:lang w:val="es-ES_tradnl"/>
-        </w:rPr>
-        <w:t>Biometría:</w:t>
-      </w:r>
-      <w:r>
-        <w:rPr>
-          <w:bCs/>
-          <w:lang w:val="es-ES_tradnl"/>
-        </w:rPr>
-        <w:t xml:space="preserve"> es un método de reconocimiento de personas basado en sus características fisiológicas (huellas dactilares, retinas, iris, cara, etc.) o de comportamiento (firma, forma de andar, tecleo, etc.).</w:t>
-      </w:r>
-    </w:p>
-    <w:p>
-      <w:pPr>
-        <w:rPr>
-          <w:bCs/>
-          <w:lang w:val="es-ES_tradnl"/>
-        </w:rPr>
-      </w:pPr>
+          <w:bCs/>
+          <w:lang w:val="es-ES_tradnl"/>
+        </w:rPr>
+        <w:t xml:space="preserve"> que desencadena un resultado indeseado.</w:t>
+      </w:r>
+    </w:p>
+    <w:p>
+      <w:pPr>
+        <w:rPr>
+          <w:bCs/>
+          <w:lang w:val="es-ES_tradnl"/>
+        </w:rPr>
+      </w:pPr>
+      <w:r>
+        <w:rPr>
+          <w:b/>
+          <w:lang w:val="es-ES_tradnl"/>
+        </w:rPr>
+        <w:t>Centro de respaldo:</w:t>
+      </w:r>
+      <w:r>
+        <w:rPr>
+          <w:bCs/>
+          <w:lang w:val="es-ES_tradnl"/>
+        </w:rPr>
+        <w:t xml:space="preserve"> un centro de respaldo es un centro de procesamiento de datos (CPD) específicamente diseñado para tomar el control de otro CPD principal en caso de contingencia.</w:t>
+      </w:r>
+    </w:p>
+    <w:p>
+      <w:pPr>
+        <w:rPr>
+          <w:bCs/>
+          <w:lang w:val="es-ES_tradnl"/>
+        </w:rPr>
+      </w:pPr>
+      <w:r>
+        <w:rPr>
+          <w:b/>
+          <w:lang w:val="es-ES_tradnl"/>
+        </w:rPr>
+        <w:t>Certificado de autenticidad:</w:t>
+      </w:r>
+      <w:r>
+        <w:rPr>
+          <w:bCs/>
+          <w:lang w:val="es-ES_tradnl"/>
+        </w:rPr>
+        <w:t xml:space="preserve"> el Certificado de autenticidad (COA) es una etiqueta especial de seguridad que acompaña a un software con licencia legal para impedir falsificaciones.</w:t>
+      </w:r>
+    </w:p>
+    <w:p>
+      <w:pPr>
+        <w:rPr>
+          <w:bCs/>
+          <w:lang w:val="es-ES_tradnl"/>
+        </w:rPr>
+      </w:pPr>
+      <w:r>
+        <w:rPr>
+          <w:b/>
+          <w:lang w:val="es-ES_tradnl"/>
+        </w:rPr>
+        <w:t>Cortafuegos:</w:t>
+      </w:r>
+      <w:r>
+        <w:rPr>
+          <w:bCs/>
+          <w:lang w:val="es-ES_tradnl"/>
+        </w:rPr>
+        <w:t xml:space="preserve"> sistema de seguridad compuesto o bien de programas (</w:t>
+      </w:r>
+      <w:r>
+        <w:rPr>
+          <w:bCs/>
+          <w:lang w:val="es-ES_tradnl"/>
+        </w:rPr>
+        <w:t>“</w:t>
+      </w:r>
       <w:r>
         <w:rPr>
           <w:rStyle w:val="Extranjerismo"/>
-          <w:b/>
-          <w:bCs/>
-          <w:lang w:val="es-ES_tradnl"/>
-        </w:rPr>
-        <w:t>“Bug”</w:t>
-      </w:r>
-      <w:r>
-        <w:rPr>
-          <w:b/>
-          <w:bCs/>
-          <w:lang w:val="es-ES_tradnl"/>
-        </w:rPr>
-        <w:t>:</w:t>
-      </w:r>
-      <w:r>
-        <w:rPr>
-          <w:bCs/>
-          <w:lang w:val="es-ES_tradnl"/>
-        </w:rPr>
-        <w:t xml:space="preserve"> es un error o fallo en un programa de dispositivo o sistema de </w:t>
+          <w:lang w:val="es-ES_tradnl"/>
+        </w:rPr>
+        <w:t>software</w:t>
+      </w:r>
+      <w:r>
+        <w:rPr>
+          <w:rStyle w:val="Extranjerismo"/>
+          <w:lang w:val="es-ES_tradnl"/>
+        </w:rPr>
+        <w:t>”</w:t>
+      </w:r>
+      <w:r>
+        <w:rPr>
+          <w:bCs/>
+          <w:lang w:val="es-ES_tradnl"/>
+        </w:rPr>
+        <w:t xml:space="preserve">) o de dispositivos </w:t>
       </w:r>
       <w:r>
         <w:rPr>
@@ -14930,7 +14171,7 @@
           <w:rStyle w:val="Extranjerismo"/>
           <w:lang w:val="es-ES_tradnl"/>
         </w:rPr>
-        <w:t>software</w:t>
+        <w:t>hardware</w:t>
       </w:r>
       <w:r>
         <w:rPr>
@@ -14944,129 +14185,6 @@
           <w:bCs/>
           <w:lang w:val="es-ES_tradnl"/>
         </w:rPr>
-        <w:t xml:space="preserve"> que desencadena un resultado indeseado.</w:t>
-      </w:r>
-    </w:p>
-    <w:p>
-      <w:pPr>
-        <w:rPr>
-          <w:bCs/>
-          <w:lang w:val="es-ES_tradnl"/>
-        </w:rPr>
-      </w:pPr>
-      <w:r>
-        <w:rPr>
-          <w:b/>
-          <w:lang w:val="es-ES_tradnl"/>
-        </w:rPr>
-        <w:lastRenderedPageBreak/>
-        <w:t>Centro de respaldo:</w:t>
-      </w:r>
-      <w:r>
-        <w:rPr>
-          <w:bCs/>
-          <w:lang w:val="es-ES_tradnl"/>
-        </w:rPr>
-        <w:t xml:space="preserve"> un centro de respaldo es un centro de procesamiento de datos (CPD) específicamente diseñado para tomar el control de otro CPD principal en caso de contingencia.</w:t>
-      </w:r>
-    </w:p>
-    <w:p>
-      <w:pPr>
-        <w:rPr>
-          <w:bCs/>
-          <w:lang w:val="es-ES_tradnl"/>
-        </w:rPr>
-      </w:pPr>
-      <w:r>
-        <w:rPr>
-          <w:b/>
-          <w:lang w:val="es-ES_tradnl"/>
-        </w:rPr>
-        <w:t>Certificado de autenticidad:</w:t>
-      </w:r>
-      <w:r>
-        <w:rPr>
-          <w:bCs/>
-          <w:lang w:val="es-ES_tradnl"/>
-        </w:rPr>
-        <w:t xml:space="preserve"> el Certificado de autenticidad (COA) es una etiqueta especial de seguridad que acompaña a un software con licencia legal para impedir falsificaciones.</w:t>
-      </w:r>
-    </w:p>
-    <w:p>
-      <w:pPr>
-        <w:rPr>
-          <w:bCs/>
-          <w:lang w:val="es-ES_tradnl"/>
-        </w:rPr>
-      </w:pPr>
-      <w:r>
-        <w:rPr>
-          <w:b/>
-          <w:lang w:val="es-ES_tradnl"/>
-        </w:rPr>
-        <w:t>Cortafuegos:</w:t>
-      </w:r>
-      <w:r>
-        <w:rPr>
-          <w:bCs/>
-          <w:lang w:val="es-ES_tradnl"/>
-        </w:rPr>
-        <w:t xml:space="preserve"> sistema de seguridad compuesto o bien de programas (</w:t>
-      </w:r>
-      <w:r>
-        <w:rPr>
-          <w:bCs/>
-          <w:lang w:val="es-ES_tradnl"/>
-        </w:rPr>
-        <w:t>“</w:t>
-      </w:r>
-      <w:r>
-        <w:rPr>
-          <w:rStyle w:val="Extranjerismo"/>
-          <w:lang w:val="es-ES_tradnl"/>
-        </w:rPr>
-        <w:t>software</w:t>
-      </w:r>
-      <w:r>
-        <w:rPr>
-          <w:rStyle w:val="Extranjerismo"/>
-          <w:lang w:val="es-ES_tradnl"/>
-        </w:rPr>
-        <w:t>”</w:t>
-      </w:r>
-      <w:r>
-        <w:rPr>
-          <w:bCs/>
-          <w:lang w:val="es-ES_tradnl"/>
-        </w:rPr>
-        <w:t xml:space="preserve">) o de dispositivos </w:t>
-      </w:r>
-      <w:r>
-        <w:rPr>
-          <w:bCs/>
-          <w:lang w:val="es-ES_tradnl"/>
-        </w:rPr>
-        <w:t>“</w:t>
-      </w:r>
-      <w:r>
-        <w:rPr>
-          <w:rStyle w:val="Extranjerismo"/>
-          <w:lang w:val="es-ES_tradnl"/>
-        </w:rPr>
-        <w:t>hardware</w:t>
-      </w:r>
-      <w:r>
-        <w:rPr>
-          <w:rStyle w:val="Extranjerismo"/>
-          <w:lang w:val="es-ES_tradnl"/>
-        </w:rPr>
-        <w:t>”</w:t>
-      </w:r>
-      <w:r>
-        <w:rPr>
-          <w:bCs/>
-          <w:lang w:val="es-ES_tradnl"/>
-        </w:rPr>
         <w:t xml:space="preserve"> situados en los puntos limítrofes de una red que tienen el objetivo de permitir y limitar, el flujo de tráfico entre los diferentes ámbitos que protege sobre la base de un conjunto de normas y otros criterios.</w:t>
       </w:r>
     </w:p>
@@ -15156,7 +14274,6 @@
           <w:b/>
           <w:lang w:val="es-ES_tradnl"/>
         </w:rPr>
-        <w:lastRenderedPageBreak/>
         <w:t>Incidente de seguridad:</w:t>
       </w:r>
       <w:r>
@@ -15223,7 +14340,6 @@
         <w:rPr>
           <w:lang w:val="es-ES_tradnl"/>
         </w:rPr>
-        <w:lastRenderedPageBreak/>
         <w:t>Referencias bibliográficas</w:t>
       </w:r>
       <w:bookmarkEnd w:id="12"/>
@@ -15247,33 +14363,15 @@
           <w:iCs/>
           <w:lang w:val="en-US"/>
         </w:rPr>
-        <w:t xml:space="preserve">Intel® </w:t>
-      </w:r>
-      <w:proofErr w:type="spellStart"/>
-      <w:r>
-        <w:rPr>
-          <w:i/>
-          <w:iCs/>
+        <w:t>Intel® QuickAssist Adapter Family for Servers</w:t>
+      </w:r>
+      <w:r>
+        <w:rPr>
           <w:lang w:val="en-US"/>
         </w:rPr>
-        <w:t>QuickAssist</w:t>
-      </w:r>
-      <w:proofErr w:type="spellEnd"/>
-      <w:r>
-        <w:rPr>
-          <w:i/>
-          <w:iCs/>
-          <w:lang w:val="en-US"/>
-        </w:rPr>
-        <w:t xml:space="preserve"> Adapter Family for Servers</w:t>
-      </w:r>
-      <w:r>
-        <w:rPr>
-          <w:lang w:val="en-US"/>
-        </w:rPr>
         <w:t xml:space="preserve">. </w:t>
       </w:r>
-      <w:hyperlink r:id="rId31" w:history="1">
+      <w:hyperlink r:id="rId33" w:history="1">
         <w:r>
           <w:rPr>
             <w:rStyle w:val="Hipervnculo"/>
@@ -15295,21 +14393,7 @@
         <w:rPr>
           <w:lang w:val="en-US"/>
         </w:rPr>
-        <w:t>Logic technology. (</w:t>
-      </w:r>
-      <w:proofErr w:type="spellStart"/>
-      <w:r>
-        <w:rPr>
-          <w:lang w:val="en-US"/>
-        </w:rPr>
-        <w:t>s.f.</w:t>
-      </w:r>
-      <w:proofErr w:type="spellEnd"/>
-      <w:r>
-        <w:rPr>
-          <w:lang w:val="en-US"/>
-        </w:rPr>
-        <w:t xml:space="preserve">). </w:t>
+        <w:t xml:space="preserve">Logic technology. (s.f.). </w:t>
       </w:r>
       <w:r>
         <w:rPr>
@@ -15317,45 +14401,13 @@
           <w:iCs/>
           <w:lang w:val="en-US"/>
         </w:rPr>
-        <w:t xml:space="preserve">Intel® </w:t>
-      </w:r>
-      <w:proofErr w:type="spellStart"/>
-      <w:r>
-        <w:rPr>
-          <w:i/>
-          <w:iCs/>
+        <w:t>Intel® oneAPI AI Analytics Toolkit</w:t>
+      </w:r>
+      <w:r>
+        <w:rPr>
           <w:lang w:val="en-US"/>
         </w:rPr>
-        <w:t>oneAPI</w:t>
-      </w:r>
-      <w:proofErr w:type="spellEnd"/>
-      <w:r>
-        <w:rPr>
-          <w:i/>
-          <w:iCs/>
-          <w:lang w:val="en-US"/>
-        </w:rPr>
-        <w:t xml:space="preserve"> AI Analytics Toolkit</w:t>
-      </w:r>
-      <w:r>
-        <w:rPr>
-          <w:lang w:val="en-US"/>
-        </w:rPr>
-        <w:t xml:space="preserve">. </w:t>
-      </w:r>
-      <w:hyperlink r:id="rId32" w:history="1">
-        <w:r>
-          <w:rPr>
-            <w:rStyle w:val="Hipervnculo"/>
-          </w:rPr>
-          <w:t>https://www.logic.nl/ides/intel-oneapi-ai-analytics-toolkit/</w:t>
-        </w:r>
-      </w:hyperlink>
-      <w:r>
-        <w:t xml:space="preserve"> </w:t>
-      </w:r>
-      <w:r>
-        <w:t xml:space="preserve"> </w:t>
+        <w:t>.</w:t>
       </w:r>
     </w:p>
     <w:p>
@@ -15377,7 +14429,6 @@
         <w:rPr>
           <w:lang w:val="es-ES_tradnl"/>
         </w:rPr>
-        <w:lastRenderedPageBreak/>
         <w:t>Créditos</w:t>
       </w:r>
       <w:bookmarkEnd w:id="13"/>
@@ -15600,15 +14651,7 @@
               </w:rPr>
             </w:pPr>
             <w:r>
-              <w:t xml:space="preserve">Ronald Alexander </w:t>
-            </w:r>
-            <w:proofErr w:type="spellStart"/>
-            <w:r>
-              <w:t>Vacca</w:t>
-            </w:r>
-            <w:proofErr w:type="spellEnd"/>
-            <w:r>
-              <w:t xml:space="preserve"> Ascanio</w:t>
+              <w:t>Ronald Alexander Vacca Ascanio</w:t>
             </w:r>
           </w:p>
         </w:tc>
@@ -15829,13 +14872,8 @@
                 <w:lang w:val="es-ES_tradnl"/>
               </w:rPr>
             </w:pPr>
-            <w:proofErr w:type="spellStart"/>
-            <w:r>
-              <w:t>Adecuador</w:t>
-            </w:r>
-            <w:proofErr w:type="spellEnd"/>
-            <w:r>
-              <w:t xml:space="preserve"> instruccional</w:t>
+            <w:r>
+              <w:t>Adecuador instruccional</w:t>
             </w:r>
           </w:p>
         </w:tc>
@@ -15972,13 +15010,8 @@
               </w:rPr>
             </w:pPr>
             <w:r>
-              <w:t xml:space="preserve">Adriana Marcela Suarez </w:t>
-            </w:r>
-            <w:proofErr w:type="spellStart"/>
-            <w:r>
-              <w:t>Eljure</w:t>
-            </w:r>
-            <w:proofErr w:type="spellEnd"/>
+              <w:t>Adriana Marcela Suarez Eljure</w:t>
+            </w:r>
           </w:p>
         </w:tc>
         <w:tc>
@@ -16027,7 +15060,6 @@
               <w:pStyle w:val="TextoTablas"/>
             </w:pPr>
             <w:r>
-              <w:lastRenderedPageBreak/>
               <w:t>Lady Adriana Ariza Luque</w:t>
             </w:r>
           </w:p>
@@ -16068,13 +15100,8 @@
             <w:pPr>
               <w:pStyle w:val="TextoTablas"/>
             </w:pPr>
-            <w:proofErr w:type="spellStart"/>
-            <w:r>
-              <w:t>Zuleidy</w:t>
-            </w:r>
-            <w:proofErr w:type="spellEnd"/>
-            <w:r>
-              <w:t xml:space="preserve"> María Ruiz Torres</w:t>
+            <w:r>
+              <w:t>Zuleidy María Ruiz Torres</w:t>
             </w:r>
           </w:p>
         </w:tc>
@@ -16243,13 +15270,8 @@
             <w:pPr>
               <w:pStyle w:val="TextoTablas"/>
             </w:pPr>
-            <w:proofErr w:type="spellStart"/>
-            <w:r>
-              <w:t>Leyson</w:t>
-            </w:r>
-            <w:proofErr w:type="spellEnd"/>
-            <w:r>
-              <w:t xml:space="preserve"> Fabián Castaño Pérez</w:t>
+            <w:r>
+              <w:t>Leyson Fabián Castaño Pérez</w:t>
             </w:r>
           </w:p>
         </w:tc>
@@ -16394,13 +15416,8 @@
               <w:pStyle w:val="TextoTablas"/>
             </w:pPr>
             <w:r>
-              <w:t xml:space="preserve">Desarrollador </w:t>
-            </w:r>
-            <w:proofErr w:type="spellStart"/>
-            <w:r>
-              <w:t>Fullstack</w:t>
-            </w:r>
-            <w:proofErr w:type="spellEnd"/>
+              <w:t>Desarrollador Fullstack</w:t>
+            </w:r>
           </w:p>
         </w:tc>
         <w:tc>
@@ -16555,22 +15572,8 @@
             <w:pPr>
               <w:pStyle w:val="TextoTablas"/>
             </w:pPr>
-            <w:proofErr w:type="spellStart"/>
-            <w:r>
-              <w:lastRenderedPageBreak/>
-              <w:t>Anyerson</w:t>
-            </w:r>
-            <w:proofErr w:type="spellEnd"/>
-            <w:r>
-              <w:t xml:space="preserve"> Wilfredo </w:t>
-            </w:r>
-            <w:proofErr w:type="spellStart"/>
-            <w:r>
-              <w:t>Pizo</w:t>
-            </w:r>
-            <w:proofErr w:type="spellEnd"/>
-            <w:r>
-              <w:t xml:space="preserve"> Ossa</w:t>
+            <w:r>
+              <w:t>Anyerson Wilfredo Pizo Ossa</w:t>
             </w:r>
           </w:p>
         </w:tc>
@@ -16612,8 +15615,8 @@
       </w:pPr>
     </w:p>
     <w:sectPr>
-      <w:headerReference w:type="default" r:id="rId33"/>
-      <w:footerReference w:type="default" r:id="rId34"/>
+      <w:headerReference w:type="default" r:id="rId34"/>
+      <w:footerReference w:type="default" r:id="rId35"/>
       <w:pgSz w:w="12240" w:h="15840"/>
       <w:pgMar w:top="1701" w:right="1134" w:bottom="1134" w:left="1134" w:header="709" w:footer="737" w:gutter="0"/>
       <w:pgNumType w:start="3"/>
@@ -16625,7 +15628,7 @@
 </file>
 
 <file path=word/endnotes.xml><?xml version="1.0" encoding="utf-8"?>
-<w:endnotes xmlns:wpc="http://schemas.microsoft.com/office/word/2010/wordprocessingCanvas" xmlns:cx="http://schemas.microsoft.com/office/drawing/2014/chartex" xmlns:cx1="http://schemas.microsoft.com/office/drawing/2015/9/8/chartex" xmlns:cx2="http://schemas.microsoft.com/office/drawing/2015/10/21/chartex" xmlns:cx3="http://schemas.microsoft.com/office/drawing/2016/5/9/chartex" xmlns:cx4="http://schemas.microsoft.com/office/drawing/2016/5/10/chartex" xmlns:cx5="http://schemas.microsoft.com/office/drawing/2016/5/11/chartex" xmlns:cx6="http://schemas.microsoft.com/office/drawing/2016/5/12/chartex" xmlns:cx7="http://schemas.microsoft.com/office/drawing/2016/5/13/chartex" xmlns:cx8="http://schemas.microsoft.com/office/drawing/2016/5/14/chartex" xmlns:mc="http://schemas.openxmlformats.org/markup-compatibility/2006" xmlns:aink="http://schemas.microsoft.com/office/drawing/2016/ink" xmlns:am3d="http://schemas.microsoft.com/office/drawing/2017/model3d" xmlns:o="urn:schemas-microsoft-com:office:office" xmlns:r="http://schemas.openxmlformats.org/officeDocument/2006/relationships" xmlns:m="http://schemas.openxmlformats.org/officeDocument/2006/math" xmlns:v="urn:schemas-microsoft-com:vml" xmlns:wp14="http://schemas.microsoft.com/office/word/2010/wordprocessingDrawing" xmlns:wp="http://schemas.openxmlformats.org/drawingml/2006/wordprocessingDrawing" xmlns:w10="urn:schemas-microsoft-com:office:word" xmlns:w="http://schemas.openxmlformats.org/wordprocessingml/2006/main" xmlns:w14="http://schemas.microsoft.com/office/word/2010/wordml" xmlns:w15="http://schemas.microsoft.com/office/word/2012/wordml" xmlns:w16cex="http://schemas.microsoft.com/office/word/2018/wordml/cex" xmlns:w16cid="http://schemas.microsoft.com/office/word/2016/wordml/cid" xmlns:w16="http://schemas.microsoft.com/office/word/2018/wordml" xmlns:w16sdtdh="http://schemas.microsoft.com/office/word/2020/wordml/sdtdatahash" xmlns:w16se="http://schemas.microsoft.com/office/word/2015/wordml/symex" xmlns:wpg="http://schemas.microsoft.com/office/word/2010/wordprocessingGroup" xmlns:wpi="http://schemas.microsoft.com/office/word/2010/wordprocessingInk" xmlns:wne="http://schemas.microsoft.com/office/word/2006/wordml" xmlns:wps="http://schemas.microsoft.com/office/word/2010/wordprocessingShape" mc:Ignorable="w14 w15 w16se w16cid w16 w16cex w16sdtdh wp14">
+<w:endnotes xmlns:wpc="http://schemas.microsoft.com/office/word/2010/wordprocessingCanvas" xmlns:cx="http://schemas.microsoft.com/office/drawing/2014/chartex" xmlns:cx1="http://schemas.microsoft.com/office/drawing/2015/9/8/chartex" xmlns:cx2="http://schemas.microsoft.com/office/drawing/2015/10/21/chartex" xmlns:cx3="http://schemas.microsoft.com/office/drawing/2016/5/9/chartex" xmlns:cx4="http://schemas.microsoft.com/office/drawing/2016/5/10/chartex" xmlns:cx5="http://schemas.microsoft.com/office/drawing/2016/5/11/chartex" xmlns:cx6="http://schemas.microsoft.com/office/drawing/2016/5/12/chartex" xmlns:cx7="http://schemas.microsoft.com/office/drawing/2016/5/13/chartex" xmlns:cx8="http://schemas.microsoft.com/office/drawing/2016/5/14/chartex" xmlns:mc="http://schemas.openxmlformats.org/markup-compatibility/2006" xmlns:aink="http://schemas.microsoft.com/office/drawing/2016/ink" xmlns:am3d="http://schemas.microsoft.com/office/drawing/2017/model3d" xmlns:o="urn:schemas-microsoft-com:office:office" xmlns:r="http://schemas.openxmlformats.org/officeDocument/2006/relationships" xmlns:m="http://schemas.openxmlformats.org/officeDocument/2006/math" xmlns:v="urn:schemas-microsoft-com:vml" xmlns:wp14="http://schemas.microsoft.com/office/word/2010/wordprocessingDrawing" xmlns:wp="http://schemas.openxmlformats.org/drawingml/2006/wordprocessingDrawing" xmlns:w10="urn:schemas-microsoft-com:office:word" xmlns:w="http://schemas.openxmlformats.org/wordprocessingml/2006/main" xmlns:w14="http://schemas.microsoft.com/office/word/2010/wordml" xmlns:w15="http://schemas.microsoft.com/office/word/2012/wordml" xmlns:w16cex="http://schemas.microsoft.com/office/word/2018/wordml/cex" xmlns:w16cid="http://schemas.microsoft.com/office/word/2016/wordml/cid" xmlns:w16="http://schemas.microsoft.com/office/word/2018/wordml" xmlns:w16se="http://schemas.microsoft.com/office/word/2015/wordml/symex" xmlns:wpg="http://schemas.microsoft.com/office/word/2010/wordprocessingGroup" xmlns:wpi="http://schemas.microsoft.com/office/word/2010/wordprocessingInk" xmlns:wne="http://schemas.microsoft.com/office/word/2006/wordml" xmlns:wps="http://schemas.microsoft.com/office/word/2010/wordprocessingShape" mc:Ignorable="w14 w15 w16se w16cid w16 w16cex wp14">
   <w:endnote w:type="separator" w:id="-1">
     <w:p>
       <w:pPr>
@@ -16650,7 +15653,7 @@
 </file>
 
 <file path=word/footer1.xml><?xml version="1.0" encoding="utf-8"?>
-<w:ftr xmlns:wpc="http://schemas.microsoft.com/office/word/2010/wordprocessingCanvas" xmlns:cx="http://schemas.microsoft.com/office/drawing/2014/chartex" xmlns:cx1="http://schemas.microsoft.com/office/drawing/2015/9/8/chartex" xmlns:cx2="http://schemas.microsoft.com/office/drawing/2015/10/21/chartex" xmlns:cx3="http://schemas.microsoft.com/office/drawing/2016/5/9/chartex" xmlns:cx4="http://schemas.microsoft.com/office/drawing/2016/5/10/chartex" xmlns:cx5="http://schemas.microsoft.com/office/drawing/2016/5/11/chartex" xmlns:cx6="http://schemas.microsoft.com/office/drawing/2016/5/12/chartex" xmlns:cx7="http://schemas.microsoft.com/office/drawing/2016/5/13/chartex" xmlns:cx8="http://schemas.microsoft.com/office/drawing/2016/5/14/chartex" xmlns:mc="http://schemas.openxmlformats.org/markup-compatibility/2006" xmlns:aink="http://schemas.microsoft.com/office/drawing/2016/ink" xmlns:am3d="http://schemas.microsoft.com/office/drawing/2017/model3d" xmlns:o="urn:schemas-microsoft-com:office:office" xmlns:r="http://schemas.openxmlformats.org/officeDocument/2006/relationships" xmlns:m="http://schemas.openxmlformats.org/officeDocument/2006/math" xmlns:v="urn:schemas-microsoft-com:vml" xmlns:wp14="http://schemas.microsoft.com/office/word/2010/wordprocessingDrawing" xmlns:wp="http://schemas.openxmlformats.org/drawingml/2006/wordprocessingDrawing" xmlns:w10="urn:schemas-microsoft-com:office:word" xmlns:w="http://schemas.openxmlformats.org/wordprocessingml/2006/main" xmlns:w14="http://schemas.microsoft.com/office/word/2010/wordml" xmlns:w15="http://schemas.microsoft.com/office/word/2012/wordml" xmlns:w16cex="http://schemas.microsoft.com/office/word/2018/wordml/cex" xmlns:w16cid="http://schemas.microsoft.com/office/word/2016/wordml/cid" xmlns:w16="http://schemas.microsoft.com/office/word/2018/wordml" xmlns:w16sdtdh="http://schemas.microsoft.com/office/word/2020/wordml/sdtdatahash" xmlns:w16se="http://schemas.microsoft.com/office/word/2015/wordml/symex" xmlns:wpg="http://schemas.microsoft.com/office/word/2010/wordprocessingGroup" xmlns:wpi="http://schemas.microsoft.com/office/word/2010/wordprocessingInk" xmlns:wne="http://schemas.microsoft.com/office/word/2006/wordml" xmlns:wps="http://schemas.microsoft.com/office/word/2010/wordprocessingShape" mc:Ignorable="w14 w15 w16se w16cid w16 w16cex w16sdtdh wp14">
+<w:ftr xmlns:wpc="http://schemas.microsoft.com/office/word/2010/wordprocessingCanvas" xmlns:cx="http://schemas.microsoft.com/office/drawing/2014/chartex" xmlns:cx1="http://schemas.microsoft.com/office/drawing/2015/9/8/chartex" xmlns:cx2="http://schemas.microsoft.com/office/drawing/2015/10/21/chartex" xmlns:cx3="http://schemas.microsoft.com/office/drawing/2016/5/9/chartex" xmlns:cx4="http://schemas.microsoft.com/office/drawing/2016/5/10/chartex" xmlns:cx5="http://schemas.microsoft.com/office/drawing/2016/5/11/chartex" xmlns:cx6="http://schemas.microsoft.com/office/drawing/2016/5/12/chartex" xmlns:cx7="http://schemas.microsoft.com/office/drawing/2016/5/13/chartex" xmlns:cx8="http://schemas.microsoft.com/office/drawing/2016/5/14/chartex" xmlns:mc="http://schemas.openxmlformats.org/markup-compatibility/2006" xmlns:aink="http://schemas.microsoft.com/office/drawing/2016/ink" xmlns:am3d="http://schemas.microsoft.com/office/drawing/2017/model3d" xmlns:o="urn:schemas-microsoft-com:office:office" xmlns:r="http://schemas.openxmlformats.org/officeDocument/2006/relationships" xmlns:m="http://schemas.openxmlformats.org/officeDocument/2006/math" xmlns:v="urn:schemas-microsoft-com:vml" xmlns:wp14="http://schemas.microsoft.com/office/word/2010/wordprocessingDrawing" xmlns:wp="http://schemas.openxmlformats.org/drawingml/2006/wordprocessingDrawing" xmlns:w10="urn:schemas-microsoft-com:office:word" xmlns:w="http://schemas.openxmlformats.org/wordprocessingml/2006/main" xmlns:w14="http://schemas.microsoft.com/office/word/2010/wordml" xmlns:w15="http://schemas.microsoft.com/office/word/2012/wordml" xmlns:w16cex="http://schemas.microsoft.com/office/word/2018/wordml/cex" xmlns:w16cid="http://schemas.microsoft.com/office/word/2016/wordml/cid" xmlns:w16="http://schemas.microsoft.com/office/word/2018/wordml" xmlns:w16se="http://schemas.microsoft.com/office/word/2015/wordml/symex" xmlns:wpg="http://schemas.microsoft.com/office/word/2010/wordprocessingGroup" xmlns:wpi="http://schemas.microsoft.com/office/word/2010/wordprocessingInk" xmlns:wne="http://schemas.microsoft.com/office/word/2006/wordml" xmlns:wps="http://schemas.microsoft.com/office/word/2010/wordprocessingShape" mc:Ignorable="w14 w15 w16se w16cid w16 w16cex wp14">
   <w:sdt>
     <w:sdtPr>
       <w:id w:val="-701017035"/>
@@ -16678,7 +15681,7 @@
 </file>
 
 <file path=word/footer2.xml><?xml version="1.0" encoding="utf-8"?>
-<w:ftr xmlns:wpc="http://schemas.microsoft.com/office/word/2010/wordprocessingCanvas" xmlns:cx="http://schemas.microsoft.com/office/drawing/2014/chartex" xmlns:cx1="http://schemas.microsoft.com/office/drawing/2015/9/8/chartex" xmlns:cx2="http://schemas.microsoft.com/office/drawing/2015/10/21/chartex" xmlns:cx3="http://schemas.microsoft.com/office/drawing/2016/5/9/chartex" xmlns:cx4="http://schemas.microsoft.com/office/drawing/2016/5/10/chartex" xmlns:cx5="http://schemas.microsoft.com/office/drawing/2016/5/11/chartex" xmlns:cx6="http://schemas.microsoft.com/office/drawing/2016/5/12/chartex" xmlns:cx7="http://schemas.microsoft.com/office/drawing/2016/5/13/chartex" xmlns:cx8="http://schemas.microsoft.com/office/drawing/2016/5/14/chartex" xmlns:mc="http://schemas.openxmlformats.org/markup-compatibility/2006" xmlns:aink="http://schemas.microsoft.com/office/drawing/2016/ink" xmlns:am3d="http://schemas.microsoft.com/office/drawing/2017/model3d" xmlns:o="urn:schemas-microsoft-com:office:office" xmlns:r="http://schemas.openxmlformats.org/officeDocument/2006/relationships" xmlns:m="http://schemas.openxmlformats.org/officeDocument/2006/math" xmlns:v="urn:schemas-microsoft-com:vml" xmlns:wp14="http://schemas.microsoft.com/office/word/2010/wordprocessingDrawing" xmlns:wp="http://schemas.openxmlformats.org/drawingml/2006/wordprocessingDrawing" xmlns:w10="urn:schemas-microsoft-com:office:word" xmlns:w="http://schemas.openxmlformats.org/wordprocessingml/2006/main" xmlns:w14="http://schemas.microsoft.com/office/word/2010/wordml" xmlns:w15="http://schemas.microsoft.com/office/word/2012/wordml" xmlns:w16cex="http://schemas.microsoft.com/office/word/2018/wordml/cex" xmlns:w16cid="http://schemas.microsoft.com/office/word/2016/wordml/cid" xmlns:w16="http://schemas.microsoft.com/office/word/2018/wordml" xmlns:w16sdtdh="http://schemas.microsoft.com/office/word/2020/wordml/sdtdatahash" xmlns:w16se="http://schemas.microsoft.com/office/word/2015/wordml/symex" xmlns:wpg="http://schemas.microsoft.com/office/word/2010/wordprocessingGroup" xmlns:wpi="http://schemas.microsoft.com/office/word/2010/wordprocessingInk" xmlns:wne="http://schemas.microsoft.com/office/word/2006/wordml" xmlns:wps="http://schemas.microsoft.com/office/word/2010/wordprocessingShape" mc:Ignorable="w14 w15 w16se w16cid w16 w16cex w16sdtdh wp14">
+<w:ftr xmlns:wpc="http://schemas.microsoft.com/office/word/2010/wordprocessingCanvas" xmlns:cx="http://schemas.microsoft.com/office/drawing/2014/chartex" xmlns:cx1="http://schemas.microsoft.com/office/drawing/2015/9/8/chartex" xmlns:cx2="http://schemas.microsoft.com/office/drawing/2015/10/21/chartex" xmlns:cx3="http://schemas.microsoft.com/office/drawing/2016/5/9/chartex" xmlns:cx4="http://schemas.microsoft.com/office/drawing/2016/5/10/chartex" xmlns:cx5="http://schemas.microsoft.com/office/drawing/2016/5/11/chartex" xmlns:cx6="http://schemas.microsoft.com/office/drawing/2016/5/12/chartex" xmlns:cx7="http://schemas.microsoft.com/office/drawing/2016/5/13/chartex" xmlns:cx8="http://schemas.microsoft.com/office/drawing/2016/5/14/chartex" xmlns:mc="http://schemas.openxmlformats.org/markup-compatibility/2006" xmlns:aink="http://schemas.microsoft.com/office/drawing/2016/ink" xmlns:am3d="http://schemas.microsoft.com/office/drawing/2017/model3d" xmlns:o="urn:schemas-microsoft-com:office:office" xmlns:r="http://schemas.openxmlformats.org/officeDocument/2006/relationships" xmlns:m="http://schemas.openxmlformats.org/officeDocument/2006/math" xmlns:v="urn:schemas-microsoft-com:vml" xmlns:wp14="http://schemas.microsoft.com/office/word/2010/wordprocessingDrawing" xmlns:wp="http://schemas.openxmlformats.org/drawingml/2006/wordprocessingDrawing" xmlns:w10="urn:schemas-microsoft-com:office:word" xmlns:w="http://schemas.openxmlformats.org/wordprocessingml/2006/main" xmlns:w14="http://schemas.microsoft.com/office/word/2010/wordml" xmlns:w15="http://schemas.microsoft.com/office/word/2012/wordml" xmlns:w16cex="http://schemas.microsoft.com/office/word/2018/wordml/cex" xmlns:w16cid="http://schemas.microsoft.com/office/word/2016/wordml/cid" xmlns:w16="http://schemas.microsoft.com/office/word/2018/wordml" xmlns:w16se="http://schemas.microsoft.com/office/word/2015/wordml/symex" xmlns:wpg="http://schemas.microsoft.com/office/word/2010/wordprocessingGroup" xmlns:wpi="http://schemas.microsoft.com/office/word/2010/wordprocessingInk" xmlns:wne="http://schemas.microsoft.com/office/word/2006/wordml" xmlns:wps="http://schemas.microsoft.com/office/word/2010/wordprocessingShape" mc:Ignorable="w14 w15 w16se w16cid w16 w16cex wp14">
   <w:sdt>
     <w:sdtPr>
       <w:id w:val="-1465197936"/>
@@ -16775,7 +15778,7 @@
                 </wp:anchor>
               </w:drawing>
             </mc:Choice>
-            <mc:Fallback>
+            <mc:Fallback xmlns:w16sdtdh="http://schemas.microsoft.com/office/word/2020/wordml/sdtdatahash">
               <w:pict>
                 <v:shapetype w14:anchorId="797C42AF" id="_x0000_t202" coordsize="21600,21600" o:spt="202" path="m,l,21600r21600,l21600,xe">
                   <v:stroke joinstyle="miter"/>
@@ -16831,7 +15834,7 @@
 </file>
 
 <file path=word/footnotes.xml><?xml version="1.0" encoding="utf-8"?>
-<w:footnotes xmlns:wpc="http://schemas.microsoft.com/office/word/2010/wordprocessingCanvas" xmlns:cx="http://schemas.microsoft.com/office/drawing/2014/chartex" xmlns:cx1="http://schemas.microsoft.com/office/drawing/2015/9/8/chartex" xmlns:cx2="http://schemas.microsoft.com/office/drawing/2015/10/21/chartex" xmlns:cx3="http://schemas.microsoft.com/office/drawing/2016/5/9/chartex" xmlns:cx4="http://schemas.microsoft.com/office/drawing/2016/5/10/chartex" xmlns:cx5="http://schemas.microsoft.com/office/drawing/2016/5/11/chartex" xmlns:cx6="http://schemas.microsoft.com/office/drawing/2016/5/12/chartex" xmlns:cx7="http://schemas.microsoft.com/office/drawing/2016/5/13/chartex" xmlns:cx8="http://schemas.microsoft.com/office/drawing/2016/5/14/chartex" xmlns:mc="http://schemas.openxmlformats.org/markup-compatibility/2006" xmlns:aink="http://schemas.microsoft.com/office/drawing/2016/ink" xmlns:am3d="http://schemas.microsoft.com/office/drawing/2017/model3d" xmlns:o="urn:schemas-microsoft-com:office:office" xmlns:r="http://schemas.openxmlformats.org/officeDocument/2006/relationships" xmlns:m="http://schemas.openxmlformats.org/officeDocument/2006/math" xmlns:v="urn:schemas-microsoft-com:vml" xmlns:wp14="http://schemas.microsoft.com/office/word/2010/wordprocessingDrawing" xmlns:wp="http://schemas.openxmlformats.org/drawingml/2006/wordprocessingDrawing" xmlns:w10="urn:schemas-microsoft-com:office:word" xmlns:w="http://schemas.openxmlformats.org/wordprocessingml/2006/main" xmlns:w14="http://schemas.microsoft.com/office/word/2010/wordml" xmlns:w15="http://schemas.microsoft.com/office/word/2012/wordml" xmlns:w16cex="http://schemas.microsoft.com/office/word/2018/wordml/cex" xmlns:w16cid="http://schemas.microsoft.com/office/word/2016/wordml/cid" xmlns:w16="http://schemas.microsoft.com/office/word/2018/wordml" xmlns:w16sdtdh="http://schemas.microsoft.com/office/word/2020/wordml/sdtdatahash" xmlns:w16se="http://schemas.microsoft.com/office/word/2015/wordml/symex" xmlns:wpg="http://schemas.microsoft.com/office/word/2010/wordprocessingGroup" xmlns:wpi="http://schemas.microsoft.com/office/word/2010/wordprocessingInk" xmlns:wne="http://schemas.microsoft.com/office/word/2006/wordml" xmlns:wps="http://schemas.microsoft.com/office/word/2010/wordprocessingShape" mc:Ignorable="w14 w15 w16se w16cid w16 w16cex w16sdtdh wp14">
+<w:footnotes xmlns:wpc="http://schemas.microsoft.com/office/word/2010/wordprocessingCanvas" xmlns:cx="http://schemas.microsoft.com/office/drawing/2014/chartex" xmlns:cx1="http://schemas.microsoft.com/office/drawing/2015/9/8/chartex" xmlns:cx2="http://schemas.microsoft.com/office/drawing/2015/10/21/chartex" xmlns:cx3="http://schemas.microsoft.com/office/drawing/2016/5/9/chartex" xmlns:cx4="http://schemas.microsoft.com/office/drawing/2016/5/10/chartex" xmlns:cx5="http://schemas.microsoft.com/office/drawing/2016/5/11/chartex" xmlns:cx6="http://schemas.microsoft.com/office/drawing/2016/5/12/chartex" xmlns:cx7="http://schemas.microsoft.com/office/drawing/2016/5/13/chartex" xmlns:cx8="http://schemas.microsoft.com/office/drawing/2016/5/14/chartex" xmlns:mc="http://schemas.openxmlformats.org/markup-compatibility/2006" xmlns:aink="http://schemas.microsoft.com/office/drawing/2016/ink" xmlns:am3d="http://schemas.microsoft.com/office/drawing/2017/model3d" xmlns:o="urn:schemas-microsoft-com:office:office" xmlns:r="http://schemas.openxmlformats.org/officeDocument/2006/relationships" xmlns:m="http://schemas.openxmlformats.org/officeDocument/2006/math" xmlns:v="urn:schemas-microsoft-com:vml" xmlns:wp14="http://schemas.microsoft.com/office/word/2010/wordprocessingDrawing" xmlns:wp="http://schemas.openxmlformats.org/drawingml/2006/wordprocessingDrawing" xmlns:w10="urn:schemas-microsoft-com:office:word" xmlns:w="http://schemas.openxmlformats.org/wordprocessingml/2006/main" xmlns:w14="http://schemas.microsoft.com/office/word/2010/wordml" xmlns:w15="http://schemas.microsoft.com/office/word/2012/wordml" xmlns:w16cex="http://schemas.microsoft.com/office/word/2018/wordml/cex" xmlns:w16cid="http://schemas.microsoft.com/office/word/2016/wordml/cid" xmlns:w16="http://schemas.microsoft.com/office/word/2018/wordml" xmlns:w16se="http://schemas.microsoft.com/office/word/2015/wordml/symex" xmlns:wpg="http://schemas.microsoft.com/office/word/2010/wordprocessingGroup" xmlns:wpi="http://schemas.microsoft.com/office/word/2010/wordprocessingInk" xmlns:wne="http://schemas.microsoft.com/office/word/2006/wordml" xmlns:wps="http://schemas.microsoft.com/office/word/2010/wordprocessingShape" mc:Ignorable="w14 w15 w16se w16cid w16 w16cex wp14">
   <w:footnote w:type="separator" w:id="-1">
     <w:p>
       <w:pPr>
@@ -16856,7 +15859,7 @@
 </file>
 
 <file path=word/header1.xml><?xml version="1.0" encoding="utf-8"?>
-<w:hdr xmlns:wpc="http://schemas.microsoft.com/office/word/2010/wordprocessingCanvas" xmlns:cx="http://schemas.microsoft.com/office/drawing/2014/chartex" xmlns:cx1="http://schemas.microsoft.com/office/drawing/2015/9/8/chartex" xmlns:cx2="http://schemas.microsoft.com/office/drawing/2015/10/21/chartex" xmlns:cx3="http://schemas.microsoft.com/office/drawing/2016/5/9/chartex" xmlns:cx4="http://schemas.microsoft.com/office/drawing/2016/5/10/chartex" xmlns:cx5="http://schemas.microsoft.com/office/drawing/2016/5/11/chartex" xmlns:cx6="http://schemas.microsoft.com/office/drawing/2016/5/12/chartex" xmlns:cx7="http://schemas.microsoft.com/office/drawing/2016/5/13/chartex" xmlns:cx8="http://schemas.microsoft.com/office/drawing/2016/5/14/chartex" xmlns:mc="http://schemas.openxmlformats.org/markup-compatibility/2006" xmlns:aink="http://schemas.microsoft.com/office/drawing/2016/ink" xmlns:am3d="http://schemas.microsoft.com/office/drawing/2017/model3d" xmlns:o="urn:schemas-microsoft-com:office:office" xmlns:r="http://schemas.openxmlformats.org/officeDocument/2006/relationships" xmlns:m="http://schemas.openxmlformats.org/officeDocument/2006/math" xmlns:v="urn:schemas-microsoft-com:vml" xmlns:wp14="http://schemas.microsoft.com/office/word/2010/wordprocessingDrawing" xmlns:wp="http://schemas.openxmlformats.org/drawingml/2006/wordprocessingDrawing" xmlns:w10="urn:schemas-microsoft-com:office:word" xmlns:w="http://schemas.openxmlformats.org/wordprocessingml/2006/main" xmlns:w14="http://schemas.microsoft.com/office/word/2010/wordml" xmlns:w15="http://schemas.microsoft.com/office/word/2012/wordml" xmlns:w16cex="http://schemas.microsoft.com/office/word/2018/wordml/cex" xmlns:w16cid="http://schemas.microsoft.com/office/word/2016/wordml/cid" xmlns:w16="http://schemas.microsoft.com/office/word/2018/wordml" xmlns:w16sdtdh="http://schemas.microsoft.com/office/word/2020/wordml/sdtdatahash" xmlns:w16se="http://schemas.microsoft.com/office/word/2015/wordml/symex" xmlns:wpg="http://schemas.microsoft.com/office/word/2010/wordprocessingGroup" xmlns:wpi="http://schemas.microsoft.com/office/word/2010/wordprocessingInk" xmlns:wne="http://schemas.microsoft.com/office/word/2006/wordml" xmlns:wps="http://schemas.microsoft.com/office/word/2010/wordprocessingShape" mc:Ignorable="w14 w15 w16se w16cid w16 w16cex w16sdtdh wp14">
+<w:hdr xmlns:wpc="http://schemas.microsoft.com/office/word/2010/wordprocessingCanvas" xmlns:cx="http://schemas.microsoft.com/office/drawing/2014/chartex" xmlns:cx1="http://schemas.microsoft.com/office/drawing/2015/9/8/chartex" xmlns:cx2="http://schemas.microsoft.com/office/drawing/2015/10/21/chartex" xmlns:cx3="http://schemas.microsoft.com/office/drawing/2016/5/9/chartex" xmlns:cx4="http://schemas.microsoft.com/office/drawing/2016/5/10/chartex" xmlns:cx5="http://schemas.microsoft.com/office/drawing/2016/5/11/chartex" xmlns:cx6="http://schemas.microsoft.com/office/drawing/2016/5/12/chartex" xmlns:cx7="http://schemas.microsoft.com/office/drawing/2016/5/13/chartex" xmlns:cx8="http://schemas.microsoft.com/office/drawing/2016/5/14/chartex" xmlns:mc="http://schemas.openxmlformats.org/markup-compatibility/2006" xmlns:aink="http://schemas.microsoft.com/office/drawing/2016/ink" xmlns:am3d="http://schemas.microsoft.com/office/drawing/2017/model3d" xmlns:o="urn:schemas-microsoft-com:office:office" xmlns:r="http://schemas.openxmlformats.org/officeDocument/2006/relationships" xmlns:m="http://schemas.openxmlformats.org/officeDocument/2006/math" xmlns:v="urn:schemas-microsoft-com:vml" xmlns:wp14="http://schemas.microsoft.com/office/word/2010/wordprocessingDrawing" xmlns:wp="http://schemas.openxmlformats.org/drawingml/2006/wordprocessingDrawing" xmlns:w10="urn:schemas-microsoft-com:office:word" xmlns:w="http://schemas.openxmlformats.org/wordprocessingml/2006/main" xmlns:w14="http://schemas.microsoft.com/office/word/2010/wordml" xmlns:w15="http://schemas.microsoft.com/office/word/2012/wordml" xmlns:w16cex="http://schemas.microsoft.com/office/word/2018/wordml/cex" xmlns:w16cid="http://schemas.microsoft.com/office/word/2016/wordml/cid" xmlns:w16="http://schemas.microsoft.com/office/word/2018/wordml" xmlns:w16se="http://schemas.microsoft.com/office/word/2015/wordml/symex" xmlns:wpg="http://schemas.microsoft.com/office/word/2010/wordprocessingGroup" xmlns:wpi="http://schemas.microsoft.com/office/word/2010/wordprocessingInk" xmlns:wne="http://schemas.microsoft.com/office/word/2006/wordml" xmlns:wps="http://schemas.microsoft.com/office/word/2010/wordprocessingShape" mc:Ignorable="w14 w15 w16se w16cid w16 w16cex wp14">
   <w:p>
     <w:pPr>
       <w:pStyle w:val="Encabezado"/>
@@ -16941,7 +15944,7 @@
 </file>
 
 <file path=word/numbering.xml><?xml version="1.0" encoding="utf-8"?>
-<w:numbering xmlns:wpc="http://schemas.microsoft.com/office/word/2010/wordprocessingCanvas" xmlns:cx="http://schemas.microsoft.com/office/drawing/2014/chartex" xmlns:cx1="http://schemas.microsoft.com/office/drawing/2015/9/8/chartex" xmlns:cx2="http://schemas.microsoft.com/office/drawing/2015/10/21/chartex" xmlns:cx3="http://schemas.microsoft.com/office/drawing/2016/5/9/chartex" xmlns:cx4="http://schemas.microsoft.com/office/drawing/2016/5/10/chartex" xmlns:cx5="http://schemas.microsoft.com/office/drawing/2016/5/11/chartex" xmlns:cx6="http://schemas.microsoft.com/office/drawing/2016/5/12/chartex" xmlns:cx7="http://schemas.microsoft.com/office/drawing/2016/5/13/chartex" xmlns:cx8="http://schemas.microsoft.com/office/drawing/2016/5/14/chartex" xmlns:mc="http://schemas.openxmlformats.org/markup-compatibility/2006" xmlns:aink="http://schemas.microsoft.com/office/drawing/2016/ink" xmlns:am3d="http://schemas.microsoft.com/office/drawing/2017/model3d" xmlns:o="urn:schemas-microsoft-com:office:office" xmlns:r="http://schemas.openxmlformats.org/officeDocument/2006/relationships" xmlns:m="http://schemas.openxmlformats.org/officeDocument/2006/math" xmlns:v="urn:schemas-microsoft-com:vml" xmlns:wp14="http://schemas.microsoft.com/office/word/2010/wordprocessingDrawing" xmlns:wp="http://schemas.openxmlformats.org/drawingml/2006/wordprocessingDrawing" xmlns:w10="urn:schemas-microsoft-com:office:word" xmlns:w="http://schemas.openxmlformats.org/wordprocessingml/2006/main" xmlns:w14="http://schemas.microsoft.com/office/word/2010/wordml" xmlns:w15="http://schemas.microsoft.com/office/word/2012/wordml" xmlns:w16cex="http://schemas.microsoft.com/office/word/2018/wordml/cex" xmlns:w16cid="http://schemas.microsoft.com/office/word/2016/wordml/cid" xmlns:w16="http://schemas.microsoft.com/office/word/2018/wordml" xmlns:w16sdtdh="http://schemas.microsoft.com/office/word/2020/wordml/sdtdatahash" xmlns:w16se="http://schemas.microsoft.com/office/word/2015/wordml/symex" xmlns:wpg="http://schemas.microsoft.com/office/word/2010/wordprocessingGroup" xmlns:wpi="http://schemas.microsoft.com/office/word/2010/wordprocessingInk" xmlns:wne="http://schemas.microsoft.com/office/word/2006/wordml" xmlns:wps="http://schemas.microsoft.com/office/word/2010/wordprocessingShape" mc:Ignorable="w14 w15 w16se w16cid w16 w16cex w16sdtdh wp14">
+<w:numbering xmlns:wpc="http://schemas.microsoft.com/office/word/2010/wordprocessingCanvas" xmlns:cx="http://schemas.microsoft.com/office/drawing/2014/chartex" xmlns:cx1="http://schemas.microsoft.com/office/drawing/2015/9/8/chartex" xmlns:cx2="http://schemas.microsoft.com/office/drawing/2015/10/21/chartex" xmlns:cx3="http://schemas.microsoft.com/office/drawing/2016/5/9/chartex" xmlns:cx4="http://schemas.microsoft.com/office/drawing/2016/5/10/chartex" xmlns:cx5="http://schemas.microsoft.com/office/drawing/2016/5/11/chartex" xmlns:cx6="http://schemas.microsoft.com/office/drawing/2016/5/12/chartex" xmlns:cx7="http://schemas.microsoft.com/office/drawing/2016/5/13/chartex" xmlns:cx8="http://schemas.microsoft.com/office/drawing/2016/5/14/chartex" xmlns:mc="http://schemas.openxmlformats.org/markup-compatibility/2006" xmlns:aink="http://schemas.microsoft.com/office/drawing/2016/ink" xmlns:am3d="http://schemas.microsoft.com/office/drawing/2017/model3d" xmlns:o="urn:schemas-microsoft-com:office:office" xmlns:r="http://schemas.openxmlformats.org/officeDocument/2006/relationships" xmlns:m="http://schemas.openxmlformats.org/officeDocument/2006/math" xmlns:v="urn:schemas-microsoft-com:vml" xmlns:wp14="http://schemas.microsoft.com/office/word/2010/wordprocessingDrawing" xmlns:wp="http://schemas.openxmlformats.org/drawingml/2006/wordprocessingDrawing" xmlns:w10="urn:schemas-microsoft-com:office:word" xmlns:w="http://schemas.openxmlformats.org/wordprocessingml/2006/main" xmlns:w14="http://schemas.microsoft.com/office/word/2010/wordml" xmlns:w15="http://schemas.microsoft.com/office/word/2012/wordml" xmlns:w16cex="http://schemas.microsoft.com/office/word/2018/wordml/cex" xmlns:w16cid="http://schemas.microsoft.com/office/word/2016/wordml/cid" xmlns:w16="http://schemas.microsoft.com/office/word/2018/wordml" xmlns:w16se="http://schemas.microsoft.com/office/word/2015/wordml/symex" xmlns:wpg="http://schemas.microsoft.com/office/word/2010/wordprocessingGroup" xmlns:wpi="http://schemas.microsoft.com/office/word/2010/wordprocessingInk" xmlns:wne="http://schemas.microsoft.com/office/word/2006/wordml" xmlns:wps="http://schemas.microsoft.com/office/word/2010/wordprocessingShape" mc:Ignorable="w14 w15 w16se w16cid w16 w16cex wp14">
   <w:abstractNum w:abstractNumId="0" w15:restartNumberingAfterBreak="0">
     <w:nsid w:val="FFFFFF89"/>
     <w:multiLevelType w:val="singleLevel"/>
@@ -21039,7 +20042,7 @@
 </file>
 
 <file path=word/styles.xml><?xml version="1.0" encoding="utf-8"?>
-<w:styles xmlns:mc="http://schemas.openxmlformats.org/markup-compatibility/2006" xmlns:r="http://schemas.openxmlformats.org/officeDocument/2006/relationships" xmlns:w="http://schemas.openxmlformats.org/wordprocessingml/2006/main" xmlns:w14="http://schemas.microsoft.com/office/word/2010/wordml" xmlns:w15="http://schemas.microsoft.com/office/word/2012/wordml" xmlns:w16cex="http://schemas.microsoft.com/office/word/2018/wordml/cex" xmlns:w16cid="http://schemas.microsoft.com/office/word/2016/wordml/cid" xmlns:w16="http://schemas.microsoft.com/office/word/2018/wordml" xmlns:w16sdtdh="http://schemas.microsoft.com/office/word/2020/wordml/sdtdatahash" xmlns:w16se="http://schemas.microsoft.com/office/word/2015/wordml/symex" mc:Ignorable="w14 w15 w16se w16cid w16 w16cex w16sdtdh">
+<w:styles xmlns:mc="http://schemas.openxmlformats.org/markup-compatibility/2006" xmlns:r="http://schemas.openxmlformats.org/officeDocument/2006/relationships" xmlns:w="http://schemas.openxmlformats.org/wordprocessingml/2006/main" xmlns:w14="http://schemas.microsoft.com/office/word/2010/wordml" xmlns:w15="http://schemas.microsoft.com/office/word/2012/wordml" xmlns:w16cex="http://schemas.microsoft.com/office/word/2018/wordml/cex" xmlns:w16cid="http://schemas.microsoft.com/office/word/2016/wordml/cid" xmlns:w16="http://schemas.microsoft.com/office/word/2018/wordml" xmlns:w16se="http://schemas.microsoft.com/office/word/2015/wordml/symex" mc:Ignorable="w14 w15 w16se w16cid w16 w16cex">
   <w:docDefaults>
     <w:rPrDefault>
       <w:rPr>
@@ -22674,6 +21677,19 @@
 </file>
 
 <file path=customXml/item1.xml><?xml version="1.0" encoding="utf-8"?>
+<?mso-contentType ?>
+<FormTemplates xmlns="http://schemas.microsoft.com/sharepoint/v3/contenttype/forms">
+  <Display>DocumentLibraryForm</Display>
+  <Edit>DocumentLibraryForm</Edit>
+  <New>DocumentLibraryForm</New>
+</FormTemplates>
+</file>
+
+<file path=customXml/item2.xml><?xml version="1.0" encoding="utf-8"?>
+<b:Sources xmlns:b="http://schemas.openxmlformats.org/officeDocument/2006/bibliography" xmlns="http://schemas.openxmlformats.org/officeDocument/2006/bibliography" SelectedStyle="\APASixthEditionOfficeOnline.xsl" StyleName="APA" Version="6"/>
+</file>
+
+<file path=customXml/item3.xml><?xml version="1.0" encoding="utf-8"?>
 <p:properties xmlns:p="http://schemas.microsoft.com/office/2006/metadata/properties" xmlns:xsi="http://www.w3.org/2001/XMLSchema-instance" xmlns:pc="http://schemas.microsoft.com/office/infopath/2007/PartnerControls">
   <documentManagement>
     <TaxCatchAll xmlns="13c90a0b-73bc-4dc0-be5f-28d77b615beb" xsi:nil="true"/>
@@ -22690,19 +21706,6 @@
     <MediaLengthInSeconds xmlns="13c93bba-48ce-428c-bfe5-88b42c19b028" xsi:nil="true"/>
   </documentManagement>
 </p:properties>
-</file>
-
-<file path=customXml/item2.xml><?xml version="1.0" encoding="utf-8"?>
-<b:Sources xmlns:b="http://schemas.openxmlformats.org/officeDocument/2006/bibliography" xmlns="http://schemas.openxmlformats.org/officeDocument/2006/bibliography" SelectedStyle="\APASixthEditionOfficeOnline.xsl" StyleName="APA" Version="6"/>
-</file>
-
-<file path=customXml/item3.xml><?xml version="1.0" encoding="utf-8"?>
-<?mso-contentType ?>
-<FormTemplates xmlns="http://schemas.microsoft.com/sharepoint/v3/contenttype/forms">
-  <Display>DocumentLibraryForm</Display>
-  <Edit>DocumentLibraryForm</Edit>
-  <New>DocumentLibraryForm</New>
-</FormTemplates>
 </file>
 
 <file path=customXml/item4.xml><?xml version="1.0" encoding="utf-8"?>
@@ -22941,12 +21944,9 @@
 </file>
 
 <file path=customXml/itemProps1.xml><?xml version="1.0" encoding="utf-8"?>
-<ds:datastoreItem xmlns:ds="http://schemas.openxmlformats.org/officeDocument/2006/customXml" ds:itemID="{0FBEDED5-F073-4D18-8F4D-A7469DDE68FA}">
+<ds:datastoreItem xmlns:ds="http://schemas.openxmlformats.org/officeDocument/2006/customXml" ds:itemID="{27EA958B-BAD7-421E-A898-B9035F342F74}">
   <ds:schemaRefs>
-    <ds:schemaRef ds:uri="http://schemas.microsoft.com/office/2006/metadata/properties"/>
-    <ds:schemaRef ds:uri="http://schemas.microsoft.com/office/infopath/2007/PartnerControls"/>
-    <ds:schemaRef ds:uri="13c90a0b-73bc-4dc0-be5f-28d77b615beb"/>
-    <ds:schemaRef ds:uri="13c93bba-48ce-428c-bfe5-88b42c19b028"/>
+    <ds:schemaRef ds:uri="http://schemas.microsoft.com/sharepoint/v3/contenttype/forms"/>
   </ds:schemaRefs>
 </ds:datastoreItem>
 </file>
@@ -22960,9 +21960,12 @@
 </file>
 
 <file path=customXml/itemProps3.xml><?xml version="1.0" encoding="utf-8"?>
-<ds:datastoreItem xmlns:ds="http://schemas.openxmlformats.org/officeDocument/2006/customXml" ds:itemID="{27EA958B-BAD7-421E-A898-B9035F342F74}">
+<ds:datastoreItem xmlns:ds="http://schemas.openxmlformats.org/officeDocument/2006/customXml" ds:itemID="{0FBEDED5-F073-4D18-8F4D-A7469DDE68FA}">
   <ds:schemaRefs>
-    <ds:schemaRef ds:uri="http://schemas.microsoft.com/sharepoint/v3/contenttype/forms"/>
+    <ds:schemaRef ds:uri="http://schemas.microsoft.com/office/2006/metadata/properties"/>
+    <ds:schemaRef ds:uri="http://schemas.microsoft.com/office/infopath/2007/PartnerControls"/>
+    <ds:schemaRef ds:uri="13c90a0b-73bc-4dc0-be5f-28d77b615beb"/>
+    <ds:schemaRef ds:uri="13c93bba-48ce-428c-bfe5-88b42c19b028"/>
   </ds:schemaRefs>
 </ds:datastoreItem>
 </file>

--- a/fuentes/228147_CF02_DU.docx
+++ b/fuentes/228147_CF02_DU.docx
@@ -210,7 +210,7 @@
               </wp:anchor>
             </w:drawing>
           </mc:Choice>
-          <mc:Fallback xmlns:oel="http://schemas.microsoft.com/office/2019/extlst" xmlns:a14="http://schemas.microsoft.com/office/drawing/2010/main" xmlns:pic="http://schemas.openxmlformats.org/drawingml/2006/picture" xmlns:adec="http://schemas.microsoft.com/office/drawing/2017/decorative" xmlns:a="http://schemas.openxmlformats.org/drawingml/2006/main" xmlns:w16sdtdh="http://schemas.microsoft.com/office/word/2020/wordml/sdtdatahash">
+          <mc:Fallback xmlns:w16sdtdh="http://schemas.microsoft.com/office/word/2020/wordml/sdtdatahash" xmlns:a="http://schemas.openxmlformats.org/drawingml/2006/main" xmlns:adec="http://schemas.microsoft.com/office/drawing/2017/decorative" xmlns:pic="http://schemas.openxmlformats.org/drawingml/2006/picture" xmlns:a14="http://schemas.microsoft.com/office/drawing/2010/main" xmlns:oel="http://schemas.microsoft.com/office/2019/extlst">
             <w:pict w14:anchorId="33DE155D">
               <v:rect id="Rectángulo 3" style="position:absolute;margin-left:-55.7pt;margin-top:26.5pt;width:613.85pt;height:204pt;z-index:-251655168;visibility:visible;mso-wrap-style:square;mso-height-percent:0;mso-wrap-distance-left:9pt;mso-wrap-distance-top:0;mso-wrap-distance-right:9pt;mso-wrap-distance-bottom:0;mso-position-horizontal:absolute;mso-position-horizontal-relative:text;mso-position-vertical:absolute;mso-position-vertical-relative:text;mso-height-percent:0;mso-height-relative:margin;v-text-anchor:middle" alt="&quot;&quot;" o:spid="_x0000_s1026" fillcolor="#00314d" stroked="f" strokeweight="1pt" w14:anchorId="04BF2410" o:gfxdata="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"/>
             </w:pict>
@@ -307,7 +307,7 @@
               </wp:anchor>
             </w:drawing>
           </mc:Choice>
-          <mc:Fallback xmlns:w16sdtdh="http://schemas.microsoft.com/office/word/2020/wordml/sdtdatahash">
+          <mc:Fallback>
             <w:pict>
               <v:shapetype w14:anchorId="2E2DABF6" id="_x0000_t202" coordsize="21600,21600" o:spt="202" path="m,l,21600r21600,l21600,xe">
                 <v:stroke joinstyle="miter"/>
@@ -585,7 +585,7 @@
             </w:rPr>
             <w:fldChar w:fldCharType="separate"/>
           </w:r>
-          <w:hyperlink w:anchor="_Toc224478064" w:history="1">
+          <w:hyperlink w:anchor="_Toc226377235" w:history="1">
             <w:r>
               <w:rPr>
                 <w:rStyle w:val="Hipervnculo"/>
@@ -613,7 +613,7 @@
                 <w:noProof/>
                 <w:webHidden/>
               </w:rPr>
-              <w:instrText xml:space="preserve"> PAGEREF _Toc224478064 \h </w:instrText>
+              <w:instrText xml:space="preserve"> PAGEREF _Toc226377235 \h </w:instrText>
             </w:r>
             <w:r>
               <w:rPr>
@@ -660,7 +660,7 @@
               <w14:ligatures w14:val="none"/>
             </w:rPr>
           </w:pPr>
-          <w:hyperlink w:anchor="_Toc224478065" w:history="1">
+          <w:hyperlink w:anchor="_Toc226377236" w:history="1">
             <w:r>
               <w:rPr>
                 <w:rStyle w:val="Hipervnculo"/>
@@ -707,7 +707,7 @@
                 <w:noProof/>
                 <w:webHidden/>
               </w:rPr>
-              <w:instrText xml:space="preserve"> PAGEREF _Toc224478065 \h </w:instrText>
+              <w:instrText xml:space="preserve"> PAGEREF _Toc226377236 \h </w:instrText>
             </w:r>
             <w:r>
               <w:rPr>
@@ -753,7 +753,7 @@
               <w14:ligatures w14:val="none"/>
             </w:rPr>
           </w:pPr>
-          <w:hyperlink w:anchor="_Toc224478066" w:history="1">
+          <w:hyperlink w:anchor="_Toc226377237" w:history="1">
             <w:r>
               <w:rPr>
                 <w:rStyle w:val="Hipervnculo"/>
@@ -781,7 +781,7 @@
                 <w:noProof/>
                 <w:webHidden/>
               </w:rPr>
-              <w:instrText xml:space="preserve"> PAGEREF _Toc224478066 \h </w:instrText>
+              <w:instrText xml:space="preserve"> PAGEREF _Toc226377237 \h </w:instrText>
             </w:r>
             <w:r>
               <w:rPr>
@@ -827,7 +827,7 @@
               <w14:ligatures w14:val="none"/>
             </w:rPr>
           </w:pPr>
-          <w:hyperlink w:anchor="_Toc224478067" w:history="1">
+          <w:hyperlink w:anchor="_Toc226377238" w:history="1">
             <w:r>
               <w:rPr>
                 <w:rStyle w:val="Hipervnculo"/>
@@ -855,7 +855,7 @@
                 <w:noProof/>
                 <w:webHidden/>
               </w:rPr>
-              <w:instrText xml:space="preserve"> PAGEREF _Toc224478067 \h </w:instrText>
+              <w:instrText xml:space="preserve"> PAGEREF _Toc226377238 \h </w:instrText>
             </w:r>
             <w:r>
               <w:rPr>
@@ -901,7 +901,7 @@
               <w14:ligatures w14:val="none"/>
             </w:rPr>
           </w:pPr>
-          <w:hyperlink w:anchor="_Toc224478068" w:history="1">
+          <w:hyperlink w:anchor="_Toc226377239" w:history="1">
             <w:r>
               <w:rPr>
                 <w:rStyle w:val="Hipervnculo"/>
@@ -929,7 +929,7 @@
                 <w:noProof/>
                 <w:webHidden/>
               </w:rPr>
-              <w:instrText xml:space="preserve"> PAGEREF _Toc224478068 \h </w:instrText>
+              <w:instrText xml:space="preserve"> PAGEREF _Toc226377239 \h </w:instrText>
             </w:r>
             <w:r>
               <w:rPr>
@@ -975,7 +975,7 @@
               <w14:ligatures w14:val="none"/>
             </w:rPr>
           </w:pPr>
-          <w:hyperlink w:anchor="_Toc224478069" w:history="1">
+          <w:hyperlink w:anchor="_Toc226377240" w:history="1">
             <w:r>
               <w:rPr>
                 <w:rStyle w:val="Hipervnculo"/>
@@ -1003,7 +1003,7 @@
                 <w:noProof/>
                 <w:webHidden/>
               </w:rPr>
-              <w:instrText xml:space="preserve"> PAGEREF _Toc224478069 \h </w:instrText>
+              <w:instrText xml:space="preserve"> PAGEREF _Toc226377240 \h </w:instrText>
             </w:r>
             <w:r>
               <w:rPr>
@@ -1050,7 +1050,7 @@
               <w14:ligatures w14:val="none"/>
             </w:rPr>
           </w:pPr>
-          <w:hyperlink w:anchor="_Toc224478070" w:history="1">
+          <w:hyperlink w:anchor="_Toc226377241" w:history="1">
             <w:r>
               <w:rPr>
                 <w:rStyle w:val="Hipervnculo"/>
@@ -1097,7 +1097,7 @@
                 <w:noProof/>
                 <w:webHidden/>
               </w:rPr>
-              <w:instrText xml:space="preserve"> PAGEREF _Toc224478070 \h </w:instrText>
+              <w:instrText xml:space="preserve"> PAGEREF _Toc226377241 \h </w:instrText>
             </w:r>
             <w:r>
               <w:rPr>
@@ -1143,7 +1143,7 @@
               <w14:ligatures w14:val="none"/>
             </w:rPr>
           </w:pPr>
-          <w:hyperlink w:anchor="_Toc224478071" w:history="1">
+          <w:hyperlink w:anchor="_Toc226377242" w:history="1">
             <w:r>
               <w:rPr>
                 <w:rStyle w:val="Hipervnculo"/>
@@ -1171,7 +1171,7 @@
                 <w:noProof/>
                 <w:webHidden/>
               </w:rPr>
-              <w:instrText xml:space="preserve"> PAGEREF _Toc224478071 \h </w:instrText>
+              <w:instrText xml:space="preserve"> PAGEREF _Toc226377242 \h </w:instrText>
             </w:r>
             <w:r>
               <w:rPr>
@@ -1217,7 +1217,7 @@
               <w14:ligatures w14:val="none"/>
             </w:rPr>
           </w:pPr>
-          <w:hyperlink w:anchor="_Toc224478072" w:history="1">
+          <w:hyperlink w:anchor="_Toc226377243" w:history="1">
             <w:r>
               <w:rPr>
                 <w:rStyle w:val="Hipervnculo"/>
@@ -1245,7 +1245,7 @@
                 <w:noProof/>
                 <w:webHidden/>
               </w:rPr>
-              <w:instrText xml:space="preserve"> PAGEREF _Toc224478072 \h </w:instrText>
+              <w:instrText xml:space="preserve"> PAGEREF _Toc226377243 \h </w:instrText>
             </w:r>
             <w:r>
               <w:rPr>
@@ -1291,7 +1291,7 @@
               <w14:ligatures w14:val="none"/>
             </w:rPr>
           </w:pPr>
-          <w:hyperlink w:anchor="_Toc224478073" w:history="1">
+          <w:hyperlink w:anchor="_Toc226377244" w:history="1">
             <w:r>
               <w:rPr>
                 <w:rStyle w:val="Hipervnculo"/>
@@ -1319,7 +1319,7 @@
                 <w:noProof/>
                 <w:webHidden/>
               </w:rPr>
-              <w:instrText xml:space="preserve"> PAGEREF _Toc224478073 \h </w:instrText>
+              <w:instrText xml:space="preserve"> PAGEREF _Toc226377244 \h </w:instrText>
             </w:r>
             <w:r>
               <w:rPr>
@@ -1365,7 +1365,7 @@
               <w14:ligatures w14:val="none"/>
             </w:rPr>
           </w:pPr>
-          <w:hyperlink w:anchor="_Toc224478074" w:history="1">
+          <w:hyperlink w:anchor="_Toc226377245" w:history="1">
             <w:r>
               <w:rPr>
                 <w:rStyle w:val="Hipervnculo"/>
@@ -1393,7 +1393,7 @@
                 <w:noProof/>
                 <w:webHidden/>
               </w:rPr>
-              <w:instrText xml:space="preserve"> PAGEREF _Toc224478074 \h </w:instrText>
+              <w:instrText xml:space="preserve"> PAGEREF _Toc226377245 \h </w:instrText>
             </w:r>
             <w:r>
               <w:rPr>
@@ -1439,14 +1439,30 @@
               <w14:ligatures w14:val="none"/>
             </w:rPr>
           </w:pPr>
-          <w:hyperlink w:anchor="_Toc224478075" w:history="1">
+          <w:hyperlink w:anchor="_Toc226377246" w:history="1">
             <w:r>
               <w:rPr>
                 <w:rStyle w:val="Hipervnculo"/>
                 <w:noProof/>
                 <w:lang w:val="es-ES_tradnl"/>
               </w:rPr>
-              <w:t>Glosario</w:t>
+              <w:t>Glosar</w:t>
+            </w:r>
+            <w:r>
+              <w:rPr>
+                <w:rStyle w:val="Hipervnculo"/>
+                <w:noProof/>
+                <w:lang w:val="es-ES_tradnl"/>
+              </w:rPr>
+              <w:t>i</w:t>
+            </w:r>
+            <w:r>
+              <w:rPr>
+                <w:rStyle w:val="Hipervnculo"/>
+                <w:noProof/>
+                <w:lang w:val="es-ES_tradnl"/>
+              </w:rPr>
+              <w:t>o</w:t>
             </w:r>
             <w:r>
               <w:rPr>
@@ -1467,7 +1483,7 @@
                 <w:noProof/>
                 <w:webHidden/>
               </w:rPr>
-              <w:instrText xml:space="preserve"> PAGEREF _Toc224478075 \h </w:instrText>
+              <w:instrText xml:space="preserve"> PAGEREF _Toc226377246 \h </w:instrText>
             </w:r>
             <w:r>
               <w:rPr>
@@ -1487,7 +1503,7 @@
                 <w:noProof/>
                 <w:webHidden/>
               </w:rPr>
-              <w:t>71</w:t>
+              <w:t>70</w:t>
             </w:r>
             <w:r>
               <w:rPr>
@@ -1513,7 +1529,7 @@
               <w14:ligatures w14:val="none"/>
             </w:rPr>
           </w:pPr>
-          <w:hyperlink w:anchor="_Toc224478076" w:history="1">
+          <w:hyperlink w:anchor="_Toc226377247" w:history="1">
             <w:r>
               <w:rPr>
                 <w:rStyle w:val="Hipervnculo"/>
@@ -1541,7 +1557,7 @@
                 <w:noProof/>
                 <w:webHidden/>
               </w:rPr>
-              <w:instrText xml:space="preserve"> PAGEREF _Toc224478076 \h </w:instrText>
+              <w:instrText xml:space="preserve"> PAGEREF _Toc226377247 \h </w:instrText>
             </w:r>
             <w:r>
               <w:rPr>
@@ -1561,7 +1577,7 @@
                 <w:noProof/>
                 <w:webHidden/>
               </w:rPr>
-              <w:t>74</w:t>
+              <w:t>73</w:t>
             </w:r>
             <w:r>
               <w:rPr>
@@ -1587,7 +1603,7 @@
               <w14:ligatures w14:val="none"/>
             </w:rPr>
           </w:pPr>
-          <w:hyperlink w:anchor="_Toc224478077" w:history="1">
+          <w:hyperlink w:anchor="_Toc226377248" w:history="1">
             <w:r>
               <w:rPr>
                 <w:rStyle w:val="Hipervnculo"/>
@@ -1615,7 +1631,7 @@
                 <w:noProof/>
                 <w:webHidden/>
               </w:rPr>
-              <w:instrText xml:space="preserve"> PAGEREF _Toc224478077 \h </w:instrText>
+              <w:instrText xml:space="preserve"> PAGEREF _Toc226377248 \h </w:instrText>
             </w:r>
             <w:r>
               <w:rPr>
@@ -1635,7 +1651,7 @@
                 <w:noProof/>
                 <w:webHidden/>
               </w:rPr>
-              <w:t>75</w:t>
+              <w:t>74</w:t>
             </w:r>
             <w:r>
               <w:rPr>
@@ -1698,7 +1714,7 @@
           <w:lang w:val="es-ES_tradnl"/>
         </w:rPr>
       </w:pPr>
-      <w:bookmarkStart w:id="0" w:name="_Toc224478064"/>
+      <w:bookmarkStart w:id="0" w:name="_Toc226377235"/>
       <w:r>
         <w:rPr>
           <w:lang w:val="es-ES_tradnl"/>
@@ -1730,7 +1746,23 @@
           <w:rStyle w:val="Extranjerismo"/>
           <w:lang w:val="es-ES_tradnl"/>
         </w:rPr>
-        <w:t>PCI Security Standards Council</w:t>
+        <w:t xml:space="preserve">PCI Security </w:t>
+      </w:r>
+      <w:proofErr w:type="spellStart"/>
+      <w:r>
+        <w:rPr>
+          <w:rStyle w:val="Extranjerismo"/>
+          <w:lang w:val="es-ES_tradnl"/>
+        </w:rPr>
+        <w:t>Standards</w:t>
+      </w:r>
+      <w:proofErr w:type="spellEnd"/>
+      <w:r>
+        <w:rPr>
+          <w:rStyle w:val="Extranjerismo"/>
+          <w:lang w:val="es-ES_tradnl"/>
+        </w:rPr>
+        <w:t xml:space="preserve"> Council</w:t>
       </w:r>
       <w:r>
         <w:rPr>
@@ -2000,7 +2032,21 @@
               <w:rPr>
                 <w:lang w:val="es-ES_tradnl"/>
               </w:rPr>
-              <w:t>Finalmente, implementar un plan de ciberseguridad a nivel organizacional requiere personal experimentado que comprenda que entre todos los factores, el factor humano es uno de los más urgentes de atender.</w:t>
+              <w:t xml:space="preserve">Finalmente, implementar un plan de ciberseguridad a nivel organizacional requiere personal experimentado que comprenda </w:t>
+            </w:r>
+            <w:proofErr w:type="gramStart"/>
+            <w:r>
+              <w:rPr>
+                <w:lang w:val="es-ES_tradnl"/>
+              </w:rPr>
+              <w:t>que</w:t>
+            </w:r>
+            <w:proofErr w:type="gramEnd"/>
+            <w:r>
+              <w:rPr>
+                <w:lang w:val="es-ES_tradnl"/>
+              </w:rPr>
+              <w:t xml:space="preserve"> entre todos los factores, el factor humano es uno de los más urgentes de atender.</w:t>
             </w:r>
           </w:p>
         </w:tc>
@@ -2021,7 +2067,7 @@
           <w:lang w:val="es-ES_tradnl"/>
         </w:rPr>
       </w:pPr>
-      <w:bookmarkStart w:id="1" w:name="_Toc224478065"/>
+      <w:bookmarkStart w:id="1" w:name="_Toc226377236"/>
       <w:r>
         <w:rPr>
           <w:rFonts w:eastAsiaTheme="minorHAnsi"/>
@@ -2087,7 +2133,21 @@
         <w:rPr>
           <w:lang w:val="es-ES_tradnl" w:eastAsia="es-CO"/>
         </w:rPr>
-        <w:t>Examinar los riesgos y su impacto potencial permite a las organizaciones crear objetivos estratégicos y disminuir el riesgo de ciberamenazas. Cuando un marco de gestión de riesgos se implementa correctamente, permite a las organizaciones comprender mejor la gama completa de riesgos a los que se enfrentan.</w:t>
+        <w:t xml:space="preserve">Examinar los riesgos y su impacto potencial permite a las organizaciones crear objetivos estratégicos y disminuir el riesgo de </w:t>
+      </w:r>
+      <w:proofErr w:type="spellStart"/>
+      <w:r>
+        <w:rPr>
+          <w:lang w:val="es-ES_tradnl" w:eastAsia="es-CO"/>
+        </w:rPr>
+        <w:t>ciberamenazas</w:t>
+      </w:r>
+      <w:proofErr w:type="spellEnd"/>
+      <w:r>
+        <w:rPr>
+          <w:lang w:val="es-ES_tradnl" w:eastAsia="es-CO"/>
+        </w:rPr>
+        <w:t>. Cuando un marco de gestión de riesgos se implementa correctamente, permite a las organizaciones comprender mejor la gama completa de riesgos a los que se enfrentan.</w:t>
       </w:r>
     </w:p>
     <w:p>
@@ -2126,7 +2186,7 @@
           <w:lang w:val="es-ES_tradnl"/>
         </w:rPr>
       </w:pPr>
-      <w:bookmarkStart w:id="2" w:name="_Toc224478066"/>
+      <w:bookmarkStart w:id="2" w:name="_Toc226377237"/>
       <w:r>
         <w:rPr>
           <w:lang w:val="es-ES_tradnl"/>
@@ -2576,7 +2636,21 @@
         <w:rPr>
           <w:lang w:val="es-ES_tradnl" w:eastAsia="es-CO"/>
         </w:rPr>
-        <w:t xml:space="preserve">Técnica utilizada para verificar que alguien es quien dice ser. Sin embargo, la autenticación no es suficiente por sí sola para proteger los datos, por tanto se necesita es una capa adicional. </w:t>
+        <w:t xml:space="preserve">Técnica utilizada para verificar que alguien es quien dice ser. Sin embargo, la autenticación no es suficiente por sí sola para proteger los datos, por </w:t>
+      </w:r>
+      <w:proofErr w:type="gramStart"/>
+      <w:r>
+        <w:rPr>
+          <w:lang w:val="es-ES_tradnl" w:eastAsia="es-CO"/>
+        </w:rPr>
+        <w:t>tanto</w:t>
+      </w:r>
+      <w:proofErr w:type="gramEnd"/>
+      <w:r>
+        <w:rPr>
+          <w:lang w:val="es-ES_tradnl" w:eastAsia="es-CO"/>
+        </w:rPr>
+        <w:t xml:space="preserve"> se necesita es una capa adicional. </w:t>
       </w:r>
     </w:p>
     <w:p>
@@ -2855,7 +2929,21 @@
         <w:rPr>
           <w:lang w:val="es-ES_tradnl" w:eastAsia="es-CO"/>
         </w:rPr>
-        <w:t>Administrar un sistema de control de acceso incluye agregar y eliminar la autenticación y autorización de usuarios o sistemas. Algunos sistemas se sincronizarán con G Suite o Azure Active Directory, lo que agilizará el proceso de administración.</w:t>
+        <w:t xml:space="preserve">Administrar un sistema de control de acceso incluye agregar y eliminar la autenticación y autorización de usuarios o sistemas. Algunos sistemas se sincronizarán con G Suite o Azure Active </w:t>
+      </w:r>
+      <w:proofErr w:type="spellStart"/>
+      <w:r>
+        <w:rPr>
+          <w:lang w:val="es-ES_tradnl" w:eastAsia="es-CO"/>
+        </w:rPr>
+        <w:t>Directory</w:t>
+      </w:r>
+      <w:proofErr w:type="spellEnd"/>
+      <w:r>
+        <w:rPr>
+          <w:lang w:val="es-ES_tradnl" w:eastAsia="es-CO"/>
+        </w:rPr>
+        <w:t>, lo que agilizará el proceso de administración.</w:t>
       </w:r>
     </w:p>
     <w:p>
@@ -2919,18 +3007,27 @@
         </w:rPr>
         <w:t>“</w:t>
       </w:r>
+      <w:proofErr w:type="spellStart"/>
       <w:r>
         <w:rPr>
           <w:rStyle w:val="Extranjerismo"/>
           <w:lang w:val="es-ES_tradnl" w:eastAsia="es-CO"/>
         </w:rPr>
-        <w:t>Dark web</w:t>
-      </w:r>
+        <w:t>Dark</w:t>
+      </w:r>
+      <w:proofErr w:type="spellEnd"/>
       <w:r>
         <w:rPr>
           <w:rStyle w:val="Extranjerismo"/>
           <w:lang w:val="es-ES_tradnl" w:eastAsia="es-CO"/>
         </w:rPr>
+        <w:t xml:space="preserve"> web</w:t>
+      </w:r>
+      <w:r>
+        <w:rPr>
+          <w:rStyle w:val="Extranjerismo"/>
+          <w:lang w:val="es-ES_tradnl" w:eastAsia="es-CO"/>
+        </w:rPr>
         <w:t>”</w:t>
       </w:r>
       <w:r>
@@ -2950,7 +3047,21 @@
         <w:rPr>
           <w:lang w:val="es-ES_tradnl" w:eastAsia="es-CO"/>
         </w:rPr>
-        <w:t xml:space="preserve">Por ejemplo, nuevos informes en la web describen cómo una </w:t>
+        <w:t xml:space="preserve">Por ejemplo, nuevos informes en la web describen </w:t>
+      </w:r>
+      <w:proofErr w:type="spellStart"/>
+      <w:r>
+        <w:rPr>
+          <w:lang w:val="es-ES_tradnl" w:eastAsia="es-CO"/>
+        </w:rPr>
+        <w:t>cómo</w:t>
+      </w:r>
+      <w:proofErr w:type="spellEnd"/>
+      <w:r>
+        <w:rPr>
+          <w:lang w:val="es-ES_tradnl" w:eastAsia="es-CO"/>
+        </w:rPr>
+        <w:t xml:space="preserve"> una </w:t>
       </w:r>
       <w:r>
         <w:rPr>
@@ -2958,12 +3069,14 @@
         </w:rPr>
         <w:t>“</w:t>
       </w:r>
+      <w:proofErr w:type="spellStart"/>
       <w:r>
         <w:rPr>
           <w:lang w:val="es-ES_tradnl" w:eastAsia="es-CO"/>
         </w:rPr>
         <w:t>botnet</w:t>
       </w:r>
+      <w:proofErr w:type="spellEnd"/>
       <w:r>
         <w:rPr>
           <w:lang w:val="es-ES_tradnl" w:eastAsia="es-CO"/>
@@ -2974,7 +3087,35 @@
         <w:rPr>
           <w:lang w:val="es-ES_tradnl" w:eastAsia="es-CO"/>
         </w:rPr>
-        <w:t xml:space="preserve"> de criptominería, Smominru, extrajo no solo criptomonedas, sino también información confidencial, incluidas en direcciones IP internas, información de dominio, nombres de usuario y contraseñas. Los investigadores de este tipo de delitos creen que es altamente plausible que este actor de amenazas vendiera esta información en un mercado de acceso a otros, que luego podrían lanzar sus propios ataques por acceso remoto.</w:t>
+        <w:t xml:space="preserve"> de </w:t>
+      </w:r>
+      <w:proofErr w:type="spellStart"/>
+      <w:r>
+        <w:rPr>
+          <w:lang w:val="es-ES_tradnl" w:eastAsia="es-CO"/>
+        </w:rPr>
+        <w:t>criptominería</w:t>
+      </w:r>
+      <w:proofErr w:type="spellEnd"/>
+      <w:r>
+        <w:rPr>
+          <w:lang w:val="es-ES_tradnl" w:eastAsia="es-CO"/>
+        </w:rPr>
+        <w:t xml:space="preserve">, </w:t>
+      </w:r>
+      <w:proofErr w:type="spellStart"/>
+      <w:r>
+        <w:rPr>
+          <w:lang w:val="es-ES_tradnl" w:eastAsia="es-CO"/>
+        </w:rPr>
+        <w:t>Smominru</w:t>
+      </w:r>
+      <w:proofErr w:type="spellEnd"/>
+      <w:r>
+        <w:rPr>
+          <w:lang w:val="es-ES_tradnl" w:eastAsia="es-CO"/>
+        </w:rPr>
+        <w:t>, extrajo no solo criptomonedas, sino también información confidencial, incluidas en direcciones IP internas, información de dominio, nombres de usuario y contraseñas. Los investigadores de este tipo de delitos creen que es altamente plausible que este actor de amenazas vendiera esta información en un mercado de acceso a otros, que luego podrían lanzar sus propios ataques por acceso remoto.</w:t>
       </w:r>
     </w:p>
     <w:p>
@@ -3013,7 +3154,35 @@
         <w:rPr>
           <w:lang w:val="es-ES_tradnl" w:eastAsia="es-CO"/>
         </w:rPr>
-        <w:t xml:space="preserve"> en ataques a gran escala o como punto de entrada para un ataque dirigido. Un mercado de acceso, Ultimate Anonymity Services (UAS) ofrece 35 000 credenciales con un precio de venta promedio de $6.75 por credencial, por citar ejemplo de precios de este tipo de accesos sin control.</w:t>
+        <w:t xml:space="preserve"> en ataques a gran escala o como punto de entrada para un ataque dirigido. Un mercado de acceso, Ultimate </w:t>
+      </w:r>
+      <w:proofErr w:type="spellStart"/>
+      <w:r>
+        <w:rPr>
+          <w:lang w:val="es-ES_tradnl" w:eastAsia="es-CO"/>
+        </w:rPr>
+        <w:t>Anonymity</w:t>
+      </w:r>
+      <w:proofErr w:type="spellEnd"/>
+      <w:r>
+        <w:rPr>
+          <w:lang w:val="es-ES_tradnl" w:eastAsia="es-CO"/>
+        </w:rPr>
+        <w:t xml:space="preserve"> </w:t>
+      </w:r>
+      <w:proofErr w:type="spellStart"/>
+      <w:r>
+        <w:rPr>
+          <w:lang w:val="es-ES_tradnl" w:eastAsia="es-CO"/>
+        </w:rPr>
+        <w:t>Services</w:t>
+      </w:r>
+      <w:proofErr w:type="spellEnd"/>
+      <w:r>
+        <w:rPr>
+          <w:lang w:val="es-ES_tradnl" w:eastAsia="es-CO"/>
+        </w:rPr>
+        <w:t xml:space="preserve"> (UAS) ofrece 35 000 credenciales con un precio de venta promedio de $6.75 por credencial, por citar ejemplo de precios de este tipo de accesos sin control.</w:t>
       </w:r>
     </w:p>
     <w:p>
@@ -3244,7 +3413,21 @@
               <w:rPr>
                 <w:lang w:val="es-ES_tradnl"/>
               </w:rPr>
-              <w:t>El control de acceso requiere la aplicación de políticas persistentes en un mundo dinámico sin fronteras tradicionales. En entornos híbridos donde los datos se mueven desde los servidores locales o desde la nube a las oficinas, los hogares, los hoteles, los automóviles y las cafeterías con puntos de acceso Wi-Fi abiertos, la aplicación del control de acceso se torna más difícil.</w:t>
+              <w:t xml:space="preserve">El control de acceso requiere la aplicación de políticas persistentes en un mundo dinámico sin fronteras tradicionales. En entornos híbridos donde los datos se mueven desde los servidores locales o desde la nube a las oficinas, los hogares, los hoteles, los automóviles y las cafeterías con puntos de acceso </w:t>
+            </w:r>
+            <w:proofErr w:type="spellStart"/>
+            <w:r>
+              <w:rPr>
+                <w:lang w:val="es-ES_tradnl"/>
+              </w:rPr>
+              <w:t>Wi</w:t>
+            </w:r>
+            <w:proofErr w:type="spellEnd"/>
+            <w:r>
+              <w:rPr>
+                <w:lang w:val="es-ES_tradnl"/>
+              </w:rPr>
+              <w:t>-Fi abiertos, la aplicación del control de acceso se torna más difícil.</w:t>
             </w:r>
           </w:p>
           <w:p>
@@ -3257,7 +3440,21 @@
               <w:rPr>
                 <w:lang w:val="es-ES_tradnl"/>
               </w:rPr>
-              <w:t>Al riesgo se suma que el acceso está disponible para una gama cada vez más amplia de dispositivos, que incluye PC, computadoras portátiles, teléfonos inteligentes, tabletas, parlantes inteligentes y otros dispositivos de Internet de las cosas (IoT).</w:t>
+              <w:t>Al riesgo se suma que el acceso está disponible para una gama cada vez más amplia de dispositivos, que incluye PC, computadoras portátiles, teléfonos inteligentes, tabletas, parlantes inteligentes y otros dispositivos de Internet de las cosas (</w:t>
+            </w:r>
+            <w:proofErr w:type="spellStart"/>
+            <w:r>
+              <w:rPr>
+                <w:lang w:val="es-ES_tradnl"/>
+              </w:rPr>
+              <w:t>IoT</w:t>
+            </w:r>
+            <w:proofErr w:type="spellEnd"/>
+            <w:r>
+              <w:rPr>
+                <w:lang w:val="es-ES_tradnl"/>
+              </w:rPr>
+              <w:t>).</w:t>
             </w:r>
           </w:p>
           <w:p>
@@ -3516,7 +3713,21 @@
         <w:rPr>
           <w:lang w:val="es-ES_tradnl" w:eastAsia="es-CO"/>
         </w:rPr>
-        <w:t>Varias tecnologías pueden admitir los diversos modelos de control de acceso. En algunos casos, es posible que varias tecnologías deban trabajar en conjunto para lograr el nivel deseado de control de acceso. La realidad de los datos distribuidos entre los proveedores de servicios en la nube, las aplicaciones y todos aquellos conectados al perímetro de la red tradicional dictan la necesidad de orquestar una solución segura. Existen varios proveedores que brindan acceso privilegiado y soluciones de administración de identidades que se pueden integrar en una construcción tradicional de Active Directory. La autenticación multifactorial puede ser un componente para mejorar aún más la seguridad.</w:t>
+        <w:t xml:space="preserve">Varias tecnologías pueden admitir los diversos modelos de control de acceso. En algunos casos, es posible que varias tecnologías deban trabajar en conjunto para lograr el nivel deseado de control de acceso. La realidad de los datos distribuidos entre los proveedores de servicios en la nube, las aplicaciones y todos aquellos conectados al perímetro de la red tradicional dictan la necesidad de orquestar una solución segura. Existen varios proveedores que brindan acceso privilegiado y soluciones de administración de identidades que se pueden integrar en una construcción tradicional de Active </w:t>
+      </w:r>
+      <w:proofErr w:type="spellStart"/>
+      <w:r>
+        <w:rPr>
+          <w:lang w:val="es-ES_tradnl" w:eastAsia="es-CO"/>
+        </w:rPr>
+        <w:t>Directory</w:t>
+      </w:r>
+      <w:proofErr w:type="spellEnd"/>
+      <w:r>
+        <w:rPr>
+          <w:lang w:val="es-ES_tradnl" w:eastAsia="es-CO"/>
+        </w:rPr>
+        <w:t>. La autenticación multifactorial puede ser un componente para mejorar aún más la seguridad.</w:t>
       </w:r>
     </w:p>
     <w:p>
@@ -3597,7 +3808,7 @@
           <w:lang w:val="es-ES_tradnl"/>
         </w:rPr>
       </w:pPr>
-      <w:bookmarkStart w:id="3" w:name="_Toc224478067"/>
+      <w:bookmarkStart w:id="3" w:name="_Toc226377238"/>
       <w:r>
         <w:rPr>
           <w:lang w:val="es-ES_tradnl"/>
@@ -4348,7 +4559,7 @@
           <w:lang w:val="es-ES_tradnl"/>
         </w:rPr>
       </w:pPr>
-      <w:bookmarkStart w:id="4" w:name="_Toc224478068"/>
+      <w:bookmarkStart w:id="4" w:name="_Toc226377239"/>
       <w:r>
         <w:rPr>
           <w:lang w:val="es-ES_tradnl"/>
@@ -4380,7 +4591,14 @@
         <w:rPr>
           <w:lang w:val="es-ES_tradnl" w:eastAsia="es-CO"/>
         </w:rPr>
-        <w:t>Aprovechar cantidades masivas de datos brinda a las empresas una ventaja competitiva y las ayuda a comprender sus estrategias de ventas/</w:t>
+        <w:t>Aprovechar cantidades masivas de datos brinda a las empresas una ventaja competitiva y las ayuda a comprender sus estrategias de ventas</w:t>
+      </w:r>
+      <w:proofErr w:type="gramStart"/>
+      <w:r>
+        <w:rPr>
+          <w:lang w:val="es-ES_tradnl" w:eastAsia="es-CO"/>
+        </w:rPr>
+        <w:t>/</w:t>
       </w:r>
       <w:r>
         <w:rPr>
@@ -4388,6 +4606,7 @@
         </w:rPr>
         <w:t>“</w:t>
       </w:r>
+      <w:proofErr w:type="gramEnd"/>
       <w:r>
         <w:rPr>
           <w:rStyle w:val="Extranjerismo"/>
@@ -4532,7 +4751,21 @@
         <w:rPr>
           <w:lang w:val="es-ES_tradnl" w:eastAsia="es-CO"/>
         </w:rPr>
-        <w:t>Los datos recopilados entran en la etapa de preparación de datos. La preparación de datos, también conocida como “pre-procesamiento”, es la etapa en la que se limpian y organizan los datos sin procesar. Esto hace que los datos estén disponibles para etapas posteriores del procesamiento de datos. Durante la preparación, los datos sin procesar se verifican minuciosamente en busca de errores. El propósito de este paso es eliminar datos incorrectos (datos redundantes, incompletos o inexactos) y crear datos de alta calidad para una mejor inteligencia comercial.</w:t>
+        <w:t>Los datos recopilados entran en la etapa de preparación de datos. La preparación de datos, también conocida como “</w:t>
+      </w:r>
+      <w:proofErr w:type="spellStart"/>
+      <w:r>
+        <w:rPr>
+          <w:lang w:val="es-ES_tradnl" w:eastAsia="es-CO"/>
+        </w:rPr>
+        <w:t>pre-procesamiento</w:t>
+      </w:r>
+      <w:proofErr w:type="spellEnd"/>
+      <w:r>
+        <w:rPr>
+          <w:lang w:val="es-ES_tradnl" w:eastAsia="es-CO"/>
+        </w:rPr>
+        <w:t>”, es la etapa en la que se limpian y organizan los datos sin procesar. Esto hace que los datos estén disponibles para etapas posteriores del procesamiento de datos. Durante la preparación, los datos sin procesar se verifican minuciosamente en busca de errores. El propósito de este paso es eliminar datos incorrectos (datos redundantes, incompletos o inexactos) y crear datos de alta calidad para una mejor inteligencia comercial.</w:t>
       </w:r>
     </w:p>
     <w:p>
@@ -4575,7 +4808,21 @@
         <w:rPr>
           <w:lang w:val="es-ES_tradnl" w:eastAsia="es-CO"/>
         </w:rPr>
-        <w:t>Los datos limpios se introducen en su objetivo (un CRM como Salesforce o un almacén de datos como Redshift) y se interpretan en un lenguaje que pueda procesar. La entrada de datos es la primera etapa en la que los datos sin procesar toman la forma de información utilizable.</w:t>
+        <w:t xml:space="preserve">Los datos limpios se introducen en su objetivo (un CRM como Salesforce o un almacén de datos como </w:t>
+      </w:r>
+      <w:proofErr w:type="spellStart"/>
+      <w:r>
+        <w:rPr>
+          <w:lang w:val="es-ES_tradnl" w:eastAsia="es-CO"/>
+        </w:rPr>
+        <w:t>Redshift</w:t>
+      </w:r>
+      <w:proofErr w:type="spellEnd"/>
+      <w:r>
+        <w:rPr>
+          <w:lang w:val="es-ES_tradnl" w:eastAsia="es-CO"/>
+        </w:rPr>
+        <w:t>) y se interpretan en un lenguaje que pueda procesar. La entrada de datos es la primera etapa en la que los datos sin procesar toman la forma de información utilizable.</w:t>
       </w:r>
     </w:p>
     <w:p>
@@ -4725,18 +4972,27 @@
         </w:rPr>
         <w:t>“</w:t>
       </w:r>
+      <w:proofErr w:type="spellStart"/>
       <w:r>
         <w:rPr>
           <w:rStyle w:val="Extranjerismo"/>
           <w:lang w:val="es-ES_tradnl"/>
         </w:rPr>
-        <w:t>big data</w:t>
-      </w:r>
+        <w:t>big</w:t>
+      </w:r>
+      <w:proofErr w:type="spellEnd"/>
       <w:r>
         <w:rPr>
           <w:rStyle w:val="Extranjerismo"/>
           <w:lang w:val="es-ES_tradnl"/>
         </w:rPr>
+        <w:t xml:space="preserve"> data</w:t>
+      </w:r>
+      <w:r>
+        <w:rPr>
+          <w:rStyle w:val="Extranjerismo"/>
+          <w:lang w:val="es-ES_tradnl"/>
+        </w:rPr>
         <w:t>”</w:t>
       </w:r>
       <w:r>
@@ -4803,12 +5059,21 @@
         </w:rPr>
         <w:t>“</w:t>
       </w:r>
+      <w:proofErr w:type="spellStart"/>
       <w:r>
         <w:rPr>
           <w:rStyle w:val="Extranjerismo"/>
           <w:lang w:val="es-ES_tradnl"/>
         </w:rPr>
-        <w:t>big data</w:t>
+        <w:t>big</w:t>
+      </w:r>
+      <w:proofErr w:type="spellEnd"/>
+      <w:r>
+        <w:rPr>
+          <w:rStyle w:val="Extranjerismo"/>
+          <w:lang w:val="es-ES_tradnl"/>
+        </w:rPr>
+        <w:t xml:space="preserve"> data</w:t>
       </w:r>
       <w:r>
         <w:rPr>
@@ -5378,13 +5643,22 @@
           <w:rStyle w:val="Ttulo5Car"/>
           <w:lang w:val="es-ES_tradnl"/>
         </w:rPr>
-        <w:t>SSD Intel Optane</w:t>
-      </w:r>
+        <w:t xml:space="preserve">SSD Intel </w:t>
+      </w:r>
+      <w:proofErr w:type="spellStart"/>
       <w:r>
         <w:rPr>
           <w:rStyle w:val="Ttulo5Car"/>
           <w:lang w:val="es-ES_tradnl"/>
         </w:rPr>
+        <w:t>Optane</w:t>
+      </w:r>
+      <w:proofErr w:type="spellEnd"/>
+      <w:r>
+        <w:rPr>
+          <w:rStyle w:val="Ttulo5Car"/>
+          <w:lang w:val="es-ES_tradnl"/>
+        </w:rPr>
         <w:t>.</w:t>
       </w:r>
       <w:r>
@@ -5399,7 +5673,14 @@
         <w:rPr>
           <w:lang w:val="es-ES_tradnl" w:eastAsia="es-CO"/>
         </w:rPr>
-        <w:t>Las SSD Intel® Optan</w:t>
+        <w:t xml:space="preserve">Las SSD Intel® </w:t>
+      </w:r>
+      <w:proofErr w:type="spellStart"/>
+      <w:r>
+        <w:rPr>
+          <w:lang w:val="es-ES_tradnl" w:eastAsia="es-CO"/>
+        </w:rPr>
+        <w:t>Optan</w:t>
       </w:r>
       <w:r>
         <w:rPr>
@@ -5407,6 +5688,7 @@
         </w:rPr>
         <w:t>e</w:t>
       </w:r>
+      <w:proofErr w:type="spellEnd"/>
       <w:r>
         <w:rPr>
           <w:lang w:val="es-ES_tradnl" w:eastAsia="es-CO"/>
@@ -5464,7 +5746,105 @@
         <w:rPr>
           <w:lang w:val="en-US" w:eastAsia="es-CO"/>
         </w:rPr>
-        <w:t>Esto incluye Intel® oneAPI Toolkit, Intel® oneAPI Math Kernel Library (Intel® oneMKL), Intel® oneAPI Data Analytics Library (Intel® oneDAL) y más.</w:t>
+        <w:t xml:space="preserve">Esto </w:t>
+      </w:r>
+      <w:proofErr w:type="spellStart"/>
+      <w:r>
+        <w:rPr>
+          <w:lang w:val="en-US" w:eastAsia="es-CO"/>
+        </w:rPr>
+        <w:t>incluye</w:t>
+      </w:r>
+      <w:proofErr w:type="spellEnd"/>
+      <w:r>
+        <w:rPr>
+          <w:lang w:val="en-US" w:eastAsia="es-CO"/>
+        </w:rPr>
+        <w:t xml:space="preserve"> Intel® </w:t>
+      </w:r>
+      <w:proofErr w:type="spellStart"/>
+      <w:r>
+        <w:rPr>
+          <w:lang w:val="en-US" w:eastAsia="es-CO"/>
+        </w:rPr>
+        <w:t>oneAPI</w:t>
+      </w:r>
+      <w:proofErr w:type="spellEnd"/>
+      <w:r>
+        <w:rPr>
+          <w:lang w:val="en-US" w:eastAsia="es-CO"/>
+        </w:rPr>
+        <w:t xml:space="preserve"> Toolkit, Intel® </w:t>
+      </w:r>
+      <w:proofErr w:type="spellStart"/>
+      <w:r>
+        <w:rPr>
+          <w:lang w:val="en-US" w:eastAsia="es-CO"/>
+        </w:rPr>
+        <w:t>oneAPI</w:t>
+      </w:r>
+      <w:proofErr w:type="spellEnd"/>
+      <w:r>
+        <w:rPr>
+          <w:lang w:val="en-US" w:eastAsia="es-CO"/>
+        </w:rPr>
+        <w:t xml:space="preserve"> Math Kernel Library (Intel® </w:t>
+      </w:r>
+      <w:proofErr w:type="spellStart"/>
+      <w:r>
+        <w:rPr>
+          <w:lang w:val="en-US" w:eastAsia="es-CO"/>
+        </w:rPr>
+        <w:t>oneMKL</w:t>
+      </w:r>
+      <w:proofErr w:type="spellEnd"/>
+      <w:r>
+        <w:rPr>
+          <w:lang w:val="en-US" w:eastAsia="es-CO"/>
+        </w:rPr>
+        <w:t xml:space="preserve">), Intel® </w:t>
+      </w:r>
+      <w:proofErr w:type="spellStart"/>
+      <w:r>
+        <w:rPr>
+          <w:lang w:val="en-US" w:eastAsia="es-CO"/>
+        </w:rPr>
+        <w:t>oneAPI</w:t>
+      </w:r>
+      <w:proofErr w:type="spellEnd"/>
+      <w:r>
+        <w:rPr>
+          <w:lang w:val="en-US" w:eastAsia="es-CO"/>
+        </w:rPr>
+        <w:t xml:space="preserve"> Data Analytics Library (Intel® </w:t>
+      </w:r>
+      <w:proofErr w:type="spellStart"/>
+      <w:r>
+        <w:rPr>
+          <w:lang w:val="en-US" w:eastAsia="es-CO"/>
+        </w:rPr>
+        <w:t>oneDAL</w:t>
+      </w:r>
+      <w:proofErr w:type="spellEnd"/>
+      <w:r>
+        <w:rPr>
+          <w:lang w:val="en-US" w:eastAsia="es-CO"/>
+        </w:rPr>
+        <w:t xml:space="preserve">) y </w:t>
+      </w:r>
+      <w:proofErr w:type="spellStart"/>
+      <w:r>
+        <w:rPr>
+          <w:lang w:val="en-US" w:eastAsia="es-CO"/>
+        </w:rPr>
+        <w:t>más</w:t>
+      </w:r>
+      <w:proofErr w:type="spellEnd"/>
+      <w:r>
+        <w:rPr>
+          <w:lang w:val="en-US" w:eastAsia="es-CO"/>
+        </w:rPr>
+        <w:t>.</w:t>
       </w:r>
     </w:p>
     <w:p>
@@ -5505,7 +5885,21 @@
         <w:rPr>
           <w:lang w:val="es-ES_tradnl" w:eastAsia="es-CO"/>
         </w:rPr>
-        <w:t>La tecnología Intel® QuickAssist (Intel® QAT) permite a los equipos de datos acelerar el rendimiento del cifrado y descifrado y mejorar la seguridad de las aplicaciones de procesamiento de datos.</w:t>
+        <w:t xml:space="preserve">La tecnología Intel® </w:t>
+      </w:r>
+      <w:proofErr w:type="spellStart"/>
+      <w:r>
+        <w:rPr>
+          <w:lang w:val="es-ES_tradnl" w:eastAsia="es-CO"/>
+        </w:rPr>
+        <w:t>QuickAssist</w:t>
+      </w:r>
+      <w:proofErr w:type="spellEnd"/>
+      <w:r>
+        <w:rPr>
+          <w:lang w:val="es-ES_tradnl" w:eastAsia="es-CO"/>
+        </w:rPr>
+        <w:t xml:space="preserve"> (Intel® QAT) permite a los equipos de datos acelerar el rendimiento del cifrado y descifrado y mejorar la seguridad de las aplicaciones de procesamiento de datos.</w:t>
       </w:r>
     </w:p>
     <w:p>
@@ -5580,7 +5974,7 @@
           <w:lang w:val="es-ES_tradnl"/>
         </w:rPr>
       </w:pPr>
-      <w:bookmarkStart w:id="5" w:name="_Toc224478069"/>
+      <w:bookmarkStart w:id="5" w:name="_Toc226377240"/>
       <w:r>
         <w:rPr>
           <w:lang w:val="es-ES_tradnl"/>
@@ -6473,7 +6867,21 @@
         <w:rPr>
           <w:lang w:val="es-ES_tradnl" w:eastAsia="es-CO"/>
         </w:rPr>
-        <w:t>El almacenamiento en red tiene una forma llamada NAS (Network Attached Storage) y debe entenderse que es un servidor de archivos dedicado. Hay muchos discos de gran capacidad, por lo que puede usarse sin preocuparse por el límite de capacidad de almacenamiento. Otra ventaja de utilizar el almacenamiento en red es que se pueden realizar copias de seguridad automáticas a altas horas de la noche o durante los días festivos mediante la configuración por adelantado.</w:t>
+        <w:t xml:space="preserve">El almacenamiento en red tiene una forma llamada NAS (Network </w:t>
+      </w:r>
+      <w:proofErr w:type="spellStart"/>
+      <w:r>
+        <w:rPr>
+          <w:lang w:val="es-ES_tradnl" w:eastAsia="es-CO"/>
+        </w:rPr>
+        <w:t>Attached</w:t>
+      </w:r>
+      <w:proofErr w:type="spellEnd"/>
+      <w:r>
+        <w:rPr>
+          <w:lang w:val="es-ES_tradnl" w:eastAsia="es-CO"/>
+        </w:rPr>
+        <w:t xml:space="preserve"> Storage) y debe entenderse que es un servidor de archivos dedicado. Hay muchos discos de gran capacidad, por lo que puede usarse sin preocuparse por el límite de capacidad de almacenamiento. Otra ventaja de utilizar el almacenamiento en red es que se pueden realizar copias de seguridad automáticas a altas horas de la noche o durante los días festivos mediante la configuración por adelantado.</w:t>
       </w:r>
     </w:p>
     <w:p>
@@ -7019,7 +7427,35 @@
         <w:rPr>
           <w:lang w:val="es-ES_tradnl" w:eastAsia="es-CO"/>
         </w:rPr>
-        <w:t xml:space="preserve">La falla más común es la eliminación o sobrescritura de los datos necesarios debido a errores operativos por parte de administradores o usuarios. También puede ocurrir sobrescritura (manipulación) o eliminación debido a una infección de </w:t>
+        <w:t xml:space="preserve">La falla más común es la eliminación o </w:t>
+      </w:r>
+      <w:proofErr w:type="spellStart"/>
+      <w:r>
+        <w:rPr>
+          <w:lang w:val="es-ES_tradnl" w:eastAsia="es-CO"/>
+        </w:rPr>
+        <w:t>sobrescritura</w:t>
+      </w:r>
+      <w:proofErr w:type="spellEnd"/>
+      <w:r>
+        <w:rPr>
+          <w:lang w:val="es-ES_tradnl" w:eastAsia="es-CO"/>
+        </w:rPr>
+        <w:t xml:space="preserve"> de los datos necesarios debido a errores operativos por parte de administradores o usuarios. También puede ocurrir </w:t>
+      </w:r>
+      <w:proofErr w:type="spellStart"/>
+      <w:r>
+        <w:rPr>
+          <w:lang w:val="es-ES_tradnl" w:eastAsia="es-CO"/>
+        </w:rPr>
+        <w:t>sobrescritura</w:t>
+      </w:r>
+      <w:proofErr w:type="spellEnd"/>
+      <w:r>
+        <w:rPr>
+          <w:lang w:val="es-ES_tradnl" w:eastAsia="es-CO"/>
+        </w:rPr>
+        <w:t xml:space="preserve"> (manipulación) o eliminación debido a una infección de </w:t>
       </w:r>
       <w:r>
         <w:rPr>
@@ -7495,7 +7931,7 @@
           <w:lang w:val="es-ES_tradnl"/>
         </w:rPr>
       </w:pPr>
-      <w:bookmarkStart w:id="6" w:name="_Toc224478070"/>
+      <w:bookmarkStart w:id="6" w:name="_Toc226377241"/>
       <w:r>
         <w:rPr>
           <w:lang w:val="es-ES_tradnl"/>
@@ -7520,7 +7956,21 @@
         <w:rPr>
           <w:lang w:val="es-ES_tradnl" w:eastAsia="es-CO"/>
         </w:rPr>
-        <w:t>La gestión de la información significa administrar adecuadamente la información, protegerla para que pueda recuperarse cuando sea necesario y evitar que se filtre. Es por esto que se hace necesario realizar una gestión de forma centralizada sobre la información interna utilizando herramientas adecuadas, ya que aunque algunas se especializan en facilitar la recuperación de información tienen problemas de seguridad y por ende, presentan riesgo de fuga de información. Por tanto, a la hora de gestionar la información es necesario tener en cuenta la compatibilidad entre la facilidad de extracción y uso de la información y la seguridad.</w:t>
+        <w:t xml:space="preserve">La gestión de la información significa administrar adecuadamente la información, protegerla para que pueda recuperarse cuando sea necesario y evitar que se filtre. Es por esto que se hace necesario realizar una gestión de forma centralizada sobre la información interna utilizando herramientas adecuadas, ya </w:t>
+      </w:r>
+      <w:proofErr w:type="gramStart"/>
+      <w:r>
+        <w:rPr>
+          <w:lang w:val="es-ES_tradnl" w:eastAsia="es-CO"/>
+        </w:rPr>
+        <w:t>que</w:t>
+      </w:r>
+      <w:proofErr w:type="gramEnd"/>
+      <w:r>
+        <w:rPr>
+          <w:lang w:val="es-ES_tradnl" w:eastAsia="es-CO"/>
+        </w:rPr>
+        <w:t xml:space="preserve"> aunque algunas se especializan en facilitar la recuperación de información tienen problemas de seguridad y por ende, presentan riesgo de fuga de información. Por tanto, a la hora de gestionar la información es necesario tener en cuenta la compatibilidad entre la facilidad de extracción y uso de la información y la seguridad.</w:t>
       </w:r>
     </w:p>
     <w:p>
@@ -8486,7 +8936,7 @@
           <w:lang w:val="es-ES_tradnl"/>
         </w:rPr>
       </w:pPr>
-      <w:bookmarkStart w:id="7" w:name="_Toc224478071"/>
+      <w:bookmarkStart w:id="7" w:name="_Toc226377242"/>
       <w:r>
         <w:rPr>
           <w:lang w:val="es-ES_tradnl"/>
@@ -8855,7 +9305,21 @@
         <w:rPr>
           <w:lang w:val="es-ES_tradnl" w:eastAsia="es-CO"/>
         </w:rPr>
-        <w:t>Sin embargo, esto no significa que todos los activos de información deban ser identificados. Dado que los activos de información en poder de la organización cambian a diario, por tanto se recogen los activos de información que deben protegerse en la actualidad. Se recomienda verificar el flujo comercial antes de continuar. Ahora, si es difícil ordenar los activos de información, se debe pensar en el impacto en la organización si los activos de información se filtran, falsifican o pierden. Si tiene un impacto negativo en su organización, hay que agregarlo a la lista. Posteriormente, se clasifica la información desde el punto de vista</w:t>
+        <w:t xml:space="preserve">Sin embargo, esto no significa que todos los activos de información deban ser identificados. Dado que los activos de información en poder de la organización cambian a diario, por </w:t>
+      </w:r>
+      <w:proofErr w:type="gramStart"/>
+      <w:r>
+        <w:rPr>
+          <w:lang w:val="es-ES_tradnl" w:eastAsia="es-CO"/>
+        </w:rPr>
+        <w:t>tanto</w:t>
+      </w:r>
+      <w:proofErr w:type="gramEnd"/>
+      <w:r>
+        <w:rPr>
+          <w:lang w:val="es-ES_tradnl" w:eastAsia="es-CO"/>
+        </w:rPr>
+        <w:t xml:space="preserve"> se recogen los activos de información que deben protegerse en la actualidad. Se recomienda verificar el flujo comercial antes de continuar. Ahora, si es difícil ordenar los activos de información, se debe pensar en el impacto en la organización si los activos de información se filtran, falsifican o pierden. Si tiene un impacto negativo en su organización, hay que agregarlo a la lista. Posteriormente, se clasifica la información desde el punto de vista</w:t>
       </w:r>
       <w:r>
         <w:rPr>
@@ -9378,7 +9842,21 @@
               <w:rPr>
                 <w:lang w:val="es-ES_tradnl"/>
               </w:rPr>
-              <w:t>4 Si se filtra, el impacto en los socios comerciales y los clientes es grande. O tiene un impacto serio en la gestión.</w:t>
+              <w:t xml:space="preserve">4 </w:t>
+            </w:r>
+            <w:proofErr w:type="gramStart"/>
+            <w:r>
+              <w:rPr>
+                <w:lang w:val="es-ES_tradnl"/>
+              </w:rPr>
+              <w:t>Si</w:t>
+            </w:r>
+            <w:proofErr w:type="gramEnd"/>
+            <w:r>
+              <w:rPr>
+                <w:lang w:val="es-ES_tradnl"/>
+              </w:rPr>
+              <w:t xml:space="preserve"> se filtra, el impacto en los socios comerciales y los clientes es grande. O tiene un impacto serio en la gestión.</w:t>
             </w:r>
           </w:p>
         </w:tc>
@@ -9434,7 +9912,21 @@
               <w:rPr>
                 <w:lang w:val="es-ES_tradnl"/>
               </w:rPr>
-              <w:t>3 En caso de fuga, el impacto en el negocio en cuestión es grande</w:t>
+              <w:t xml:space="preserve">3 </w:t>
+            </w:r>
+            <w:proofErr w:type="gramStart"/>
+            <w:r>
+              <w:rPr>
+                <w:lang w:val="es-ES_tradnl"/>
+              </w:rPr>
+              <w:t>En</w:t>
+            </w:r>
+            <w:proofErr w:type="gramEnd"/>
+            <w:r>
+              <w:rPr>
+                <w:lang w:val="es-ES_tradnl"/>
+              </w:rPr>
+              <w:t xml:space="preserve"> caso de fuga, el impacto en el negocio en cuestión es grande</w:t>
             </w:r>
             <w:r>
               <w:rPr>
@@ -9496,7 +9988,21 @@
               <w:rPr>
                 <w:lang w:val="es-ES_tradnl"/>
               </w:rPr>
-              <w:t>2 La fuga tendría poco impacto en el negocio en cuestión</w:t>
+              <w:t xml:space="preserve">2 </w:t>
+            </w:r>
+            <w:proofErr w:type="gramStart"/>
+            <w:r>
+              <w:rPr>
+                <w:lang w:val="es-ES_tradnl"/>
+              </w:rPr>
+              <w:t>La</w:t>
+            </w:r>
+            <w:proofErr w:type="gramEnd"/>
+            <w:r>
+              <w:rPr>
+                <w:lang w:val="es-ES_tradnl"/>
+              </w:rPr>
+              <w:t xml:space="preserve"> fuga tendría poco impacto en el negocio en cuestión</w:t>
             </w:r>
             <w:r>
               <w:rPr>
@@ -9558,7 +10064,21 @@
               <w:rPr>
                 <w:lang w:val="es-ES_tradnl"/>
               </w:rPr>
-              <w:t>1 Si se filtra, no hay impacto en el negocio en cuestión</w:t>
+              <w:t xml:space="preserve">1 </w:t>
+            </w:r>
+            <w:proofErr w:type="gramStart"/>
+            <w:r>
+              <w:rPr>
+                <w:lang w:val="es-ES_tradnl"/>
+              </w:rPr>
+              <w:t>Si</w:t>
+            </w:r>
+            <w:proofErr w:type="gramEnd"/>
+            <w:r>
+              <w:rPr>
+                <w:lang w:val="es-ES_tradnl"/>
+              </w:rPr>
+              <w:t xml:space="preserve"> se filtra, no hay impacto en el negocio en cuestión</w:t>
             </w:r>
             <w:r>
               <w:rPr>
@@ -9617,7 +10137,15 @@
               </w:rPr>
             </w:pPr>
             <w:r>
-              <w:t>4 Si se manipula, tendrá un gran impacto en los socios comerciales y clientes. O tiene un impacto serio en la gestión.</w:t>
+              <w:t xml:space="preserve">4 </w:t>
+            </w:r>
+            <w:proofErr w:type="gramStart"/>
+            <w:r>
+              <w:t>Si</w:t>
+            </w:r>
+            <w:proofErr w:type="gramEnd"/>
+            <w:r>
+              <w:t xml:space="preserve"> se manipula, tendrá un gran impacto en los socios comerciales y clientes. O tiene un impacto serio en la gestión.</w:t>
             </w:r>
           </w:p>
         </w:tc>
@@ -9670,7 +10198,15 @@
               </w:rPr>
             </w:pPr>
             <w:r>
-              <w:t>3 Si se manipula, el impacto en el negocio en cuestión es grande</w:t>
+              <w:t xml:space="preserve">3 </w:t>
+            </w:r>
+            <w:proofErr w:type="gramStart"/>
+            <w:r>
+              <w:t>Si</w:t>
+            </w:r>
+            <w:proofErr w:type="gramEnd"/>
+            <w:r>
+              <w:t xml:space="preserve"> se manipula, el impacto en el negocio en cuestión es grande</w:t>
             </w:r>
             <w:r>
               <w:t>.</w:t>
@@ -9726,7 +10262,15 @@
               </w:rPr>
             </w:pPr>
             <w:r>
-              <w:t>2 La falsificación tendría poco impacto en el negocio en cuestión</w:t>
+              <w:t xml:space="preserve">2 </w:t>
+            </w:r>
+            <w:proofErr w:type="gramStart"/>
+            <w:r>
+              <w:t>La</w:t>
+            </w:r>
+            <w:proofErr w:type="gramEnd"/>
+            <w:r>
+              <w:t xml:space="preserve"> falsificación tendría poco impacto en el negocio en cuestión</w:t>
             </w:r>
             <w:r>
               <w:t>.</w:t>
@@ -9782,7 +10326,15 @@
               </w:rPr>
             </w:pPr>
             <w:r>
-              <w:t>1 Si es falsificado, no tiene impacto en el negocio en cuestión</w:t>
+              <w:t xml:space="preserve">1 </w:t>
+            </w:r>
+            <w:proofErr w:type="gramStart"/>
+            <w:r>
+              <w:t>Si</w:t>
+            </w:r>
+            <w:proofErr w:type="gramEnd"/>
+            <w:r>
+              <w:t xml:space="preserve"> es falsificado, no tiene impacto en el negocio en cuestión</w:t>
             </w:r>
             <w:r>
               <w:t>.</w:t>
@@ -9838,7 +10390,15 @@
               </w:rPr>
             </w:pPr>
             <w:r>
-              <w:t>4 La suspensión del uso tendrá un gran impacto en los socios comerciales y clientes. O tiene un impacto serio en la gestión.</w:t>
+              <w:t xml:space="preserve">4 </w:t>
+            </w:r>
+            <w:proofErr w:type="gramStart"/>
+            <w:r>
+              <w:t>La</w:t>
+            </w:r>
+            <w:proofErr w:type="gramEnd"/>
+            <w:r>
+              <w:t xml:space="preserve"> suspensión del uso tendrá un gran impacto en los socios comerciales y clientes. O tiene un impacto serio en la gestión.</w:t>
             </w:r>
           </w:p>
         </w:tc>
@@ -9891,7 +10451,15 @@
               </w:rPr>
             </w:pPr>
             <w:r>
-              <w:t>3 En el caso de suspensión de uso, el impacto en el negocio en cuestión es grande</w:t>
+              <w:t xml:space="preserve">3 </w:t>
+            </w:r>
+            <w:proofErr w:type="gramStart"/>
+            <w:r>
+              <w:t>En</w:t>
+            </w:r>
+            <w:proofErr w:type="gramEnd"/>
+            <w:r>
+              <w:t xml:space="preserve"> el caso de suspensión de uso, el impacto en el negocio en cuestión es grande</w:t>
             </w:r>
             <w:r>
               <w:t>.</w:t>
@@ -9947,7 +10515,15 @@
               </w:rPr>
             </w:pPr>
             <w:r>
-              <w:t>2 En el caso de suspensión de uso, casi no hay impacto en el negocio afectado</w:t>
+              <w:t xml:space="preserve">2 </w:t>
+            </w:r>
+            <w:proofErr w:type="gramStart"/>
+            <w:r>
+              <w:t>En</w:t>
+            </w:r>
+            <w:proofErr w:type="gramEnd"/>
+            <w:r>
+              <w:t xml:space="preserve"> el caso de suspensión de uso, casi no hay impacto en el negocio afectado</w:t>
             </w:r>
             <w:r>
               <w:t>.</w:t>
@@ -10358,7 +10934,21 @@
         <w:rPr>
           <w:lang w:val="es-ES_tradnl" w:eastAsia="es-CO"/>
         </w:rPr>
-        <w:t>Tenga en cuenta que si los usuarios utilizan medios de almacenamiento externo para la copia de seguridad, se aumenta la posibilidad de fuga de información confidencial o personal debido a la eliminación de datos. Si se recomiendan medios de almacenamiento externo para la copia de seguridad, también es importante implementar minuciosamente reglas para la gestión de la información, como prohibir la eliminación innecesaria de datos y estipular ubicaciones de almacenamiento, en una política de seguridad de la información.</w:t>
+        <w:t xml:space="preserve">Tenga en cuenta </w:t>
+      </w:r>
+      <w:proofErr w:type="gramStart"/>
+      <w:r>
+        <w:rPr>
+          <w:lang w:val="es-ES_tradnl" w:eastAsia="es-CO"/>
+        </w:rPr>
+        <w:t>que</w:t>
+      </w:r>
+      <w:proofErr w:type="gramEnd"/>
+      <w:r>
+        <w:rPr>
+          <w:lang w:val="es-ES_tradnl" w:eastAsia="es-CO"/>
+        </w:rPr>
+        <w:t xml:space="preserve"> si los usuarios utilizan medios de almacenamiento externo para la copia de seguridad, se aumenta la posibilidad de fuga de información confidencial o personal debido a la eliminación de datos. Si se recomiendan medios de almacenamiento externo para la copia de seguridad, también es importante implementar minuciosamente reglas para la gestión de la información, como prohibir la eliminación innecesaria de datos y estipular ubicaciones de almacenamiento, en una política de seguridad de la información.</w:t>
       </w:r>
     </w:p>
     <w:p>
@@ -10967,7 +11557,23 @@
                 <w:b/>
                 <w:bCs w:val="0"/>
               </w:rPr>
-              <w:t>Valor de la evaluación (confidencialidad/integridad/disponibilidad)/importancia</w:t>
+              <w:t>Valor de la evaluación (confidencialidad/integridad/</w:t>
+            </w:r>
+            <w:proofErr w:type="gramStart"/>
+            <w:r>
+              <w:rPr>
+                <w:b/>
+                <w:bCs w:val="0"/>
+              </w:rPr>
+              <w:t>disponibilidad)/</w:t>
+            </w:r>
+            <w:proofErr w:type="gramEnd"/>
+            <w:r>
+              <w:rPr>
+                <w:b/>
+                <w:bCs w:val="0"/>
+              </w:rPr>
+              <w:t>importancia</w:t>
             </w:r>
           </w:p>
         </w:tc>
@@ -11085,7 +11691,7 @@
           <w:lang w:val="es-ES_tradnl"/>
         </w:rPr>
       </w:pPr>
-      <w:bookmarkStart w:id="8" w:name="_Toc224478072"/>
+      <w:bookmarkStart w:id="8" w:name="_Toc226377243"/>
       <w:r>
         <w:rPr>
           <w:lang w:val="es-ES_tradnl"/>
@@ -11850,7 +12456,21 @@
         <w:rPr>
           <w:lang w:val="es-ES_tradnl" w:eastAsia="es-CO"/>
         </w:rPr>
-        <w:t>Resumen de ciberamenazas.</w:t>
+        <w:t xml:space="preserve">Resumen de </w:t>
+      </w:r>
+      <w:proofErr w:type="spellStart"/>
+      <w:r>
+        <w:rPr>
+          <w:lang w:val="es-ES_tradnl" w:eastAsia="es-CO"/>
+        </w:rPr>
+        <w:t>ciberamenazas</w:t>
+      </w:r>
+      <w:proofErr w:type="spellEnd"/>
+      <w:r>
+        <w:rPr>
+          <w:lang w:val="es-ES_tradnl" w:eastAsia="es-CO"/>
+        </w:rPr>
+        <w:t>.</w:t>
       </w:r>
     </w:p>
     <w:p>
@@ -12045,6 +12665,7 @@
         </w:rPr>
         <w:t>“</w:t>
       </w:r>
+      <w:proofErr w:type="spellStart"/>
       <w:r>
         <w:rPr>
           <w:rStyle w:val="Extranjerismo"/>
@@ -12052,6 +12673,7 @@
         </w:rPr>
         <w:t>ransomware</w:t>
       </w:r>
+      <w:proofErr w:type="spellEnd"/>
       <w:r>
         <w:rPr>
           <w:rStyle w:val="Extranjerismo"/>
@@ -12354,7 +12976,21 @@
         <w:rPr>
           <w:lang w:val="es-ES_tradnl" w:eastAsia="es-CO"/>
         </w:rPr>
-        <w:t>La sección de incidentes relacionados con la seguridad es una descripción más detallada de los principales esfuerzos de remediación mencionados en los hallazgos clave. Concéntrese en los incidentes de seguridad más críticos, aquellos que potencialmente perjudican más su postura de seguridad. Dichos eventos en el panorama de amenazas de terceros son más fáciles de rastrear e identificar si está implementando una estrategia de nivelación de proveedores. Demuestre un compromiso con la mejora continúa, comparando sus esfuerzos de gestión de riesgos con las políticas de seguridad y métricas clave como el tiempo medio de contención (MTTC), el tiempo medio de resolución (MTTR), etc.</w:t>
+        <w:t xml:space="preserve">La sección de incidentes relacionados con la seguridad es una descripción más detallada de los principales esfuerzos de remediación mencionados en los hallazgos clave. Concéntrese en los incidentes de seguridad más críticos, aquellos que potencialmente perjudican más su postura de seguridad. Dichos eventos en el panorama de amenazas de terceros son más fáciles de rastrear e identificar si está implementando una estrategia de nivelación de proveedores. Demuestre un compromiso con la mejora </w:t>
+      </w:r>
+      <w:proofErr w:type="spellStart"/>
+      <w:r>
+        <w:rPr>
+          <w:lang w:val="es-ES_tradnl" w:eastAsia="es-CO"/>
+        </w:rPr>
+        <w:t>continúa</w:t>
+      </w:r>
+      <w:proofErr w:type="spellEnd"/>
+      <w:r>
+        <w:rPr>
+          <w:lang w:val="es-ES_tradnl" w:eastAsia="es-CO"/>
+        </w:rPr>
+        <w:t>, comparando sus esfuerzos de gestión de riesgos con las políticas de seguridad y métricas clave como el tiempo medio de contención (MTTC), el tiempo medio de resolución (MTTR), etc.</w:t>
       </w:r>
     </w:p>
     <w:p>
@@ -12392,8 +13028,18 @@
           <w:bCs/>
           <w:lang w:val="es-ES_tradnl" w:eastAsia="es-CO"/>
         </w:rPr>
-        <w:t>Resumen de ciberamenazas</w:t>
-      </w:r>
+        <w:t xml:space="preserve">Resumen de </w:t>
+      </w:r>
+      <w:proofErr w:type="spellStart"/>
+      <w:r>
+        <w:rPr>
+          <w:b/>
+          <w:bCs/>
+          <w:lang w:val="es-ES_tradnl" w:eastAsia="es-CO"/>
+        </w:rPr>
+        <w:t>ciberamenazas</w:t>
+      </w:r>
+      <w:proofErr w:type="spellEnd"/>
       <w:r>
         <w:rPr>
           <w:b/>
@@ -12601,6 +13247,7 @@
         </w:rPr>
         <w:t>“</w:t>
       </w:r>
+      <w:proofErr w:type="spellStart"/>
       <w:r>
         <w:rPr>
           <w:rStyle w:val="Extranjerismo"/>
@@ -12608,6 +13255,7 @@
         </w:rPr>
         <w:t>SolarWinds</w:t>
       </w:r>
+      <w:proofErr w:type="spellEnd"/>
       <w:r>
         <w:rPr>
           <w:rStyle w:val="Extranjerismo"/>
@@ -12627,6 +13275,7 @@
         </w:rPr>
         <w:t>“</w:t>
       </w:r>
+      <w:proofErr w:type="spellStart"/>
       <w:r>
         <w:rPr>
           <w:rStyle w:val="Extranjerismo"/>
@@ -12634,6 +13283,7 @@
         </w:rPr>
         <w:t>ransomware</w:t>
       </w:r>
+      <w:proofErr w:type="spellEnd"/>
       <w:r>
         <w:rPr>
           <w:rStyle w:val="Extranjerismo"/>
@@ -12793,7 +13443,21 @@
         <w:rPr>
           <w:lang w:val="es-ES_tradnl" w:eastAsia="es-CO"/>
         </w:rPr>
-        <w:t>El equipo de liderazgo, entonces, establece las expectativas de seguridad para la empresa y el CISO (Director de seguridad de la Información) tiene la tarea de garantizar que el programa de ciberseguridad cumpla con estas expectativas. El desempeño de un programa de seguridad cibernética se resume de manera más eficiente con una evaluación de las métricas de seguridad clave. Estas métricas deben alinearse con la estrategia de gestión de riesgos empresariales que está implementando el CISO. Esta lista de métricas aún podría ser más exhaustiva de lo que prefiere la junta. Si este es el caso, las siguientes preguntas lo ayudarán a filtrar las métricas de seguridad más significativas:</w:t>
+        <w:t>El equipo de liderazgo, entonces, establece las expectativas de seguridad para la empresa y el CISO (</w:t>
+      </w:r>
+      <w:proofErr w:type="gramStart"/>
+      <w:r>
+        <w:rPr>
+          <w:lang w:val="es-ES_tradnl" w:eastAsia="es-CO"/>
+        </w:rPr>
+        <w:t>Director</w:t>
+      </w:r>
+      <w:proofErr w:type="gramEnd"/>
+      <w:r>
+        <w:rPr>
+          <w:lang w:val="es-ES_tradnl" w:eastAsia="es-CO"/>
+        </w:rPr>
+        <w:t xml:space="preserve"> de seguridad de la Información) tiene la tarea de garantizar que el programa de ciberseguridad cumpla con estas expectativas. El desempeño de un programa de seguridad cibernética se resume de manera más eficiente con una evaluación de las métricas de seguridad clave. Estas métricas deben alinearse con la estrategia de gestión de riesgos empresariales que está implementando el CISO. Esta lista de métricas aún podría ser más exhaustiva de lo que prefiere la junta. Si este es el caso, las siguientes preguntas lo ayudarán a filtrar las métricas de seguridad más significativas:</w:t>
       </w:r>
     </w:p>
     <w:p>
@@ -12908,7 +13572,7 @@
           <w:lang w:val="es-ES_tradnl"/>
         </w:rPr>
       </w:pPr>
-      <w:bookmarkStart w:id="9" w:name="_Toc224478073"/>
+      <w:bookmarkStart w:id="9" w:name="_Toc226377244"/>
       <w:r>
         <w:rPr>
           <w:lang w:val="es-ES_tradnl"/>
@@ -13013,7 +13677,7 @@
           <w:lang w:val="es-ES_tradnl"/>
         </w:rPr>
       </w:pPr>
-      <w:bookmarkStart w:id="10" w:name="_Toc224478074"/>
+      <w:bookmarkStart w:id="10" w:name="_Toc226377245"/>
       <w:r>
         <w:rPr>
           <w:lang w:val="es-ES_tradnl"/>
@@ -13134,7 +13798,7 @@
               </w:rPr>
             </w:pPr>
             <w:r>
-              <w:t>1. Seguridad informática en la organización</w:t>
+              <w:t>Computación en la nube</w:t>
             </w:r>
           </w:p>
         </w:tc>
@@ -13150,17 +13814,16 @@
               </w:rPr>
             </w:pPr>
             <w:r>
-              <w:t>Cardador Cabello, A. L. (2018</w:t>
-            </w:r>
-            <w:r>
-              <w:rPr>
-                <w:i/>
-                <w:iCs/>
-              </w:rPr>
-              <w:t>). Ciberseguridad para Usuarios IFCT135PO</w:t>
-            </w:r>
-            <w:r>
-              <w:t>. IC Editorial.</w:t>
+              <w:t xml:space="preserve">Microsoft. (2023). </w:t>
+            </w:r>
+            <w:r>
+              <w:rPr>
+                <w:rStyle w:val="Extranjerismo"/>
+              </w:rPr>
+              <w:t>Azure security documentation</w:t>
+            </w:r>
+            <w:r>
+              <w:t>.</w:t>
             </w:r>
           </w:p>
         </w:tc>
@@ -13176,7 +13839,7 @@
               </w:rPr>
             </w:pPr>
             <w:r>
-              <w:t>Libro</w:t>
+              <w:t>Artículo</w:t>
             </w:r>
           </w:p>
         </w:tc>
@@ -13195,15 +13858,11 @@
               <w:r>
                 <w:rPr>
                   <w:rStyle w:val="Hipervnculo"/>
-                  <w:lang w:val="es-ES_tradnl"/>
                 </w:rPr>
-                <w:t>https://sena-primo.hosted.exlibrisgroup.com/primo-explore/fulldisplay?docid=sena_aleph000106036&amp;vid=SENA&amp;search_scope=sena_completo&amp;tab=sena_completo&amp;lang=es_ES&amp;context=L</w:t>
+                <w:t>https://learn.microsoft.com/en-us/azure/security/</w:t>
               </w:r>
             </w:hyperlink>
             <w:r>
-              <w:rPr>
-                <w:lang w:val="es-ES_tradnl"/>
-              </w:rPr>
               <w:t xml:space="preserve"> </w:t>
             </w:r>
           </w:p>
@@ -13222,7 +13881,7 @@
               </w:rPr>
             </w:pPr>
             <w:r>
-              <w:t>1.3. Procesos de mejora para el tratamiento de la información</w:t>
+              <w:t>Gobierno y gestión de TI</w:t>
             </w:r>
           </w:p>
         </w:tc>
@@ -13238,17 +13897,16 @@
               </w:rPr>
             </w:pPr>
             <w:r>
-              <w:t xml:space="preserve">Villalobos-Murillo, J. (2008). </w:t>
-            </w:r>
-            <w:r>
-              <w:rPr>
-                <w:i/>
-                <w:iCs/>
-              </w:rPr>
-              <w:t>Vulnerabilidad de sistemas gestores de bases de datos</w:t>
-            </w:r>
-            <w:r>
-              <w:t>. Uniciencia, 22 (1-2), p. 131-134</w:t>
+              <w:t xml:space="preserve">ISACA. (2012). COBIT 5: </w:t>
+            </w:r>
+            <w:r>
+              <w:rPr>
+                <w:rStyle w:val="Extranjerismo"/>
+              </w:rPr>
+              <w:t>A business framework for the governance and management of enterprise IT</w:t>
+            </w:r>
+            <w:r>
+              <w:t>.</w:t>
             </w:r>
           </w:p>
         </w:tc>
@@ -13289,15 +13947,11 @@
               <w:r>
                 <w:rPr>
                   <w:rStyle w:val="Hipervnculo"/>
-                  <w:lang w:val="es-ES_tradnl"/>
                 </w:rPr>
-                <w:t>https://sena-primo.hosted.exlibrisgroup.com/primo-explore/fulldisplay?docid=TN_cdi_dialnet_primary_oai_dialnet_unirioja_es_ART0000922259&amp;vid=SENA&amp;search_scope=sena_completo&amp;tab=sena_completo&amp;lang=es_ES&amp;context=PC</w:t>
+                <w:t>https://www.isaca.org/resources/cobit</w:t>
               </w:r>
             </w:hyperlink>
             <w:r>
-              <w:rPr>
-                <w:lang w:val="es-ES_tradnl"/>
-              </w:rPr>
               <w:t xml:space="preserve"> </w:t>
             </w:r>
           </w:p>
@@ -13314,12 +13968,20 @@
           <w:p>
             <w:pPr>
               <w:pStyle w:val="TextoTablas"/>
+            </w:pPr>
+            <w:r>
+              <w:t>Gestión de un sistema de información</w:t>
+            </w:r>
+          </w:p>
+          <w:p>
+            <w:pPr>
+              <w:pStyle w:val="TextoTablas"/>
               <w:rPr>
                 <w:lang w:val="es-ES_tradnl"/>
               </w:rPr>
             </w:pPr>
             <w:r>
-              <w:t>1.3. Procesos de mejora para el tratamiento de la información</w:t>
+              <w:t>Artículo</w:t>
             </w:r>
           </w:p>
         </w:tc>
@@ -13335,71 +13997,108 @@
               </w:rPr>
             </w:pPr>
             <w:r>
-              <w:t>Rascagneres, P. (2020)</w:t>
+              <w:t xml:space="preserve">Galindo Higuera, D. A., &amp; Leguizamón López, E. M. (2017). </w:t>
+            </w:r>
+            <w:proofErr w:type="spellStart"/>
+            <w:r>
+              <w:rPr>
+                <w:rStyle w:val="Extranjerismo"/>
+              </w:rPr>
+              <w:t>Revisión</w:t>
+            </w:r>
+            <w:proofErr w:type="spellEnd"/>
+            <w:r>
+              <w:rPr>
+                <w:rStyle w:val="Extranjerismo"/>
+              </w:rPr>
+              <w:t xml:space="preserve"> de </w:t>
+            </w:r>
+            <w:proofErr w:type="spellStart"/>
+            <w:r>
+              <w:rPr>
+                <w:rStyle w:val="Extranjerismo"/>
+              </w:rPr>
+              <w:t>mejores</w:t>
+            </w:r>
+            <w:proofErr w:type="spellEnd"/>
+            <w:r>
+              <w:rPr>
+                <w:rStyle w:val="Extranjerismo"/>
+              </w:rPr>
+              <w:t xml:space="preserve"> </w:t>
+            </w:r>
+            <w:proofErr w:type="spellStart"/>
+            <w:r>
+              <w:rPr>
+                <w:rStyle w:val="Extranjerismo"/>
+              </w:rPr>
+              <w:t>prácticas</w:t>
+            </w:r>
+            <w:proofErr w:type="spellEnd"/>
+            <w:r>
+              <w:rPr>
+                <w:rStyle w:val="Extranjerismo"/>
+              </w:rPr>
+              <w:t xml:space="preserve"> de </w:t>
+            </w:r>
+            <w:proofErr w:type="spellStart"/>
+            <w:r>
+              <w:rPr>
+                <w:rStyle w:val="Extranjerismo"/>
+              </w:rPr>
+              <w:t>gestión</w:t>
+            </w:r>
+            <w:proofErr w:type="spellEnd"/>
+            <w:r>
+              <w:rPr>
+                <w:rStyle w:val="Extranjerismo"/>
+              </w:rPr>
+              <w:t xml:space="preserve"> para </w:t>
+            </w:r>
+            <w:proofErr w:type="spellStart"/>
+            <w:r>
+              <w:rPr>
+                <w:rStyle w:val="Extranjerismo"/>
+              </w:rPr>
+              <w:t>sistemas</w:t>
+            </w:r>
+            <w:proofErr w:type="spellEnd"/>
+            <w:r>
+              <w:rPr>
+                <w:rStyle w:val="Extranjerismo"/>
+              </w:rPr>
+              <w:t xml:space="preserve"> de </w:t>
+            </w:r>
+            <w:proofErr w:type="spellStart"/>
+            <w:r>
+              <w:rPr>
+                <w:rStyle w:val="Extranjerismo"/>
+              </w:rPr>
+              <w:t>información</w:t>
+            </w:r>
+            <w:proofErr w:type="spellEnd"/>
+            <w:r>
+              <w:rPr>
+                <w:rStyle w:val="Extranjerismo"/>
+              </w:rPr>
+              <w:t xml:space="preserve"> </w:t>
+            </w:r>
+            <w:proofErr w:type="spellStart"/>
+            <w:r>
+              <w:rPr>
+                <w:rStyle w:val="Extranjerismo"/>
+              </w:rPr>
+              <w:t>en</w:t>
+            </w:r>
+            <w:proofErr w:type="spellEnd"/>
+            <w:r>
+              <w:rPr>
+                <w:rStyle w:val="Extranjerismo"/>
+              </w:rPr>
+              <w:t xml:space="preserve"> Colombia</w:t>
             </w:r>
             <w:r>
               <w:t>.</w:t>
-            </w:r>
-            <w:r>
-              <w:t xml:space="preserve"> </w:t>
-            </w:r>
-            <w:r>
-              <w:rPr>
-                <w:i/>
-                <w:iCs/>
-              </w:rPr>
-              <w:t xml:space="preserve">Seguridad </w:t>
-            </w:r>
-            <w:r>
-              <w:rPr>
-                <w:i/>
-                <w:iCs/>
-              </w:rPr>
-              <w:t>informática</w:t>
-            </w:r>
-            <w:r>
-              <w:rPr>
-                <w:i/>
-                <w:iCs/>
-              </w:rPr>
-              <w:t xml:space="preserve"> y malwares: </w:t>
-            </w:r>
-            <w:r>
-              <w:rPr>
-                <w:i/>
-                <w:iCs/>
-              </w:rPr>
-              <w:t>análisis</w:t>
-            </w:r>
-            <w:r>
-              <w:rPr>
-                <w:i/>
-                <w:iCs/>
-              </w:rPr>
-              <w:t xml:space="preserve"> de amenazas e </w:t>
-            </w:r>
-            <w:r>
-              <w:rPr>
-                <w:i/>
-                <w:iCs/>
-              </w:rPr>
-              <w:t>implementación</w:t>
-            </w:r>
-            <w:r>
-              <w:rPr>
-                <w:i/>
-                <w:iCs/>
-              </w:rPr>
-              <w:t xml:space="preserve"> de contramedidas.</w:t>
-            </w:r>
-            <w:r>
-              <w:t xml:space="preserve"> (</w:t>
-            </w:r>
-            <w:r>
-              <w:t>3</w:t>
-            </w:r>
-            <w:r>
-              <w:t>ª ed.) Barcelona: Ediciones ENI.</w:t>
             </w:r>
           </w:p>
         </w:tc>
@@ -13415,7 +14114,13 @@
               </w:rPr>
             </w:pPr>
             <w:r>
-              <w:t>Libro</w:t>
+              <w:t>Art</w:t>
+            </w:r>
+            <w:r>
+              <w:t>í</w:t>
+            </w:r>
+            <w:r>
+              <w:t>culo</w:t>
             </w:r>
           </w:p>
         </w:tc>
@@ -13434,15 +14139,11 @@
               <w:r>
                 <w:rPr>
                   <w:rStyle w:val="Hipervnculo"/>
-                  <w:lang w:val="es-ES_tradnl"/>
                 </w:rPr>
-                <w:t>https://sena-primo.hosted.exlibrisgroup.com/primo-explore/fulldisplay?docid=sena_biblioteca_eniEPT3MAL&amp;vid=SENA&amp;search_scope=sena_completo&amp;tab=sena_completo&amp;lang=es_ES&amp;context=L</w:t>
+                <w:t>https://repository.universidadean.edu.co/bitstreams/9c83e3be-2181-4bb9-8ff5-a55088079700/download</w:t>
               </w:r>
             </w:hyperlink>
             <w:r>
-              <w:rPr>
-                <w:lang w:val="es-ES_tradnl"/>
-              </w:rPr>
               <w:t xml:space="preserve"> </w:t>
             </w:r>
           </w:p>
@@ -13461,7 +14162,7 @@
               </w:rPr>
             </w:pPr>
             <w:r>
-              <w:t>1.4. Gestión de copias de seguridad</w:t>
+              <w:t>Sistemas de información en entidades públicas</w:t>
             </w:r>
           </w:p>
         </w:tc>
@@ -13477,31 +14178,144 @@
               </w:rPr>
             </w:pPr>
             <w:r>
-              <w:t xml:space="preserve">Païola, P. (2021). </w:t>
-            </w:r>
-            <w:r>
-              <w:rPr>
-                <w:i/>
-                <w:iCs/>
-              </w:rPr>
-              <w:t xml:space="preserve">Microsoft Azure: Gestione su Sistema de </w:t>
-            </w:r>
-            <w:r>
-              <w:rPr>
-                <w:i/>
-                <w:iCs/>
-              </w:rPr>
-              <w:t>Información</w:t>
-            </w:r>
-            <w:r>
-              <w:rPr>
-                <w:i/>
-                <w:iCs/>
-              </w:rPr>
-              <w:t xml:space="preserve"> en la Nube</w:t>
-            </w:r>
-            <w:r>
-              <w:t>. Barcelona: Ediciones ENI.</w:t>
+              <w:t xml:space="preserve">Manrique Salas, E. M., Maestre Góngora, G. P., &amp; Osorio Sanabria, M. A. (2016). </w:t>
+            </w:r>
+            <w:proofErr w:type="spellStart"/>
+            <w:r>
+              <w:rPr>
+                <w:rStyle w:val="Extranjerismo"/>
+              </w:rPr>
+              <w:t>Caracterización</w:t>
+            </w:r>
+            <w:proofErr w:type="spellEnd"/>
+            <w:r>
+              <w:rPr>
+                <w:rStyle w:val="Extranjerismo"/>
+              </w:rPr>
+              <w:t xml:space="preserve"> de </w:t>
+            </w:r>
+            <w:proofErr w:type="spellStart"/>
+            <w:r>
+              <w:rPr>
+                <w:rStyle w:val="Extranjerismo"/>
+              </w:rPr>
+              <w:t>buenas</w:t>
+            </w:r>
+            <w:proofErr w:type="spellEnd"/>
+            <w:r>
+              <w:rPr>
+                <w:rStyle w:val="Extranjerismo"/>
+              </w:rPr>
+              <w:t xml:space="preserve"> </w:t>
+            </w:r>
+            <w:proofErr w:type="spellStart"/>
+            <w:r>
+              <w:rPr>
+                <w:rStyle w:val="Extranjerismo"/>
+              </w:rPr>
+              <w:t>prácticas</w:t>
+            </w:r>
+            <w:proofErr w:type="spellEnd"/>
+            <w:r>
+              <w:rPr>
+                <w:rStyle w:val="Extranjerismo"/>
+              </w:rPr>
+              <w:t xml:space="preserve"> para </w:t>
+            </w:r>
+            <w:proofErr w:type="spellStart"/>
+            <w:r>
+              <w:rPr>
+                <w:rStyle w:val="Extranjerismo"/>
+              </w:rPr>
+              <w:t>gestión</w:t>
+            </w:r>
+            <w:proofErr w:type="spellEnd"/>
+            <w:r>
+              <w:rPr>
+                <w:rStyle w:val="Extranjerismo"/>
+              </w:rPr>
+              <w:t xml:space="preserve"> de </w:t>
+            </w:r>
+            <w:proofErr w:type="spellStart"/>
+            <w:r>
+              <w:rPr>
+                <w:rStyle w:val="Extranjerismo"/>
+              </w:rPr>
+              <w:t>sistemas</w:t>
+            </w:r>
+            <w:proofErr w:type="spellEnd"/>
+            <w:r>
+              <w:rPr>
+                <w:rStyle w:val="Extranjerismo"/>
+              </w:rPr>
+              <w:t xml:space="preserve"> de </w:t>
+            </w:r>
+            <w:proofErr w:type="spellStart"/>
+            <w:r>
+              <w:rPr>
+                <w:rStyle w:val="Extranjerismo"/>
+              </w:rPr>
+              <w:t>información</w:t>
+            </w:r>
+            <w:proofErr w:type="spellEnd"/>
+            <w:r>
+              <w:rPr>
+                <w:rStyle w:val="Extranjerismo"/>
+              </w:rPr>
+              <w:t xml:space="preserve"> </w:t>
+            </w:r>
+            <w:proofErr w:type="spellStart"/>
+            <w:r>
+              <w:rPr>
+                <w:rStyle w:val="Extranjerismo"/>
+              </w:rPr>
+              <w:t>en</w:t>
+            </w:r>
+            <w:proofErr w:type="spellEnd"/>
+            <w:r>
+              <w:rPr>
+                <w:rStyle w:val="Extranjerismo"/>
+              </w:rPr>
+              <w:t xml:space="preserve"> </w:t>
+            </w:r>
+            <w:proofErr w:type="spellStart"/>
+            <w:r>
+              <w:rPr>
+                <w:rStyle w:val="Extranjerismo"/>
+              </w:rPr>
+              <w:t>entidades</w:t>
+            </w:r>
+            <w:proofErr w:type="spellEnd"/>
+            <w:r>
+              <w:rPr>
+                <w:rStyle w:val="Extranjerismo"/>
+              </w:rPr>
+              <w:t xml:space="preserve"> </w:t>
+            </w:r>
+            <w:proofErr w:type="spellStart"/>
+            <w:r>
+              <w:rPr>
+                <w:rStyle w:val="Extranjerismo"/>
+              </w:rPr>
+              <w:t>públicas</w:t>
+            </w:r>
+            <w:proofErr w:type="spellEnd"/>
+            <w:r>
+              <w:rPr>
+                <w:rStyle w:val="Extranjerismo"/>
+              </w:rPr>
+              <w:t xml:space="preserve"> </w:t>
+            </w:r>
+            <w:proofErr w:type="spellStart"/>
+            <w:r>
+              <w:rPr>
+                <w:rStyle w:val="Extranjerismo"/>
+              </w:rPr>
+              <w:t>colombianas</w:t>
+            </w:r>
+            <w:proofErr w:type="spellEnd"/>
+            <w:r>
+              <w:t>.</w:t>
             </w:r>
           </w:p>
         </w:tc>
@@ -13517,7 +14331,13 @@
               </w:rPr>
             </w:pPr>
             <w:r>
-              <w:t>Libro</w:t>
+              <w:t>Art</w:t>
+            </w:r>
+            <w:r>
+              <w:t>í</w:t>
+            </w:r>
+            <w:r>
+              <w:t>culo</w:t>
             </w:r>
           </w:p>
         </w:tc>
@@ -13536,327 +14356,11 @@
               <w:r>
                 <w:rPr>
                   <w:rStyle w:val="Hipervnculo"/>
-                  <w:lang w:val="es-ES_tradnl"/>
                 </w:rPr>
-                <w:t>https://sena-primo.hosted.exlibrisgroup.com/primo-explore/fulldisplay?docid=sena_biblioteca_eniEPT3AZWIN&amp;vid=SENA&amp;search_scope=sena_completo&amp;tab=sena_completo&amp;lang=es_ES&amp;context=L</w:t>
+                <w:t>https://www.academia.edu/78947981/Caracterización_de_buenas_prácticas_para_gestión_de_sistemas_de_información_en_entidades_públicas_colombianas</w:t>
               </w:r>
             </w:hyperlink>
             <w:r>
-              <w:rPr>
-                <w:lang w:val="es-ES_tradnl"/>
-              </w:rPr>
-              <w:t xml:space="preserve"> </w:t>
-            </w:r>
-          </w:p>
-        </w:tc>
-      </w:tr>
-      <w:tr>
-        <w:trPr>
-          <w:cnfStyle w:val="000000100000" w:firstRow="0" w:lastRow="0" w:firstColumn="0" w:lastColumn="0" w:oddVBand="0" w:evenVBand="0" w:oddHBand="1" w:evenHBand="0" w:firstRowFirstColumn="0" w:firstRowLastColumn="0" w:lastRowFirstColumn="0" w:lastRowLastColumn="0"/>
-        </w:trPr>
-        <w:tc>
-          <w:tcPr>
-            <w:tcW w:w="1696" w:type="dxa"/>
-          </w:tcPr>
-          <w:p>
-            <w:pPr>
-              <w:pStyle w:val="TextoTablas"/>
-              <w:rPr>
-                <w:lang w:val="es-ES_tradnl"/>
-              </w:rPr>
-            </w:pPr>
-            <w:r>
-              <w:t>2. Gestión de la información</w:t>
-            </w:r>
-          </w:p>
-        </w:tc>
-        <w:tc>
-          <w:tcPr>
-            <w:tcW w:w="3119" w:type="dxa"/>
-          </w:tcPr>
-          <w:p>
-            <w:pPr>
-              <w:pStyle w:val="TextoTablas"/>
-              <w:rPr>
-                <w:lang w:val="es-ES_tradnl"/>
-              </w:rPr>
-            </w:pPr>
-            <w:r>
-              <w:t xml:space="preserve">Balseca Chávez, F., Colina Vargas, A. &amp; Espinoza Mina, M. A. (2021). </w:t>
-            </w:r>
-            <w:r>
-              <w:rPr>
-                <w:i/>
-                <w:iCs/>
-              </w:rPr>
-              <w:t>Identificación de amenazas informáticas aplicando arquitecturas de Big Data</w:t>
-            </w:r>
-            <w:r>
-              <w:t>. INNOVA Research Journal, 6(3).</w:t>
-            </w:r>
-          </w:p>
-        </w:tc>
-        <w:tc>
-          <w:tcPr>
-            <w:tcW w:w="2268" w:type="dxa"/>
-          </w:tcPr>
-          <w:p>
-            <w:pPr>
-              <w:pStyle w:val="TextoTablas"/>
-              <w:rPr>
-                <w:lang w:val="es-ES_tradnl"/>
-              </w:rPr>
-            </w:pPr>
-            <w:r>
-              <w:t>Libro</w:t>
-            </w:r>
-          </w:p>
-        </w:tc>
-        <w:tc>
-          <w:tcPr>
-            <w:tcW w:w="2879" w:type="dxa"/>
-          </w:tcPr>
-          <w:p>
-            <w:pPr>
-              <w:pStyle w:val="TextoTablas"/>
-              <w:rPr>
-                <w:lang w:val="es-ES_tradnl"/>
-              </w:rPr>
-            </w:pPr>
-            <w:hyperlink r:id="rId30" w:history="1">
-              <w:r>
-                <w:rPr>
-                  <w:rStyle w:val="Hipervnculo"/>
-                  <w:lang w:val="es-ES_tradnl"/>
-                </w:rPr>
-                <w:t>https://sena-primo.hosted.exlibrisgroup.com/primo-explore/fulldisplay?docid=TN_cdi_dialnet_primary_oai_dialnet_unirioja_es_ART0001502522&amp;vid=SENA&amp;search_scope=sena_completo&amp;tab=sena_completo&amp;lang=es_ES&amp;context=PC</w:t>
-              </w:r>
-            </w:hyperlink>
-            <w:r>
-              <w:rPr>
-                <w:lang w:val="es-ES_tradnl"/>
-              </w:rPr>
-              <w:t xml:space="preserve"> </w:t>
-            </w:r>
-          </w:p>
-        </w:tc>
-      </w:tr>
-      <w:tr>
-        <w:tc>
-          <w:tcPr>
-            <w:tcW w:w="1696" w:type="dxa"/>
-          </w:tcPr>
-          <w:p>
-            <w:pPr>
-              <w:pStyle w:val="TextoTablas"/>
-              <w:rPr>
-                <w:lang w:val="es-ES_tradnl"/>
-              </w:rPr>
-            </w:pPr>
-            <w:r>
-              <w:t>2. Gestión de la información</w:t>
-            </w:r>
-          </w:p>
-        </w:tc>
-        <w:tc>
-          <w:tcPr>
-            <w:tcW w:w="3119" w:type="dxa"/>
-          </w:tcPr>
-          <w:p>
-            <w:pPr>
-              <w:pStyle w:val="TextoTablas"/>
-              <w:rPr>
-                <w:lang w:val="es-ES_tradnl"/>
-              </w:rPr>
-            </w:pPr>
-            <w:r>
-              <w:t xml:space="preserve">Piattini Velthius, M. &amp; Ruiz González, F. (2021). </w:t>
-            </w:r>
-            <w:r>
-              <w:rPr>
-                <w:i/>
-                <w:iCs/>
-              </w:rPr>
-              <w:t>Gobierno y gestión de las tecnologías y los sistemas de información</w:t>
-            </w:r>
-            <w:r>
-              <w:t>. Bogotá Ediciones de la U.</w:t>
-            </w:r>
-          </w:p>
-        </w:tc>
-        <w:tc>
-          <w:tcPr>
-            <w:tcW w:w="2268" w:type="dxa"/>
-          </w:tcPr>
-          <w:p>
-            <w:pPr>
-              <w:pStyle w:val="TextoTablas"/>
-              <w:rPr>
-                <w:lang w:val="es-ES_tradnl"/>
-              </w:rPr>
-            </w:pPr>
-            <w:r>
-              <w:t>Libro</w:t>
-            </w:r>
-          </w:p>
-        </w:tc>
-        <w:tc>
-          <w:tcPr>
-            <w:tcW w:w="2879" w:type="dxa"/>
-          </w:tcPr>
-          <w:p>
-            <w:pPr>
-              <w:pStyle w:val="TextoTablas"/>
-              <w:rPr>
-                <w:lang w:val="es-ES_tradnl"/>
-              </w:rPr>
-            </w:pPr>
-            <w:hyperlink r:id="rId31" w:history="1">
-              <w:r>
-                <w:rPr>
-                  <w:rStyle w:val="Hipervnculo"/>
-                  <w:lang w:val="es-ES_tradnl"/>
-                </w:rPr>
-                <w:t>https://sena-primo.hosted.exlibrisgroup.com/primo-explore/fulldisplay?docid=sena_ebooks00029&amp;vid=SENA&amp;search_scope=sena_completo&amp;tab=sena_completo&amp;lang=es_ES&amp;context=L</w:t>
-              </w:r>
-            </w:hyperlink>
-            <w:r>
-              <w:rPr>
-                <w:lang w:val="es-ES_tradnl"/>
-              </w:rPr>
-              <w:t xml:space="preserve"> </w:t>
-            </w:r>
-          </w:p>
-        </w:tc>
-      </w:tr>
-      <w:tr>
-        <w:trPr>
-          <w:cnfStyle w:val="000000100000" w:firstRow="0" w:lastRow="0" w:firstColumn="0" w:lastColumn="0" w:oddVBand="0" w:evenVBand="0" w:oddHBand="1" w:evenHBand="0" w:firstRowFirstColumn="0" w:firstRowLastColumn="0" w:lastRowFirstColumn="0" w:lastRowLastColumn="0"/>
-        </w:trPr>
-        <w:tc>
-          <w:tcPr>
-            <w:tcW w:w="1696" w:type="dxa"/>
-          </w:tcPr>
-          <w:p>
-            <w:pPr>
-              <w:pStyle w:val="TextoTablas"/>
-              <w:rPr>
-                <w:lang w:val="es-ES_tradnl"/>
-              </w:rPr>
-            </w:pPr>
-            <w:r>
-              <w:t>2. Gestión de la información</w:t>
-            </w:r>
-          </w:p>
-        </w:tc>
-        <w:tc>
-          <w:tcPr>
-            <w:tcW w:w="3119" w:type="dxa"/>
-          </w:tcPr>
-          <w:p>
-            <w:pPr>
-              <w:pStyle w:val="TextoTablas"/>
-              <w:rPr>
-                <w:lang w:val="es-ES_tradnl"/>
-              </w:rPr>
-            </w:pPr>
-            <w:r>
-              <w:t xml:space="preserve">Poggioli, J. &amp; Demasson, J. (2021). </w:t>
-            </w:r>
-            <w:r>
-              <w:rPr>
-                <w:i/>
-                <w:iCs/>
-              </w:rPr>
-              <w:t>Gestión</w:t>
-            </w:r>
-            <w:r>
-              <w:rPr>
-                <w:i/>
-                <w:iCs/>
-              </w:rPr>
-              <w:t xml:space="preserve"> de un sistema de </w:t>
-            </w:r>
-            <w:r>
-              <w:rPr>
-                <w:i/>
-                <w:iCs/>
-              </w:rPr>
-              <w:t>información</w:t>
-            </w:r>
-            <w:r>
-              <w:rPr>
-                <w:i/>
-                <w:iCs/>
-              </w:rPr>
-              <w:t xml:space="preserve">: </w:t>
-            </w:r>
-            <w:r>
-              <w:rPr>
-                <w:i/>
-                <w:iCs/>
-              </w:rPr>
-              <w:t>método</w:t>
-            </w:r>
-            <w:r>
-              <w:rPr>
-                <w:i/>
-                <w:iCs/>
-              </w:rPr>
-              <w:t xml:space="preserve"> y buenas </w:t>
-            </w:r>
-            <w:r>
-              <w:rPr>
-                <w:i/>
-                <w:iCs/>
-              </w:rPr>
-              <w:t>prácticas</w:t>
-            </w:r>
-            <w:r>
-              <w:t>. Barcelona: Ediciones ENI</w:t>
-            </w:r>
-          </w:p>
-        </w:tc>
-        <w:tc>
-          <w:tcPr>
-            <w:tcW w:w="2268" w:type="dxa"/>
-          </w:tcPr>
-          <w:p>
-            <w:pPr>
-              <w:pStyle w:val="TextoTablas"/>
-              <w:rPr>
-                <w:lang w:val="es-ES_tradnl"/>
-              </w:rPr>
-            </w:pPr>
-            <w:r>
-              <w:t>Libro</w:t>
-            </w:r>
-          </w:p>
-        </w:tc>
-        <w:tc>
-          <w:tcPr>
-            <w:tcW w:w="2879" w:type="dxa"/>
-          </w:tcPr>
-          <w:p>
-            <w:pPr>
-              <w:pStyle w:val="TextoTablas"/>
-              <w:rPr>
-                <w:lang w:val="es-ES_tradnl"/>
-              </w:rPr>
-            </w:pPr>
-            <w:hyperlink r:id="rId32" w:history="1">
-              <w:r>
-                <w:rPr>
-                  <w:rStyle w:val="Hipervnculo"/>
-                  <w:lang w:val="es-ES_tradnl"/>
-                </w:rPr>
-                <w:t>https://sena-primo.hosted.exlibrisgroup.com/primo-explore/fulldisplay?docid=sena_biblioteca_eniDPT2PILSI&amp;vid=SENA&amp;search_scope=sena_completo&amp;tab=sena_completo&amp;lang=es_ES&amp;context=L</w:t>
-              </w:r>
-            </w:hyperlink>
-            <w:r>
-              <w:rPr>
-                <w:lang w:val="es-ES_tradnl"/>
-              </w:rPr>
               <w:t xml:space="preserve"> </w:t>
             </w:r>
           </w:p>
@@ -13865,6 +14369,7 @@
     </w:tbl>
     <w:p>
       <w:pPr>
+        <w:ind w:firstLine="0"/>
         <w:rPr>
           <w:lang w:val="es-ES_tradnl" w:eastAsia="es-CO"/>
         </w:rPr>
@@ -13877,7 +14382,7 @@
           <w:lang w:val="es-ES_tradnl"/>
         </w:rPr>
       </w:pPr>
-      <w:bookmarkStart w:id="11" w:name="_Toc224478075"/>
+      <w:bookmarkStart w:id="11" w:name="_Toc226377246"/>
       <w:r>
         <w:rPr>
           <w:lang w:val="es-ES_tradnl"/>
@@ -13966,7 +14471,27 @@
           <w:bCs/>
           <w:lang w:val="es-ES_tradnl"/>
         </w:rPr>
-        <w:t>“Backup”</w:t>
+        <w:t>“</w:t>
+      </w:r>
+      <w:proofErr w:type="spellStart"/>
+      <w:r>
+        <w:rPr>
+          <w:rStyle w:val="Extranjerismo"/>
+          <w:b/>
+          <w:bCs/>
+          <w:lang w:val="es-ES_tradnl"/>
+        </w:rPr>
+        <w:t>Backup</w:t>
+      </w:r>
+      <w:proofErr w:type="spellEnd"/>
+      <w:r>
+        <w:rPr>
+          <w:rStyle w:val="Extranjerismo"/>
+          <w:b/>
+          <w:bCs/>
+          <w:lang w:val="es-ES_tradnl"/>
+        </w:rPr>
+        <w:t>”</w:t>
       </w:r>
       <w:r>
         <w:rPr>
@@ -14335,7 +14860,7 @@
           <w:lang w:val="es-ES_tradnl"/>
         </w:rPr>
       </w:pPr>
-      <w:bookmarkStart w:id="12" w:name="_Toc224478076"/>
+      <w:bookmarkStart w:id="12" w:name="_Toc226377247"/>
       <w:r>
         <w:rPr>
           <w:lang w:val="es-ES_tradnl"/>
@@ -14363,15 +14888,33 @@
           <w:iCs/>
           <w:lang w:val="en-US"/>
         </w:rPr>
-        <w:t>Intel® QuickAssist Adapter Family for Servers</w:t>
-      </w:r>
-      <w:r>
-        <w:rPr>
+        <w:t xml:space="preserve">Intel® </w:t>
+      </w:r>
+      <w:proofErr w:type="spellStart"/>
+      <w:r>
+        <w:rPr>
+          <w:i/>
+          <w:iCs/>
           <w:lang w:val="en-US"/>
         </w:rPr>
+        <w:t>QuickAssist</w:t>
+      </w:r>
+      <w:proofErr w:type="spellEnd"/>
+      <w:r>
+        <w:rPr>
+          <w:i/>
+          <w:iCs/>
+          <w:lang w:val="en-US"/>
+        </w:rPr>
+        <w:t xml:space="preserve"> Adapter Family for Servers</w:t>
+      </w:r>
+      <w:r>
+        <w:rPr>
+          <w:lang w:val="en-US"/>
+        </w:rPr>
         <w:t xml:space="preserve">. </w:t>
       </w:r>
-      <w:hyperlink r:id="rId33" w:history="1">
+      <w:hyperlink r:id="rId30" w:history="1">
         <w:r>
           <w:rPr>
             <w:rStyle w:val="Hipervnculo"/>
@@ -14393,7 +14936,21 @@
         <w:rPr>
           <w:lang w:val="en-US"/>
         </w:rPr>
-        <w:t xml:space="preserve">Logic technology. (s.f.). </w:t>
+        <w:t>Logic technology. (</w:t>
+      </w:r>
+      <w:proofErr w:type="spellStart"/>
+      <w:r>
+        <w:rPr>
+          <w:lang w:val="en-US"/>
+        </w:rPr>
+        <w:t>s.f.</w:t>
+      </w:r>
+      <w:proofErr w:type="spellEnd"/>
+      <w:r>
+        <w:rPr>
+          <w:lang w:val="en-US"/>
+        </w:rPr>
+        <w:t xml:space="preserve">). </w:t>
       </w:r>
       <w:r>
         <w:rPr>
@@ -14401,12 +14958,30 @@
           <w:iCs/>
           <w:lang w:val="en-US"/>
         </w:rPr>
-        <w:t>Intel® oneAPI AI Analytics Toolkit</w:t>
-      </w:r>
-      <w:r>
-        <w:rPr>
+        <w:t xml:space="preserve">Intel® </w:t>
+      </w:r>
+      <w:proofErr w:type="spellStart"/>
+      <w:r>
+        <w:rPr>
+          <w:i/>
+          <w:iCs/>
           <w:lang w:val="en-US"/>
         </w:rPr>
+        <w:t>oneAPI</w:t>
+      </w:r>
+      <w:proofErr w:type="spellEnd"/>
+      <w:r>
+        <w:rPr>
+          <w:i/>
+          <w:iCs/>
+          <w:lang w:val="en-US"/>
+        </w:rPr>
+        <w:t xml:space="preserve"> AI Analytics Toolkit</w:t>
+      </w:r>
+      <w:r>
+        <w:rPr>
+          <w:lang w:val="en-US"/>
+        </w:rPr>
         <w:t>.</w:t>
       </w:r>
     </w:p>
@@ -14424,7 +14999,7 @@
           <w:lang w:val="es-ES_tradnl"/>
         </w:rPr>
       </w:pPr>
-      <w:bookmarkStart w:id="13" w:name="_Toc224478077"/>
+      <w:bookmarkStart w:id="13" w:name="_Toc226377248"/>
       <w:r>
         <w:rPr>
           <w:lang w:val="es-ES_tradnl"/>
@@ -14595,8 +15170,16 @@
               <w:rPr>
                 <w:lang w:val="es-ES_tradnl"/>
               </w:rPr>
-              <w:t>Liliana Victoria Morales Gualdrón</w:t>
-            </w:r>
+              <w:t xml:space="preserve">Liliana Victoria Morales </w:t>
+            </w:r>
+            <w:proofErr w:type="spellStart"/>
+            <w:r>
+              <w:rPr>
+                <w:lang w:val="es-ES_tradnl"/>
+              </w:rPr>
+              <w:t>Gualdrón</w:t>
+            </w:r>
+            <w:proofErr w:type="spellEnd"/>
           </w:p>
         </w:tc>
         <w:tc>
@@ -14651,7 +15234,15 @@
               </w:rPr>
             </w:pPr>
             <w:r>
-              <w:t>Ronald Alexander Vacca Ascanio</w:t>
+              <w:t xml:space="preserve">Ronald Alexander </w:t>
+            </w:r>
+            <w:proofErr w:type="spellStart"/>
+            <w:r>
+              <w:t>Vacca</w:t>
+            </w:r>
+            <w:proofErr w:type="spellEnd"/>
+            <w:r>
+              <w:t xml:space="preserve"> Ascanio</w:t>
             </w:r>
           </w:p>
         </w:tc>
@@ -14857,7 +15448,15 @@
               </w:rPr>
             </w:pPr>
             <w:r>
-              <w:t>Gloria Lida Alzate Suarez</w:t>
+              <w:t xml:space="preserve">Gloria Lida </w:t>
+            </w:r>
+            <w:proofErr w:type="spellStart"/>
+            <w:r>
+              <w:t>Alzate</w:t>
+            </w:r>
+            <w:proofErr w:type="spellEnd"/>
+            <w:r>
+              <w:t xml:space="preserve"> Suarez</w:t>
             </w:r>
           </w:p>
         </w:tc>
@@ -14872,8 +15471,13 @@
                 <w:lang w:val="es-ES_tradnl"/>
               </w:rPr>
             </w:pPr>
-            <w:r>
-              <w:t>Adecuador instruccional</w:t>
+            <w:proofErr w:type="spellStart"/>
+            <w:r>
+              <w:t>Adecuador</w:t>
+            </w:r>
+            <w:proofErr w:type="spellEnd"/>
+            <w:r>
+              <w:t xml:space="preserve"> instruccional</w:t>
             </w:r>
           </w:p>
         </w:tc>
@@ -15010,8 +15614,13 @@
               </w:rPr>
             </w:pPr>
             <w:r>
-              <w:t>Adriana Marcela Suarez Eljure</w:t>
-            </w:r>
+              <w:t xml:space="preserve">Adriana Marcela Suarez </w:t>
+            </w:r>
+            <w:proofErr w:type="spellStart"/>
+            <w:r>
+              <w:t>Eljure</w:t>
+            </w:r>
+            <w:proofErr w:type="spellEnd"/>
           </w:p>
         </w:tc>
         <w:tc>
@@ -15100,8 +15709,13 @@
             <w:pPr>
               <w:pStyle w:val="TextoTablas"/>
             </w:pPr>
-            <w:r>
-              <w:t>Zuleidy María Ruiz Torres</w:t>
+            <w:proofErr w:type="spellStart"/>
+            <w:r>
+              <w:t>Zuleidy</w:t>
+            </w:r>
+            <w:proofErr w:type="spellEnd"/>
+            <w:r>
+              <w:t xml:space="preserve"> María Ruiz Torres</w:t>
             </w:r>
           </w:p>
         </w:tc>
@@ -15270,8 +15884,13 @@
             <w:pPr>
               <w:pStyle w:val="TextoTablas"/>
             </w:pPr>
-            <w:r>
-              <w:t>Leyson Fabián Castaño Pérez</w:t>
+            <w:proofErr w:type="spellStart"/>
+            <w:r>
+              <w:t>Leyson</w:t>
+            </w:r>
+            <w:proofErr w:type="spellEnd"/>
+            <w:r>
+              <w:t xml:space="preserve"> Fabián Castaño Pérez</w:t>
             </w:r>
           </w:p>
         </w:tc>
@@ -15416,8 +16035,13 @@
               <w:pStyle w:val="TextoTablas"/>
             </w:pPr>
             <w:r>
-              <w:t>Desarrollador Fullstack</w:t>
-            </w:r>
+              <w:t xml:space="preserve">Desarrollador </w:t>
+            </w:r>
+            <w:proofErr w:type="spellStart"/>
+            <w:r>
+              <w:t>Fullstack</w:t>
+            </w:r>
+            <w:proofErr w:type="spellEnd"/>
           </w:p>
         </w:tc>
         <w:tc>
@@ -15572,8 +16196,21 @@
             <w:pPr>
               <w:pStyle w:val="TextoTablas"/>
             </w:pPr>
-            <w:r>
-              <w:t>Anyerson Wilfredo Pizo Ossa</w:t>
+            <w:proofErr w:type="spellStart"/>
+            <w:r>
+              <w:t>Anyerson</w:t>
+            </w:r>
+            <w:proofErr w:type="spellEnd"/>
+            <w:r>
+              <w:t xml:space="preserve"> Wilfredo </w:t>
+            </w:r>
+            <w:proofErr w:type="spellStart"/>
+            <w:r>
+              <w:t>Pizo</w:t>
+            </w:r>
+            <w:proofErr w:type="spellEnd"/>
+            <w:r>
+              <w:t xml:space="preserve"> Ossa</w:t>
             </w:r>
           </w:p>
         </w:tc>
@@ -15615,8 +16252,8 @@
       </w:pPr>
     </w:p>
     <w:sectPr>
-      <w:headerReference w:type="default" r:id="rId34"/>
-      <w:footerReference w:type="default" r:id="rId35"/>
+      <w:headerReference w:type="default" r:id="rId31"/>
+      <w:footerReference w:type="default" r:id="rId32"/>
       <w:pgSz w:w="12240" w:h="15840"/>
       <w:pgMar w:top="1701" w:right="1134" w:bottom="1134" w:left="1134" w:header="709" w:footer="737" w:gutter="0"/>
       <w:pgNumType w:start="3"/>
@@ -15778,7 +16415,7 @@
                 </wp:anchor>
               </w:drawing>
             </mc:Choice>
-            <mc:Fallback xmlns:w16sdtdh="http://schemas.microsoft.com/office/word/2020/wordml/sdtdatahash">
+            <mc:Fallback>
               <w:pict>
                 <v:shapetype w14:anchorId="797C42AF" id="_x0000_t202" coordsize="21600,21600" o:spt="202" path="m,l,21600r21600,l21600,xe">
                   <v:stroke joinstyle="miter"/>
@@ -21677,6 +22314,10 @@
 </file>
 
 <file path=customXml/item1.xml><?xml version="1.0" encoding="utf-8"?>
+<b:Sources xmlns:b="http://schemas.openxmlformats.org/officeDocument/2006/bibliography" xmlns="http://schemas.openxmlformats.org/officeDocument/2006/bibliography" SelectedStyle="\APASixthEditionOfficeOnline.xsl" StyleName="APA" Version="6"/>
+</file>
+
+<file path=customXml/item2.xml><?xml version="1.0" encoding="utf-8"?>
 <?mso-contentType ?>
 <FormTemplates xmlns="http://schemas.microsoft.com/sharepoint/v3/contenttype/forms">
   <Display>DocumentLibraryForm</Display>
@@ -21685,30 +22326,7 @@
 </FormTemplates>
 </file>
 
-<file path=customXml/item2.xml><?xml version="1.0" encoding="utf-8"?>
-<b:Sources xmlns:b="http://schemas.openxmlformats.org/officeDocument/2006/bibliography" xmlns="http://schemas.openxmlformats.org/officeDocument/2006/bibliography" SelectedStyle="\APASixthEditionOfficeOnline.xsl" StyleName="APA" Version="6"/>
-</file>
-
 <file path=customXml/item3.xml><?xml version="1.0" encoding="utf-8"?>
-<p:properties xmlns:p="http://schemas.microsoft.com/office/2006/metadata/properties" xmlns:xsi="http://www.w3.org/2001/XMLSchema-instance" xmlns:pc="http://schemas.microsoft.com/office/infopath/2007/PartnerControls">
-  <documentManagement>
-    <TaxCatchAll xmlns="13c90a0b-73bc-4dc0-be5f-28d77b615beb" xsi:nil="true"/>
-    <lcf76f155ced4ddcb4097134ff3c332f xmlns="13c93bba-48ce-428c-bfe5-88b42c19b028">
-      <Terms xmlns="http://schemas.microsoft.com/office/infopath/2007/PartnerControls"/>
-    </lcf76f155ced4ddcb4097134ff3c332f>
-    <SharedWithUsers xmlns="13c90a0b-73bc-4dc0-be5f-28d77b615beb">
-      <UserInfo>
-        <DisplayName/>
-        <AccountId xsi:nil="true"/>
-        <AccountType/>
-      </UserInfo>
-    </SharedWithUsers>
-    <MediaLengthInSeconds xmlns="13c93bba-48ce-428c-bfe5-88b42c19b028" xsi:nil="true"/>
-  </documentManagement>
-</p:properties>
-</file>
-
-<file path=customXml/item4.xml><?xml version="1.0" encoding="utf-8"?>
 <ct:contentTypeSchema xmlns:ct="http://schemas.microsoft.com/office/2006/metadata/contentType" xmlns:ma="http://schemas.microsoft.com/office/2006/metadata/properties/metaAttributes" ct:_="" ma:_="" ma:contentTypeName="Documento" ma:contentTypeID="0x0101006A81D6BD42E8DF4C91013959704817E1" ma:contentTypeVersion="15" ma:contentTypeDescription="Crear nuevo documento." ma:contentTypeScope="" ma:versionID="bf4f72ffd194f0963ff564daca6869f7">
   <xsd:schema xmlns:xsd="http://www.w3.org/2001/XMLSchema" xmlns:xs="http://www.w3.org/2001/XMLSchema" xmlns:p="http://schemas.microsoft.com/office/2006/metadata/properties" xmlns:ns2="13c90a0b-73bc-4dc0-be5f-28d77b615beb" xmlns:ns3="13c93bba-48ce-428c-bfe5-88b42c19b028" targetNamespace="http://schemas.microsoft.com/office/2006/metadata/properties" ma:root="true" ma:fieldsID="8718d6f4873a5b1392a45044efa78385" ns2:_="" ns3:_="">
     <xsd:import namespace="13c90a0b-73bc-4dc0-be5f-28d77b615beb"/>
@@ -21943,7 +22561,34 @@
 </ct:contentTypeSchema>
 </file>
 
+<file path=customXml/item4.xml><?xml version="1.0" encoding="utf-8"?>
+<p:properties xmlns:p="http://schemas.microsoft.com/office/2006/metadata/properties" xmlns:xsi="http://www.w3.org/2001/XMLSchema-instance" xmlns:pc="http://schemas.microsoft.com/office/infopath/2007/PartnerControls">
+  <documentManagement>
+    <TaxCatchAll xmlns="13c90a0b-73bc-4dc0-be5f-28d77b615beb" xsi:nil="true"/>
+    <lcf76f155ced4ddcb4097134ff3c332f xmlns="13c93bba-48ce-428c-bfe5-88b42c19b028">
+      <Terms xmlns="http://schemas.microsoft.com/office/infopath/2007/PartnerControls"/>
+    </lcf76f155ced4ddcb4097134ff3c332f>
+    <SharedWithUsers xmlns="13c90a0b-73bc-4dc0-be5f-28d77b615beb">
+      <UserInfo>
+        <DisplayName/>
+        <AccountId xsi:nil="true"/>
+        <AccountType/>
+      </UserInfo>
+    </SharedWithUsers>
+    <MediaLengthInSeconds xmlns="13c93bba-48ce-428c-bfe5-88b42c19b028" xsi:nil="true"/>
+  </documentManagement>
+</p:properties>
+</file>
+
 <file path=customXml/itemProps1.xml><?xml version="1.0" encoding="utf-8"?>
+<ds:datastoreItem xmlns:ds="http://schemas.openxmlformats.org/officeDocument/2006/customXml" ds:itemID="{C4FE3644-A172-425B-BA94-37EE48298D04}">
+  <ds:schemaRefs>
+    <ds:schemaRef ds:uri="http://schemas.openxmlformats.org/officeDocument/2006/bibliography"/>
+  </ds:schemaRefs>
+</ds:datastoreItem>
+</file>
+
+<file path=customXml/itemProps2.xml><?xml version="1.0" encoding="utf-8"?>
 <ds:datastoreItem xmlns:ds="http://schemas.openxmlformats.org/officeDocument/2006/customXml" ds:itemID="{27EA958B-BAD7-421E-A898-B9035F342F74}">
   <ds:schemaRefs>
     <ds:schemaRef ds:uri="http://schemas.microsoft.com/sharepoint/v3/contenttype/forms"/>
@@ -21951,26 +22596,7 @@
 </ds:datastoreItem>
 </file>
 
-<file path=customXml/itemProps2.xml><?xml version="1.0" encoding="utf-8"?>
-<ds:datastoreItem xmlns:ds="http://schemas.openxmlformats.org/officeDocument/2006/customXml" ds:itemID="{C4FE3644-A172-425B-BA94-37EE48298D04}">
-  <ds:schemaRefs>
-    <ds:schemaRef ds:uri="http://schemas.openxmlformats.org/officeDocument/2006/bibliography"/>
-  </ds:schemaRefs>
-</ds:datastoreItem>
-</file>
-
 <file path=customXml/itemProps3.xml><?xml version="1.0" encoding="utf-8"?>
-<ds:datastoreItem xmlns:ds="http://schemas.openxmlformats.org/officeDocument/2006/customXml" ds:itemID="{0FBEDED5-F073-4D18-8F4D-A7469DDE68FA}">
-  <ds:schemaRefs>
-    <ds:schemaRef ds:uri="http://schemas.microsoft.com/office/2006/metadata/properties"/>
-    <ds:schemaRef ds:uri="http://schemas.microsoft.com/office/infopath/2007/PartnerControls"/>
-    <ds:schemaRef ds:uri="13c90a0b-73bc-4dc0-be5f-28d77b615beb"/>
-    <ds:schemaRef ds:uri="13c93bba-48ce-428c-bfe5-88b42c19b028"/>
-  </ds:schemaRefs>
-</ds:datastoreItem>
-</file>
-
-<file path=customXml/itemProps4.xml><?xml version="1.0" encoding="utf-8"?>
 <ds:datastoreItem xmlns:ds="http://schemas.openxmlformats.org/officeDocument/2006/customXml" ds:itemID="{0840C249-79D6-488E-9CC1-9F0ED5C326F1}">
   <ds:schemaRefs>
     <ds:schemaRef ds:uri="http://schemas.microsoft.com/office/2006/metadata/contentType"/>
@@ -21987,4 +22613,15 @@
     <ds:schemaRef ds:uri="http://schemas.microsoft.com/internal/obd"/>
   </ds:schemaRefs>
 </ds:datastoreItem>
+</file>
+
+<file path=customXml/itemProps4.xml><?xml version="1.0" encoding="utf-8"?>
+<ds:datastoreItem xmlns:ds="http://schemas.openxmlformats.org/officeDocument/2006/customXml" ds:itemID="{0FBEDED5-F073-4D18-8F4D-A7469DDE68FA}">
+  <ds:schemaRefs>
+    <ds:schemaRef ds:uri="http://schemas.microsoft.com/office/2006/metadata/properties"/>
+    <ds:schemaRef ds:uri="http://schemas.microsoft.com/office/infopath/2007/PartnerControls"/>
+    <ds:schemaRef ds:uri="13c90a0b-73bc-4dc0-be5f-28d77b615beb"/>
+    <ds:schemaRef ds:uri="13c93bba-48ce-428c-bfe5-88b42c19b028"/>
+  </ds:schemaRefs>
+</ds:datastoreItem>
 </file>